--- a/report/PM25_Northern_Thailand_Report.docx
+++ b/report/PM25_Northern_Thailand_Report.docx
@@ -39,7 +39,7 @@
     </w:p>
     <w:p>
       <w:pPr>
-        <w:spacing w:after="60" w:line="252"/>
+        <w:spacing w:after="60" w:line="246"/>
       </w:pPr>
       <w:r>
         <w:rPr>
@@ -53,7 +53,7 @@
     </w:p>
     <w:p>
       <w:pPr>
-        <w:spacing w:after="40" w:line="252"/>
+        <w:spacing w:after="40" w:line="246"/>
       </w:pPr>
       <w:r>
         <w:rPr>
@@ -98,7 +98,7 @@
     </w:p>
     <w:p>
       <w:pPr>
-        <w:spacing w:after="300" w:line="252"/>
+        <w:spacing w:after="300" w:line="246"/>
       </w:pPr>
       <w:r>
         <w:rPr>
@@ -152,7 +152,7 @@
     </w:p>
     <w:p>
       <w:pPr>
-        <w:spacing w:after="100" w:line="252"/>
+        <w:spacing w:after="90" w:line="246"/>
       </w:pPr>
       <w:r>
         <w:rPr>
@@ -249,7 +249,7 @@
           </w:tcPr>
           <w:p>
             <w:pPr>
-              <w:spacing w:after="0" w:line="228"/>
+              <w:spacing w:after="0" w:line="222"/>
               <w:jc w:val="left"/>
             </w:pPr>
             <w:r>
@@ -278,7 +278,7 @@
           </w:tcPr>
           <w:p>
             <w:pPr>
-              <w:spacing w:after="0" w:line="228"/>
+              <w:spacing w:after="0" w:line="222"/>
               <w:jc w:val="left"/>
             </w:pPr>
             <w:r>
@@ -307,7 +307,7 @@
           </w:tcPr>
           <w:p>
             <w:pPr>
-              <w:spacing w:after="0" w:line="228"/>
+              <w:spacing w:after="0" w:line="222"/>
               <w:jc w:val="left"/>
             </w:pPr>
             <w:r>
@@ -340,7 +340,7 @@
           </w:tcPr>
           <w:p>
             <w:pPr>
-              <w:spacing w:after="0" w:line="228"/>
+              <w:spacing w:after="0" w:line="222"/>
               <w:jc w:val="left"/>
             </w:pPr>
             <w:r>
@@ -368,7 +368,7 @@
           </w:tcPr>
           <w:p>
             <w:pPr>
-              <w:spacing w:after="0" w:line="228"/>
+              <w:spacing w:after="0" w:line="222"/>
               <w:jc w:val="left"/>
             </w:pPr>
             <w:r>
@@ -396,7 +396,7 @@
           </w:tcPr>
           <w:p>
             <w:pPr>
-              <w:spacing w:after="0" w:line="228"/>
+              <w:spacing w:after="0" w:line="222"/>
               <w:jc w:val="left"/>
             </w:pPr>
             <w:r>
@@ -429,7 +429,7 @@
           </w:tcPr>
           <w:p>
             <w:pPr>
-              <w:spacing w:after="0" w:line="228"/>
+              <w:spacing w:after="0" w:line="222"/>
               <w:jc w:val="left"/>
             </w:pPr>
             <w:r>
@@ -457,7 +457,7 @@
           </w:tcPr>
           <w:p>
             <w:pPr>
-              <w:spacing w:after="0" w:line="228"/>
+              <w:spacing w:after="0" w:line="222"/>
               <w:jc w:val="left"/>
             </w:pPr>
             <w:r>
@@ -485,7 +485,7 @@
           </w:tcPr>
           <w:p>
             <w:pPr>
-              <w:spacing w:after="0" w:line="228"/>
+              <w:spacing w:after="0" w:line="222"/>
               <w:jc w:val="left"/>
             </w:pPr>
             <w:r>
@@ -518,7 +518,7 @@
           </w:tcPr>
           <w:p>
             <w:pPr>
-              <w:spacing w:after="0" w:line="228"/>
+              <w:spacing w:after="0" w:line="222"/>
               <w:jc w:val="left"/>
             </w:pPr>
             <w:r>
@@ -546,7 +546,7 @@
           </w:tcPr>
           <w:p>
             <w:pPr>
-              <w:spacing w:after="0" w:line="228"/>
+              <w:spacing w:after="0" w:line="222"/>
               <w:jc w:val="left"/>
             </w:pPr>
             <w:r>
@@ -574,7 +574,7 @@
           </w:tcPr>
           <w:p>
             <w:pPr>
-              <w:spacing w:after="0" w:line="228"/>
+              <w:spacing w:after="0" w:line="222"/>
               <w:jc w:val="left"/>
             </w:pPr>
             <w:r>
@@ -594,7 +594,7 @@
     </w:tbl>
     <w:p>
       <w:pPr>
-        <w:spacing w:after="190" w:line="252"/>
+        <w:spacing w:after="190" w:line="246"/>
       </w:pPr>
       <w:r>
         <w:rPr>
@@ -659,7 +659,7 @@
           </w:tcPr>
           <w:p>
             <w:pPr>
-              <w:spacing w:after="0" w:line="228"/>
+              <w:spacing w:after="0" w:line="222"/>
               <w:jc w:val="left"/>
             </w:pPr>
             <w:r>
@@ -688,7 +688,7 @@
           </w:tcPr>
           <w:p>
             <w:pPr>
-              <w:spacing w:after="0" w:line="228"/>
+              <w:spacing w:after="0" w:line="222"/>
               <w:jc w:val="left"/>
             </w:pPr>
             <w:r>
@@ -717,7 +717,7 @@
           </w:tcPr>
           <w:p>
             <w:pPr>
-              <w:spacing w:after="0" w:line="228"/>
+              <w:spacing w:after="0" w:line="222"/>
               <w:jc w:val="left"/>
             </w:pPr>
             <w:r>
@@ -750,7 +750,7 @@
           </w:tcPr>
           <w:p>
             <w:pPr>
-              <w:spacing w:after="0" w:line="228"/>
+              <w:spacing w:after="0" w:line="222"/>
               <w:jc w:val="left"/>
             </w:pPr>
             <w:r>
@@ -778,7 +778,7 @@
           </w:tcPr>
           <w:p>
             <w:pPr>
-              <w:spacing w:after="0" w:line="228"/>
+              <w:spacing w:after="0" w:line="222"/>
               <w:jc w:val="left"/>
             </w:pPr>
             <w:r>
@@ -806,7 +806,7 @@
           </w:tcPr>
           <w:p>
             <w:pPr>
-              <w:spacing w:after="0" w:line="228"/>
+              <w:spacing w:after="0" w:line="222"/>
               <w:jc w:val="left"/>
             </w:pPr>
             <w:r>
@@ -839,7 +839,7 @@
           </w:tcPr>
           <w:p>
             <w:pPr>
-              <w:spacing w:after="0" w:line="228"/>
+              <w:spacing w:after="0" w:line="222"/>
               <w:jc w:val="left"/>
             </w:pPr>
             <w:r>
@@ -867,7 +867,7 @@
           </w:tcPr>
           <w:p>
             <w:pPr>
-              <w:spacing w:after="0" w:line="228"/>
+              <w:spacing w:after="0" w:line="222"/>
               <w:jc w:val="left"/>
             </w:pPr>
             <w:r>
@@ -895,7 +895,7 @@
           </w:tcPr>
           <w:p>
             <w:pPr>
-              <w:spacing w:after="0" w:line="228"/>
+              <w:spacing w:after="0" w:line="222"/>
               <w:jc w:val="left"/>
             </w:pPr>
             <w:r>
@@ -928,7 +928,7 @@
           </w:tcPr>
           <w:p>
             <w:pPr>
-              <w:spacing w:after="0" w:line="228"/>
+              <w:spacing w:after="0" w:line="222"/>
               <w:jc w:val="left"/>
             </w:pPr>
             <w:r>
@@ -956,7 +956,7 @@
           </w:tcPr>
           <w:p>
             <w:pPr>
-              <w:spacing w:after="0" w:line="228"/>
+              <w:spacing w:after="0" w:line="222"/>
               <w:jc w:val="left"/>
             </w:pPr>
             <w:r>
@@ -984,7 +984,7 @@
           </w:tcPr>
           <w:p>
             <w:pPr>
-              <w:spacing w:after="0" w:line="228"/>
+              <w:spacing w:after="0" w:line="222"/>
               <w:jc w:val="left"/>
             </w:pPr>
             <w:r>
@@ -1017,7 +1017,7 @@
           </w:tcPr>
           <w:p>
             <w:pPr>
-              <w:spacing w:after="0" w:line="228"/>
+              <w:spacing w:after="0" w:line="222"/>
               <w:jc w:val="left"/>
             </w:pPr>
             <w:r>
@@ -1045,7 +1045,7 @@
           </w:tcPr>
           <w:p>
             <w:pPr>
-              <w:spacing w:after="0" w:line="228"/>
+              <w:spacing w:after="0" w:line="222"/>
               <w:jc w:val="left"/>
             </w:pPr>
             <w:r>
@@ -1073,7 +1073,7 @@
           </w:tcPr>
           <w:p>
             <w:pPr>
-              <w:spacing w:after="0" w:line="228"/>
+              <w:spacing w:after="0" w:line="222"/>
               <w:jc w:val="left"/>
             </w:pPr>
             <w:r>
@@ -1106,7 +1106,7 @@
           </w:tcPr>
           <w:p>
             <w:pPr>
-              <w:spacing w:after="0" w:line="228"/>
+              <w:spacing w:after="0" w:line="222"/>
               <w:jc w:val="left"/>
             </w:pPr>
             <w:r>
@@ -1134,7 +1134,7 @@
           </w:tcPr>
           <w:p>
             <w:pPr>
-              <w:spacing w:after="0" w:line="228"/>
+              <w:spacing w:after="0" w:line="222"/>
               <w:jc w:val="left"/>
             </w:pPr>
             <w:r>
@@ -1162,7 +1162,7 @@
           </w:tcPr>
           <w:p>
             <w:pPr>
-              <w:spacing w:after="0" w:line="228"/>
+              <w:spacing w:after="0" w:line="222"/>
               <w:jc w:val="left"/>
             </w:pPr>
             <w:r>
@@ -1195,7 +1195,7 @@
           </w:tcPr>
           <w:p>
             <w:pPr>
-              <w:spacing w:after="0" w:line="228"/>
+              <w:spacing w:after="0" w:line="222"/>
               <w:jc w:val="left"/>
             </w:pPr>
             <w:r>
@@ -1223,7 +1223,7 @@
           </w:tcPr>
           <w:p>
             <w:pPr>
-              <w:spacing w:after="0" w:line="228"/>
+              <w:spacing w:after="0" w:line="222"/>
               <w:jc w:val="left"/>
             </w:pPr>
             <w:r>
@@ -1251,7 +1251,7 @@
           </w:tcPr>
           <w:p>
             <w:pPr>
-              <w:spacing w:after="0" w:line="228"/>
+              <w:spacing w:after="0" w:line="222"/>
               <w:jc w:val="left"/>
             </w:pPr>
             <w:r>
@@ -1271,7 +1271,7 @@
     </w:tbl>
     <w:p>
       <w:pPr>
-        <w:spacing w:after="190" w:line="252"/>
+        <w:spacing w:after="190" w:line="246"/>
       </w:pPr>
       <w:r>
         <w:rPr>
@@ -1336,7 +1336,7 @@
           </w:tcPr>
           <w:p>
             <w:pPr>
-              <w:spacing w:after="0" w:line="228"/>
+              <w:spacing w:after="0" w:line="222"/>
               <w:jc w:val="left"/>
             </w:pPr>
             <w:r>
@@ -1365,7 +1365,7 @@
           </w:tcPr>
           <w:p>
             <w:pPr>
-              <w:spacing w:after="0" w:line="228"/>
+              <w:spacing w:after="0" w:line="222"/>
               <w:jc w:val="left"/>
             </w:pPr>
             <w:r>
@@ -1394,7 +1394,7 @@
           </w:tcPr>
           <w:p>
             <w:pPr>
-              <w:spacing w:after="0" w:line="228"/>
+              <w:spacing w:after="0" w:line="222"/>
               <w:jc w:val="left"/>
             </w:pPr>
             <w:r>
@@ -1427,7 +1427,7 @@
           </w:tcPr>
           <w:p>
             <w:pPr>
-              <w:spacing w:after="0" w:line="228"/>
+              <w:spacing w:after="0" w:line="222"/>
               <w:jc w:val="left"/>
             </w:pPr>
             <w:r>
@@ -1455,7 +1455,7 @@
           </w:tcPr>
           <w:p>
             <w:pPr>
-              <w:spacing w:after="0" w:line="228"/>
+              <w:spacing w:after="0" w:line="222"/>
               <w:jc w:val="left"/>
             </w:pPr>
             <w:r>
@@ -1483,7 +1483,7 @@
           </w:tcPr>
           <w:p>
             <w:pPr>
-              <w:spacing w:after="0" w:line="228"/>
+              <w:spacing w:after="0" w:line="222"/>
               <w:jc w:val="left"/>
             </w:pPr>
             <w:r>
@@ -1516,7 +1516,7 @@
           </w:tcPr>
           <w:p>
             <w:pPr>
-              <w:spacing w:after="0" w:line="228"/>
+              <w:spacing w:after="0" w:line="222"/>
               <w:jc w:val="left"/>
             </w:pPr>
             <w:r>
@@ -1544,7 +1544,7 @@
           </w:tcPr>
           <w:p>
             <w:pPr>
-              <w:spacing w:after="0" w:line="228"/>
+              <w:spacing w:after="0" w:line="222"/>
               <w:jc w:val="left"/>
             </w:pPr>
             <w:r>
@@ -1572,7 +1572,7 @@
           </w:tcPr>
           <w:p>
             <w:pPr>
-              <w:spacing w:after="0" w:line="228"/>
+              <w:spacing w:after="0" w:line="222"/>
               <w:jc w:val="left"/>
             </w:pPr>
             <w:r>
@@ -1605,7 +1605,7 @@
           </w:tcPr>
           <w:p>
             <w:pPr>
-              <w:spacing w:after="0" w:line="228"/>
+              <w:spacing w:after="0" w:line="222"/>
               <w:jc w:val="left"/>
             </w:pPr>
             <w:r>
@@ -1633,7 +1633,7 @@
           </w:tcPr>
           <w:p>
             <w:pPr>
-              <w:spacing w:after="0" w:line="228"/>
+              <w:spacing w:after="0" w:line="222"/>
               <w:jc w:val="left"/>
             </w:pPr>
             <w:r>
@@ -1661,7 +1661,7 @@
           </w:tcPr>
           <w:p>
             <w:pPr>
-              <w:spacing w:after="0" w:line="228"/>
+              <w:spacing w:after="0" w:line="222"/>
               <w:jc w:val="left"/>
             </w:pPr>
             <w:r>
@@ -1694,7 +1694,7 @@
           </w:tcPr>
           <w:p>
             <w:pPr>
-              <w:spacing w:after="0" w:line="228"/>
+              <w:spacing w:after="0" w:line="222"/>
               <w:jc w:val="left"/>
             </w:pPr>
             <w:r>
@@ -1722,7 +1722,7 @@
           </w:tcPr>
           <w:p>
             <w:pPr>
-              <w:spacing w:after="0" w:line="228"/>
+              <w:spacing w:after="0" w:line="222"/>
               <w:jc w:val="left"/>
             </w:pPr>
             <w:r>
@@ -1750,7 +1750,7 @@
           </w:tcPr>
           <w:p>
             <w:pPr>
-              <w:spacing w:after="0" w:line="228"/>
+              <w:spacing w:after="0" w:line="222"/>
               <w:jc w:val="left"/>
             </w:pPr>
             <w:r>
@@ -1783,7 +1783,7 @@
           </w:tcPr>
           <w:p>
             <w:pPr>
-              <w:spacing w:after="0" w:line="228"/>
+              <w:spacing w:after="0" w:line="222"/>
               <w:jc w:val="left"/>
             </w:pPr>
             <w:r>
@@ -1811,7 +1811,7 @@
           </w:tcPr>
           <w:p>
             <w:pPr>
-              <w:spacing w:after="0" w:line="228"/>
+              <w:spacing w:after="0" w:line="222"/>
               <w:jc w:val="left"/>
             </w:pPr>
             <w:r>
@@ -1839,7 +1839,7 @@
           </w:tcPr>
           <w:p>
             <w:pPr>
-              <w:spacing w:after="0" w:line="228"/>
+              <w:spacing w:after="0" w:line="222"/>
               <w:jc w:val="left"/>
             </w:pPr>
             <w:r>
@@ -1876,7 +1876,7 @@
     </w:p>
     <w:p>
       <w:pPr>
-        <w:spacing w:after="100" w:line="252"/>
+        <w:spacing w:after="90" w:line="246"/>
       </w:pPr>
       <w:r>
         <w:rPr>
@@ -1910,7 +1910,7 @@
     </w:p>
     <w:p>
       <w:pPr>
-        <w:spacing w:after="100" w:line="252"/>
+        <w:spacing w:after="90" w:line="246"/>
       </w:pPr>
       <w:r>
         <w:rPr>
@@ -2029,7 +2029,7 @@
           </w:tcPr>
           <w:p>
             <w:pPr>
-              <w:spacing w:after="0" w:line="228"/>
+              <w:spacing w:after="0" w:line="222"/>
               <w:jc w:val="left"/>
             </w:pPr>
             <w:r>
@@ -2058,7 +2058,7 @@
           </w:tcPr>
           <w:p>
             <w:pPr>
-              <w:spacing w:after="0" w:line="228"/>
+              <w:spacing w:after="0" w:line="222"/>
               <w:jc w:val="left"/>
             </w:pPr>
             <w:r>
@@ -2091,7 +2091,7 @@
           </w:tcPr>
           <w:p>
             <w:pPr>
-              <w:spacing w:after="0" w:line="228"/>
+              <w:spacing w:after="0" w:line="222"/>
               <w:jc w:val="left"/>
             </w:pPr>
             <w:r>
@@ -2119,7 +2119,7 @@
           </w:tcPr>
           <w:p>
             <w:pPr>
-              <w:spacing w:after="0" w:line="228"/>
+              <w:spacing w:after="0" w:line="222"/>
               <w:jc w:val="left"/>
             </w:pPr>
             <w:r>
@@ -2152,7 +2152,7 @@
           </w:tcPr>
           <w:p>
             <w:pPr>
-              <w:spacing w:after="0" w:line="228"/>
+              <w:spacing w:after="0" w:line="222"/>
               <w:jc w:val="left"/>
             </w:pPr>
             <w:r>
@@ -2180,7 +2180,7 @@
           </w:tcPr>
           <w:p>
             <w:pPr>
-              <w:spacing w:after="0" w:line="228"/>
+              <w:spacing w:after="0" w:line="222"/>
               <w:jc w:val="left"/>
             </w:pPr>
             <w:r>
@@ -2213,7 +2213,7 @@
           </w:tcPr>
           <w:p>
             <w:pPr>
-              <w:spacing w:after="0" w:line="228"/>
+              <w:spacing w:after="0" w:line="222"/>
               <w:jc w:val="left"/>
             </w:pPr>
             <w:r>
@@ -2241,7 +2241,7 @@
           </w:tcPr>
           <w:p>
             <w:pPr>
-              <w:spacing w:after="0" w:line="228"/>
+              <w:spacing w:after="0" w:line="222"/>
               <w:jc w:val="left"/>
             </w:pPr>
             <w:r>
@@ -2324,7 +2324,7 @@
           </w:tcPr>
           <w:p>
             <w:pPr>
-              <w:spacing w:after="0" w:line="228"/>
+              <w:spacing w:after="0" w:line="222"/>
               <w:jc w:val="left"/>
             </w:pPr>
             <w:r>
@@ -2353,7 +2353,7 @@
           </w:tcPr>
           <w:p>
             <w:pPr>
-              <w:spacing w:after="0" w:line="228"/>
+              <w:spacing w:after="0" w:line="222"/>
               <w:jc w:val="left"/>
             </w:pPr>
             <w:r>
@@ -2382,7 +2382,7 @@
           </w:tcPr>
           <w:p>
             <w:pPr>
-              <w:spacing w:after="0" w:line="228"/>
+              <w:spacing w:after="0" w:line="222"/>
               <w:jc w:val="left"/>
             </w:pPr>
             <w:r>
@@ -2415,7 +2415,7 @@
           </w:tcPr>
           <w:p>
             <w:pPr>
-              <w:spacing w:after="0" w:line="228"/>
+              <w:spacing w:after="0" w:line="222"/>
               <w:jc w:val="left"/>
             </w:pPr>
             <w:r>
@@ -2443,7 +2443,7 @@
           </w:tcPr>
           <w:p>
             <w:pPr>
-              <w:spacing w:after="0" w:line="228"/>
+              <w:spacing w:after="0" w:line="222"/>
               <w:jc w:val="left"/>
             </w:pPr>
             <w:r>
@@ -2471,7 +2471,7 @@
           </w:tcPr>
           <w:p>
             <w:pPr>
-              <w:spacing w:after="0" w:line="228"/>
+              <w:spacing w:after="0" w:line="222"/>
               <w:jc w:val="left"/>
             </w:pPr>
             <w:r>
@@ -2504,7 +2504,7 @@
           </w:tcPr>
           <w:p>
             <w:pPr>
-              <w:spacing w:after="0" w:line="228"/>
+              <w:spacing w:after="0" w:line="222"/>
               <w:jc w:val="left"/>
             </w:pPr>
             <w:r>
@@ -2532,7 +2532,7 @@
           </w:tcPr>
           <w:p>
             <w:pPr>
-              <w:spacing w:after="0" w:line="228"/>
+              <w:spacing w:after="0" w:line="222"/>
               <w:jc w:val="left"/>
             </w:pPr>
             <w:r>
@@ -2560,7 +2560,7 @@
           </w:tcPr>
           <w:p>
             <w:pPr>
-              <w:spacing w:after="0" w:line="228"/>
+              <w:spacing w:after="0" w:line="222"/>
               <w:jc w:val="left"/>
             </w:pPr>
             <w:r>
@@ -2593,7 +2593,7 @@
           </w:tcPr>
           <w:p>
             <w:pPr>
-              <w:spacing w:after="0" w:line="228"/>
+              <w:spacing w:after="0" w:line="222"/>
               <w:jc w:val="left"/>
             </w:pPr>
             <w:r>
@@ -2621,7 +2621,7 @@
           </w:tcPr>
           <w:p>
             <w:pPr>
-              <w:spacing w:after="0" w:line="228"/>
+              <w:spacing w:after="0" w:line="222"/>
               <w:jc w:val="left"/>
             </w:pPr>
             <w:r>
@@ -2649,7 +2649,7 @@
           </w:tcPr>
           <w:p>
             <w:pPr>
-              <w:spacing w:after="0" w:line="228"/>
+              <w:spacing w:after="0" w:line="222"/>
               <w:jc w:val="left"/>
             </w:pPr>
             <w:r>
@@ -2682,7 +2682,7 @@
           </w:tcPr>
           <w:p>
             <w:pPr>
-              <w:spacing w:after="0" w:line="228"/>
+              <w:spacing w:after="0" w:line="222"/>
               <w:jc w:val="left"/>
             </w:pPr>
             <w:r>
@@ -2710,7 +2710,7 @@
           </w:tcPr>
           <w:p>
             <w:pPr>
-              <w:spacing w:after="0" w:line="228"/>
+              <w:spacing w:after="0" w:line="222"/>
               <w:jc w:val="left"/>
             </w:pPr>
             <w:r>
@@ -2738,7 +2738,7 @@
           </w:tcPr>
           <w:p>
             <w:pPr>
-              <w:spacing w:after="0" w:line="228"/>
+              <w:spacing w:after="0" w:line="222"/>
               <w:jc w:val="left"/>
             </w:pPr>
             <w:r>
@@ -2771,7 +2771,7 @@
           </w:tcPr>
           <w:p>
             <w:pPr>
-              <w:spacing w:after="0" w:line="228"/>
+              <w:spacing w:after="0" w:line="222"/>
               <w:jc w:val="left"/>
             </w:pPr>
             <w:r>
@@ -2799,7 +2799,7 @@
           </w:tcPr>
           <w:p>
             <w:pPr>
-              <w:spacing w:after="0" w:line="228"/>
+              <w:spacing w:after="0" w:line="222"/>
               <w:jc w:val="left"/>
             </w:pPr>
             <w:r>
@@ -2827,7 +2827,7 @@
           </w:tcPr>
           <w:p>
             <w:pPr>
-              <w:spacing w:after="0" w:line="228"/>
+              <w:spacing w:after="0" w:line="222"/>
               <w:jc w:val="left"/>
             </w:pPr>
             <w:r>
@@ -2895,7 +2895,7 @@
     </w:p>
     <w:p>
       <w:pPr>
-        <w:spacing w:after="100" w:line="252"/>
+        <w:spacing w:after="90" w:line="246"/>
       </w:pPr>
       <w:r>
         <w:rPr>
@@ -2954,7 +2954,7 @@
           </w:tcPr>
           <w:p>
             <w:pPr>
-              <w:spacing w:after="0" w:line="228"/>
+              <w:spacing w:after="0" w:line="222"/>
               <w:jc w:val="left"/>
             </w:pPr>
             <w:r>
@@ -2983,7 +2983,7 @@
           </w:tcPr>
           <w:p>
             <w:pPr>
-              <w:spacing w:after="0" w:line="228"/>
+              <w:spacing w:after="0" w:line="222"/>
               <w:jc w:val="left"/>
             </w:pPr>
             <w:r>
@@ -3012,7 +3012,7 @@
           </w:tcPr>
           <w:p>
             <w:pPr>
-              <w:spacing w:after="0" w:line="228"/>
+              <w:spacing w:after="0" w:line="222"/>
               <w:jc w:val="left"/>
             </w:pPr>
             <w:r>
@@ -3041,7 +3041,7 @@
           </w:tcPr>
           <w:p>
             <w:pPr>
-              <w:spacing w:after="0" w:line="228"/>
+              <w:spacing w:after="0" w:line="222"/>
               <w:jc w:val="left"/>
             </w:pPr>
             <w:r>
@@ -3070,7 +3070,7 @@
           </w:tcPr>
           <w:p>
             <w:pPr>
-              <w:spacing w:after="0" w:line="228"/>
+              <w:spacing w:after="0" w:line="222"/>
               <w:jc w:val="left"/>
             </w:pPr>
             <w:r>
@@ -3103,7 +3103,7 @@
           </w:tcPr>
           <w:p>
             <w:pPr>
-              <w:spacing w:after="0" w:line="228"/>
+              <w:spacing w:after="0" w:line="222"/>
               <w:jc w:val="left"/>
             </w:pPr>
             <w:r>
@@ -3131,7 +3131,7 @@
           </w:tcPr>
           <w:p>
             <w:pPr>
-              <w:spacing w:after="0" w:line="228"/>
+              <w:spacing w:after="0" w:line="222"/>
               <w:jc w:val="left"/>
             </w:pPr>
             <w:r>
@@ -3160,7 +3160,7 @@
           </w:tcPr>
           <w:p>
             <w:pPr>
-              <w:spacing w:after="0" w:line="228"/>
+              <w:spacing w:after="0" w:line="222"/>
               <w:jc w:val="left"/>
             </w:pPr>
             <w:r>
@@ -3189,7 +3189,7 @@
           </w:tcPr>
           <w:p>
             <w:pPr>
-              <w:spacing w:after="0" w:line="228"/>
+              <w:spacing w:after="0" w:line="222"/>
               <w:jc w:val="left"/>
             </w:pPr>
             <w:r>
@@ -3217,7 +3217,7 @@
           </w:tcPr>
           <w:p>
             <w:pPr>
-              <w:spacing w:after="0" w:line="228"/>
+              <w:spacing w:after="0" w:line="222"/>
               <w:jc w:val="right"/>
             </w:pPr>
             <w:r>
@@ -3250,7 +3250,7 @@
           </w:tcPr>
           <w:p>
             <w:pPr>
-              <w:spacing w:after="0" w:line="228"/>
+              <w:spacing w:after="0" w:line="222"/>
               <w:jc w:val="left"/>
             </w:pPr>
             <w:r>
@@ -3278,7 +3278,7 @@
           </w:tcPr>
           <w:p>
             <w:pPr>
-              <w:spacing w:after="0" w:line="228"/>
+              <w:spacing w:after="0" w:line="222"/>
               <w:jc w:val="left"/>
             </w:pPr>
             <w:r>
@@ -3307,7 +3307,7 @@
           </w:tcPr>
           <w:p>
             <w:pPr>
-              <w:spacing w:after="0" w:line="228"/>
+              <w:spacing w:after="0" w:line="222"/>
               <w:jc w:val="left"/>
             </w:pPr>
             <w:r>
@@ -3336,7 +3336,7 @@
           </w:tcPr>
           <w:p>
             <w:pPr>
-              <w:spacing w:after="0" w:line="228"/>
+              <w:spacing w:after="0" w:line="222"/>
               <w:jc w:val="left"/>
             </w:pPr>
             <w:r>
@@ -3364,7 +3364,7 @@
           </w:tcPr>
           <w:p>
             <w:pPr>
-              <w:spacing w:after="0" w:line="228"/>
+              <w:spacing w:after="0" w:line="222"/>
               <w:jc w:val="right"/>
             </w:pPr>
             <w:r>
@@ -3397,7 +3397,7 @@
           </w:tcPr>
           <w:p>
             <w:pPr>
-              <w:spacing w:after="0" w:line="228"/>
+              <w:spacing w:after="0" w:line="222"/>
               <w:jc w:val="left"/>
             </w:pPr>
             <w:r>
@@ -3425,7 +3425,7 @@
           </w:tcPr>
           <w:p>
             <w:pPr>
-              <w:spacing w:after="0" w:line="228"/>
+              <w:spacing w:after="0" w:line="222"/>
               <w:jc w:val="left"/>
             </w:pPr>
             <w:r>
@@ -3454,7 +3454,7 @@
           </w:tcPr>
           <w:p>
             <w:pPr>
-              <w:spacing w:after="0" w:line="228"/>
+              <w:spacing w:after="0" w:line="222"/>
               <w:jc w:val="left"/>
             </w:pPr>
             <w:r>
@@ -3483,7 +3483,7 @@
           </w:tcPr>
           <w:p>
             <w:pPr>
-              <w:spacing w:after="0" w:line="228"/>
+              <w:spacing w:after="0" w:line="222"/>
               <w:jc w:val="left"/>
             </w:pPr>
             <w:r>
@@ -3511,7 +3511,7 @@
           </w:tcPr>
           <w:p>
             <w:pPr>
-              <w:spacing w:after="0" w:line="228"/>
+              <w:spacing w:after="0" w:line="222"/>
               <w:jc w:val="right"/>
             </w:pPr>
             <w:r>
@@ -3544,7 +3544,7 @@
           </w:tcPr>
           <w:p>
             <w:pPr>
-              <w:spacing w:after="0" w:line="228"/>
+              <w:spacing w:after="0" w:line="222"/>
               <w:jc w:val="left"/>
             </w:pPr>
             <w:r>
@@ -3572,7 +3572,7 @@
           </w:tcPr>
           <w:p>
             <w:pPr>
-              <w:spacing w:after="0" w:line="228"/>
+              <w:spacing w:after="0" w:line="222"/>
               <w:jc w:val="left"/>
             </w:pPr>
             <w:r>
@@ -3601,7 +3601,7 @@
           </w:tcPr>
           <w:p>
             <w:pPr>
-              <w:spacing w:after="0" w:line="228"/>
+              <w:spacing w:after="0" w:line="222"/>
               <w:jc w:val="left"/>
             </w:pPr>
             <w:r>
@@ -3630,7 +3630,7 @@
           </w:tcPr>
           <w:p>
             <w:pPr>
-              <w:spacing w:after="0" w:line="228"/>
+              <w:spacing w:after="0" w:line="222"/>
               <w:jc w:val="left"/>
             </w:pPr>
             <w:r>
@@ -3658,7 +3658,7 @@
           </w:tcPr>
           <w:p>
             <w:pPr>
-              <w:spacing w:after="0" w:line="228"/>
+              <w:spacing w:after="0" w:line="222"/>
               <w:jc w:val="left"/>
             </w:pPr>
             <w:r>
@@ -3691,7 +3691,7 @@
           </w:tcPr>
           <w:p>
             <w:pPr>
-              <w:spacing w:after="0" w:line="228"/>
+              <w:spacing w:after="0" w:line="222"/>
               <w:jc w:val="left"/>
             </w:pPr>
             <w:r>
@@ -3719,7 +3719,7 @@
           </w:tcPr>
           <w:p>
             <w:pPr>
-              <w:spacing w:after="0" w:line="228"/>
+              <w:spacing w:after="0" w:line="222"/>
               <w:jc w:val="left"/>
             </w:pPr>
             <w:r>
@@ -3747,7 +3747,7 @@
           </w:tcPr>
           <w:p>
             <w:pPr>
-              <w:spacing w:after="0" w:line="228"/>
+              <w:spacing w:after="0" w:line="222"/>
               <w:jc w:val="left"/>
             </w:pPr>
             <w:r>
@@ -3776,7 +3776,7 @@
           </w:tcPr>
           <w:p>
             <w:pPr>
-              <w:spacing w:after="0" w:line="228"/>
+              <w:spacing w:after="0" w:line="222"/>
               <w:jc w:val="left"/>
             </w:pPr>
             <w:r>
@@ -3804,7 +3804,7 @@
           </w:tcPr>
           <w:p>
             <w:pPr>
-              <w:spacing w:after="0" w:line="228"/>
+              <w:spacing w:after="0" w:line="222"/>
               <w:jc w:val="right"/>
             </w:pPr>
             <w:r>
@@ -3866,7 +3866,7 @@
     </w:p>
     <w:p>
       <w:pPr>
-        <w:spacing w:after="100" w:line="252"/>
+        <w:spacing w:after="90" w:line="246"/>
       </w:pPr>
       <w:r>
         <w:rPr>
@@ -3908,7 +3908,7 @@
     </w:p>
     <w:p>
       <w:pPr>
-        <w:spacing w:after="100" w:line="252"/>
+        <w:spacing w:after="90" w:line="246"/>
       </w:pPr>
       <w:r>
         <w:rPr>
@@ -3965,7 +3965,7 @@
           </w:tcPr>
           <w:p>
             <w:pPr>
-              <w:spacing w:after="0" w:line="228"/>
+              <w:spacing w:after="0" w:line="222"/>
               <w:jc w:val="left"/>
             </w:pPr>
             <w:r>
@@ -3994,7 +3994,7 @@
           </w:tcPr>
           <w:p>
             <w:pPr>
-              <w:spacing w:after="0" w:line="228"/>
+              <w:spacing w:after="0" w:line="222"/>
               <w:jc w:val="left"/>
             </w:pPr>
             <w:r>
@@ -4023,7 +4023,7 @@
           </w:tcPr>
           <w:p>
             <w:pPr>
-              <w:spacing w:after="0" w:line="228"/>
+              <w:spacing w:after="0" w:line="222"/>
               <w:jc w:val="left"/>
             </w:pPr>
             <w:r>
@@ -4056,7 +4056,7 @@
           </w:tcPr>
           <w:p>
             <w:pPr>
-              <w:spacing w:after="0" w:line="228"/>
+              <w:spacing w:after="0" w:line="222"/>
               <w:jc w:val="left"/>
             </w:pPr>
             <w:r>
@@ -4084,7 +4084,7 @@
           </w:tcPr>
           <w:p>
             <w:pPr>
-              <w:spacing w:after="0" w:line="228"/>
+              <w:spacing w:after="0" w:line="222"/>
               <w:jc w:val="left"/>
             </w:pPr>
             <w:r>
@@ -4112,7 +4112,7 @@
           </w:tcPr>
           <w:p>
             <w:pPr>
-              <w:spacing w:after="0" w:line="228"/>
+              <w:spacing w:after="0" w:line="222"/>
               <w:jc w:val="left"/>
             </w:pPr>
             <w:r>
@@ -4145,7 +4145,7 @@
           </w:tcPr>
           <w:p>
             <w:pPr>
-              <w:spacing w:after="0" w:line="228"/>
+              <w:spacing w:after="0" w:line="222"/>
               <w:jc w:val="left"/>
             </w:pPr>
             <w:r>
@@ -4173,7 +4173,7 @@
           </w:tcPr>
           <w:p>
             <w:pPr>
-              <w:spacing w:after="0" w:line="228"/>
+              <w:spacing w:after="0" w:line="222"/>
               <w:jc w:val="left"/>
             </w:pPr>
             <w:r>
@@ -4201,7 +4201,7 @@
           </w:tcPr>
           <w:p>
             <w:pPr>
-              <w:spacing w:after="0" w:line="228"/>
+              <w:spacing w:after="0" w:line="222"/>
               <w:jc w:val="left"/>
             </w:pPr>
             <w:r>
@@ -4234,7 +4234,7 @@
           </w:tcPr>
           <w:p>
             <w:pPr>
-              <w:spacing w:after="0" w:line="228"/>
+              <w:spacing w:after="0" w:line="222"/>
               <w:jc w:val="left"/>
             </w:pPr>
             <w:r>
@@ -4262,7 +4262,7 @@
           </w:tcPr>
           <w:p>
             <w:pPr>
-              <w:spacing w:after="0" w:line="228"/>
+              <w:spacing w:after="0" w:line="222"/>
               <w:jc w:val="left"/>
             </w:pPr>
             <w:r>
@@ -4290,7 +4290,7 @@
           </w:tcPr>
           <w:p>
             <w:pPr>
-              <w:spacing w:after="0" w:line="228"/>
+              <w:spacing w:after="0" w:line="222"/>
               <w:jc w:val="left"/>
             </w:pPr>
             <w:r>
@@ -4323,7 +4323,7 @@
           </w:tcPr>
           <w:p>
             <w:pPr>
-              <w:spacing w:after="0" w:line="228"/>
+              <w:spacing w:after="0" w:line="222"/>
               <w:jc w:val="left"/>
             </w:pPr>
             <w:r>
@@ -4351,7 +4351,7 @@
           </w:tcPr>
           <w:p>
             <w:pPr>
-              <w:spacing w:after="0" w:line="228"/>
+              <w:spacing w:after="0" w:line="222"/>
               <w:jc w:val="left"/>
             </w:pPr>
             <w:r>
@@ -4379,7 +4379,7 @@
           </w:tcPr>
           <w:p>
             <w:pPr>
-              <w:spacing w:after="0" w:line="228"/>
+              <w:spacing w:after="0" w:line="222"/>
               <w:jc w:val="left"/>
             </w:pPr>
             <w:r>
@@ -4412,7 +4412,7 @@
           </w:tcPr>
           <w:p>
             <w:pPr>
-              <w:spacing w:after="0" w:line="228"/>
+              <w:spacing w:after="0" w:line="222"/>
               <w:jc w:val="left"/>
             </w:pPr>
             <w:r>
@@ -4440,7 +4440,7 @@
           </w:tcPr>
           <w:p>
             <w:pPr>
-              <w:spacing w:after="0" w:line="228"/>
+              <w:spacing w:after="0" w:line="222"/>
               <w:jc w:val="left"/>
             </w:pPr>
             <w:r>
@@ -4468,7 +4468,7 @@
           </w:tcPr>
           <w:p>
             <w:pPr>
-              <w:spacing w:after="0" w:line="228"/>
+              <w:spacing w:after="0" w:line="222"/>
               <w:jc w:val="left"/>
             </w:pPr>
             <w:r>
@@ -4501,7 +4501,7 @@
           </w:tcPr>
           <w:p>
             <w:pPr>
-              <w:spacing w:after="0" w:line="228"/>
+              <w:spacing w:after="0" w:line="222"/>
               <w:jc w:val="left"/>
             </w:pPr>
             <w:r>
@@ -4529,7 +4529,7 @@
           </w:tcPr>
           <w:p>
             <w:pPr>
-              <w:spacing w:after="0" w:line="228"/>
+              <w:spacing w:after="0" w:line="222"/>
               <w:jc w:val="left"/>
             </w:pPr>
             <w:r>
@@ -4557,7 +4557,7 @@
           </w:tcPr>
           <w:p>
             <w:pPr>
-              <w:spacing w:after="0" w:line="228"/>
+              <w:spacing w:after="0" w:line="222"/>
               <w:jc w:val="left"/>
             </w:pPr>
             <w:r>
@@ -4577,7 +4577,7 @@
     </w:tbl>
     <w:p>
       <w:pPr>
-        <w:spacing w:after="100" w:line="252"/>
+        <w:spacing w:after="90" w:line="246"/>
       </w:pPr>
       <w:r>
         <w:rPr>
@@ -4664,7 +4664,7 @@
           </w:tcPr>
           <w:p>
             <w:pPr>
-              <w:spacing w:after="0" w:line="228"/>
+              <w:spacing w:after="0" w:line="222"/>
               <w:jc w:val="left"/>
             </w:pPr>
             <w:r>
@@ -4693,7 +4693,7 @@
           </w:tcPr>
           <w:p>
             <w:pPr>
-              <w:spacing w:after="0" w:line="228"/>
+              <w:spacing w:after="0" w:line="222"/>
               <w:jc w:val="left"/>
             </w:pPr>
             <w:r>
@@ -4726,7 +4726,7 @@
           </w:tcPr>
           <w:p>
             <w:pPr>
-              <w:spacing w:after="0" w:line="228"/>
+              <w:spacing w:after="0" w:line="222"/>
               <w:jc w:val="left"/>
             </w:pPr>
             <w:r>
@@ -4754,7 +4754,7 @@
           </w:tcPr>
           <w:p>
             <w:pPr>
-              <w:spacing w:after="0" w:line="228"/>
+              <w:spacing w:after="0" w:line="222"/>
               <w:jc w:val="left"/>
             </w:pPr>
             <w:r>
@@ -4787,7 +4787,7 @@
           </w:tcPr>
           <w:p>
             <w:pPr>
-              <w:spacing w:after="0" w:line="228"/>
+              <w:spacing w:after="0" w:line="222"/>
               <w:jc w:val="left"/>
             </w:pPr>
             <w:r>
@@ -4815,7 +4815,7 @@
           </w:tcPr>
           <w:p>
             <w:pPr>
-              <w:spacing w:after="0" w:line="228"/>
+              <w:spacing w:after="0" w:line="222"/>
               <w:jc w:val="left"/>
             </w:pPr>
             <w:r>
@@ -4848,7 +4848,7 @@
           </w:tcPr>
           <w:p>
             <w:pPr>
-              <w:spacing w:after="0" w:line="228"/>
+              <w:spacing w:after="0" w:line="222"/>
               <w:jc w:val="left"/>
             </w:pPr>
             <w:r>
@@ -4876,7 +4876,7 @@
           </w:tcPr>
           <w:p>
             <w:pPr>
-              <w:spacing w:after="0" w:line="228"/>
+              <w:spacing w:after="0" w:line="222"/>
               <w:jc w:val="left"/>
             </w:pPr>
             <w:r>
@@ -4909,7 +4909,7 @@
           </w:tcPr>
           <w:p>
             <w:pPr>
-              <w:spacing w:after="0" w:line="228"/>
+              <w:spacing w:after="0" w:line="222"/>
               <w:jc w:val="left"/>
             </w:pPr>
             <w:r>
@@ -4937,7 +4937,7 @@
           </w:tcPr>
           <w:p>
             <w:pPr>
-              <w:spacing w:after="0" w:line="228"/>
+              <w:spacing w:after="0" w:line="222"/>
               <w:jc w:val="left"/>
             </w:pPr>
             <w:r>
@@ -4970,7 +4970,7 @@
           </w:tcPr>
           <w:p>
             <w:pPr>
-              <w:spacing w:after="0" w:line="228"/>
+              <w:spacing w:after="0" w:line="222"/>
               <w:jc w:val="left"/>
             </w:pPr>
             <w:r>
@@ -4998,7 +4998,7 @@
           </w:tcPr>
           <w:p>
             <w:pPr>
-              <w:spacing w:after="0" w:line="228"/>
+              <w:spacing w:after="0" w:line="222"/>
               <w:jc w:val="left"/>
             </w:pPr>
             <w:r>
@@ -5031,7 +5031,7 @@
           </w:tcPr>
           <w:p>
             <w:pPr>
-              <w:spacing w:after="0" w:line="228"/>
+              <w:spacing w:after="0" w:line="222"/>
               <w:jc w:val="left"/>
             </w:pPr>
             <w:r>
@@ -5059,7 +5059,7 @@
           </w:tcPr>
           <w:p>
             <w:pPr>
-              <w:spacing w:after="0" w:line="228"/>
+              <w:spacing w:after="0" w:line="222"/>
               <w:jc w:val="left"/>
             </w:pPr>
             <w:r>
@@ -5079,7 +5079,7 @@
     </w:tbl>
     <w:p>
       <w:pPr>
-        <w:spacing w:after="100" w:line="252"/>
+        <w:spacing w:after="90" w:line="246"/>
       </w:pPr>
       <w:r>
         <w:rPr>
@@ -5167,7 +5167,7 @@
           </w:tcPr>
           <w:p>
             <w:pPr>
-              <w:spacing w:after="0" w:line="228"/>
+              <w:spacing w:after="0" w:line="222"/>
               <w:jc w:val="left"/>
             </w:pPr>
             <w:r>
@@ -5196,7 +5196,7 @@
           </w:tcPr>
           <w:p>
             <w:pPr>
-              <w:spacing w:after="0" w:line="228"/>
+              <w:spacing w:after="0" w:line="222"/>
               <w:jc w:val="left"/>
             </w:pPr>
             <w:r>
@@ -5225,7 +5225,7 @@
           </w:tcPr>
           <w:p>
             <w:pPr>
-              <w:spacing w:after="0" w:line="228"/>
+              <w:spacing w:after="0" w:line="222"/>
               <w:jc w:val="left"/>
             </w:pPr>
             <w:r>
@@ -5258,7 +5258,7 @@
           </w:tcPr>
           <w:p>
             <w:pPr>
-              <w:spacing w:after="0" w:line="228"/>
+              <w:spacing w:after="0" w:line="222"/>
               <w:jc w:val="left"/>
             </w:pPr>
             <w:r>
@@ -5286,7 +5286,7 @@
           </w:tcPr>
           <w:p>
             <w:pPr>
-              <w:spacing w:after="0" w:line="228"/>
+              <w:spacing w:after="0" w:line="222"/>
               <w:jc w:val="left"/>
             </w:pPr>
             <w:r>
@@ -5314,7 +5314,7 @@
           </w:tcPr>
           <w:p>
             <w:pPr>
-              <w:spacing w:after="0" w:line="228"/>
+              <w:spacing w:after="0" w:line="222"/>
               <w:jc w:val="left"/>
             </w:pPr>
             <w:r>
@@ -5347,7 +5347,7 @@
           </w:tcPr>
           <w:p>
             <w:pPr>
-              <w:spacing w:after="0" w:line="228"/>
+              <w:spacing w:after="0" w:line="222"/>
               <w:jc w:val="left"/>
             </w:pPr>
             <w:r>
@@ -5375,7 +5375,7 @@
           </w:tcPr>
           <w:p>
             <w:pPr>
-              <w:spacing w:after="0" w:line="228"/>
+              <w:spacing w:after="0" w:line="222"/>
               <w:jc w:val="left"/>
             </w:pPr>
             <w:r>
@@ -5403,7 +5403,7 @@
           </w:tcPr>
           <w:p>
             <w:pPr>
-              <w:spacing w:after="0" w:line="228"/>
+              <w:spacing w:after="0" w:line="222"/>
               <w:jc w:val="left"/>
             </w:pPr>
             <w:r>
@@ -5436,7 +5436,7 @@
           </w:tcPr>
           <w:p>
             <w:pPr>
-              <w:spacing w:after="0" w:line="228"/>
+              <w:spacing w:after="0" w:line="222"/>
               <w:jc w:val="left"/>
             </w:pPr>
             <w:r>
@@ -5464,7 +5464,7 @@
           </w:tcPr>
           <w:p>
             <w:pPr>
-              <w:spacing w:after="0" w:line="228"/>
+              <w:spacing w:after="0" w:line="222"/>
               <w:jc w:val="left"/>
             </w:pPr>
             <w:r>
@@ -5492,7 +5492,7 @@
           </w:tcPr>
           <w:p>
             <w:pPr>
-              <w:spacing w:after="0" w:line="228"/>
+              <w:spacing w:after="0" w:line="222"/>
               <w:jc w:val="left"/>
             </w:pPr>
             <w:r>
@@ -5525,7 +5525,7 @@
           </w:tcPr>
           <w:p>
             <w:pPr>
-              <w:spacing w:after="0" w:line="228"/>
+              <w:spacing w:after="0" w:line="222"/>
               <w:jc w:val="left"/>
             </w:pPr>
             <w:r>
@@ -5553,7 +5553,7 @@
           </w:tcPr>
           <w:p>
             <w:pPr>
-              <w:spacing w:after="0" w:line="228"/>
+              <w:spacing w:after="0" w:line="222"/>
               <w:jc w:val="left"/>
             </w:pPr>
             <w:r>
@@ -5581,7 +5581,7 @@
           </w:tcPr>
           <w:p>
             <w:pPr>
-              <w:spacing w:after="0" w:line="228"/>
+              <w:spacing w:after="0" w:line="222"/>
               <w:jc w:val="left"/>
             </w:pPr>
             <w:r>
@@ -5601,7 +5601,7 @@
     </w:tbl>
     <w:p>
       <w:pPr>
-        <w:spacing w:after="100" w:line="252"/>
+        <w:spacing w:after="90" w:line="246"/>
       </w:pPr>
       <w:r>
         <w:rPr>
@@ -5626,7 +5626,7 @@
     </w:p>
     <w:p>
       <w:pPr>
-        <w:spacing w:after="100" w:line="252"/>
+        <w:spacing w:after="90" w:line="246"/>
       </w:pPr>
       <w:r>
         <w:rPr>
@@ -5700,7 +5700,7 @@
           </w:tcPr>
           <w:p>
             <w:pPr>
-              <w:spacing w:after="0" w:line="228"/>
+              <w:spacing w:after="0" w:line="222"/>
               <w:jc w:val="left"/>
             </w:pPr>
             <w:r>
@@ -5729,7 +5729,7 @@
           </w:tcPr>
           <w:p>
             <w:pPr>
-              <w:spacing w:after="0" w:line="228"/>
+              <w:spacing w:after="0" w:line="222"/>
               <w:jc w:val="left"/>
             </w:pPr>
             <w:r>
@@ -5758,7 +5758,7 @@
           </w:tcPr>
           <w:p>
             <w:pPr>
-              <w:spacing w:after="0" w:line="228"/>
+              <w:spacing w:after="0" w:line="222"/>
               <w:jc w:val="left"/>
             </w:pPr>
             <w:r>
@@ -5791,7 +5791,7 @@
           </w:tcPr>
           <w:p>
             <w:pPr>
-              <w:spacing w:after="0" w:line="228"/>
+              <w:spacing w:after="0" w:line="222"/>
               <w:jc w:val="left"/>
             </w:pPr>
             <w:r>
@@ -5819,7 +5819,7 @@
           </w:tcPr>
           <w:p>
             <w:pPr>
-              <w:spacing w:after="0" w:line="228"/>
+              <w:spacing w:after="0" w:line="222"/>
               <w:jc w:val="left"/>
             </w:pPr>
             <w:r>
@@ -5847,7 +5847,7 @@
           </w:tcPr>
           <w:p>
             <w:pPr>
-              <w:spacing w:after="0" w:line="228"/>
+              <w:spacing w:after="0" w:line="222"/>
               <w:jc w:val="left"/>
             </w:pPr>
             <w:r>
@@ -5880,7 +5880,7 @@
           </w:tcPr>
           <w:p>
             <w:pPr>
-              <w:spacing w:after="0" w:line="228"/>
+              <w:spacing w:after="0" w:line="222"/>
               <w:jc w:val="left"/>
             </w:pPr>
             <w:r>
@@ -5908,7 +5908,7 @@
           </w:tcPr>
           <w:p>
             <w:pPr>
-              <w:spacing w:after="0" w:line="228"/>
+              <w:spacing w:after="0" w:line="222"/>
               <w:jc w:val="left"/>
             </w:pPr>
             <w:r>
@@ -5936,7 +5936,7 @@
           </w:tcPr>
           <w:p>
             <w:pPr>
-              <w:spacing w:after="0" w:line="228"/>
+              <w:spacing w:after="0" w:line="222"/>
               <w:jc w:val="left"/>
             </w:pPr>
             <w:r>
@@ -5969,7 +5969,7 @@
           </w:tcPr>
           <w:p>
             <w:pPr>
-              <w:spacing w:after="0" w:line="228"/>
+              <w:spacing w:after="0" w:line="222"/>
               <w:jc w:val="left"/>
             </w:pPr>
             <w:r>
@@ -5997,7 +5997,7 @@
           </w:tcPr>
           <w:p>
             <w:pPr>
-              <w:spacing w:after="0" w:line="228"/>
+              <w:spacing w:after="0" w:line="222"/>
               <w:jc w:val="left"/>
             </w:pPr>
             <w:r>
@@ -6025,7 +6025,7 @@
           </w:tcPr>
           <w:p>
             <w:pPr>
-              <w:spacing w:after="0" w:line="228"/>
+              <w:spacing w:after="0" w:line="222"/>
               <w:jc w:val="left"/>
             </w:pPr>
             <w:r>
@@ -6058,7 +6058,7 @@
           </w:tcPr>
           <w:p>
             <w:pPr>
-              <w:spacing w:after="0" w:line="228"/>
+              <w:spacing w:after="0" w:line="222"/>
               <w:jc w:val="left"/>
             </w:pPr>
             <w:r>
@@ -6086,7 +6086,7 @@
           </w:tcPr>
           <w:p>
             <w:pPr>
-              <w:spacing w:after="0" w:line="228"/>
+              <w:spacing w:after="0" w:line="222"/>
               <w:jc w:val="left"/>
             </w:pPr>
             <w:r>
@@ -6114,7 +6114,7 @@
           </w:tcPr>
           <w:p>
             <w:pPr>
-              <w:spacing w:after="0" w:line="228"/>
+              <w:spacing w:after="0" w:line="222"/>
               <w:jc w:val="left"/>
             </w:pPr>
             <w:r>
@@ -6184,7 +6184,7 @@
           </w:tcPr>
           <w:p>
             <w:pPr>
-              <w:spacing w:after="0" w:line="228"/>
+              <w:spacing w:after="0" w:line="222"/>
               <w:jc w:val="left"/>
             </w:pPr>
             <w:r>
@@ -6213,7 +6213,7 @@
           </w:tcPr>
           <w:p>
             <w:pPr>
-              <w:spacing w:after="0" w:line="228"/>
+              <w:spacing w:after="0" w:line="222"/>
               <w:jc w:val="left"/>
             </w:pPr>
             <w:r>
@@ -6242,7 +6242,7 @@
           </w:tcPr>
           <w:p>
             <w:pPr>
-              <w:spacing w:after="0" w:line="228"/>
+              <w:spacing w:after="0" w:line="222"/>
               <w:jc w:val="left"/>
             </w:pPr>
             <w:r>
@@ -6271,7 +6271,7 @@
           </w:tcPr>
           <w:p>
             <w:pPr>
-              <w:spacing w:after="0" w:line="228"/>
+              <w:spacing w:after="0" w:line="222"/>
               <w:jc w:val="left"/>
             </w:pPr>
             <w:r>
@@ -6304,7 +6304,7 @@
           </w:tcPr>
           <w:p>
             <w:pPr>
-              <w:spacing w:after="0" w:line="228"/>
+              <w:spacing w:after="0" w:line="222"/>
               <w:jc w:val="left"/>
             </w:pPr>
             <w:r>
@@ -6333,7 +6333,7 @@
           </w:tcPr>
           <w:p>
             <w:pPr>
-              <w:spacing w:after="0" w:line="228"/>
+              <w:spacing w:after="0" w:line="222"/>
               <w:jc w:val="left"/>
             </w:pPr>
             <w:r>
@@ -6361,7 +6361,7 @@
           </w:tcPr>
           <w:p>
             <w:pPr>
-              <w:spacing w:after="0" w:line="228"/>
+              <w:spacing w:after="0" w:line="222"/>
               <w:jc w:val="left"/>
             </w:pPr>
             <w:r>
@@ -6389,7 +6389,7 @@
           </w:tcPr>
           <w:p>
             <w:pPr>
-              <w:spacing w:after="0" w:line="228"/>
+              <w:spacing w:after="0" w:line="222"/>
               <w:jc w:val="left"/>
             </w:pPr>
             <w:r>
@@ -6422,7 +6422,7 @@
           </w:tcPr>
           <w:p>
             <w:pPr>
-              <w:spacing w:after="0" w:line="228"/>
+              <w:spacing w:after="0" w:line="222"/>
               <w:jc w:val="left"/>
             </w:pPr>
             <w:r>
@@ -6451,7 +6451,7 @@
           </w:tcPr>
           <w:p>
             <w:pPr>
-              <w:spacing w:after="0" w:line="228"/>
+              <w:spacing w:after="0" w:line="222"/>
               <w:jc w:val="left"/>
             </w:pPr>
             <w:r>
@@ -6479,7 +6479,7 @@
           </w:tcPr>
           <w:p>
             <w:pPr>
-              <w:spacing w:after="0" w:line="228"/>
+              <w:spacing w:after="0" w:line="222"/>
               <w:jc w:val="left"/>
             </w:pPr>
             <w:r>
@@ -6507,7 +6507,7 @@
           </w:tcPr>
           <w:p>
             <w:pPr>
-              <w:spacing w:after="0" w:line="228"/>
+              <w:spacing w:after="0" w:line="222"/>
               <w:jc w:val="left"/>
             </w:pPr>
             <w:r>
@@ -6540,7 +6540,7 @@
           </w:tcPr>
           <w:p>
             <w:pPr>
-              <w:spacing w:after="0" w:line="228"/>
+              <w:spacing w:after="0" w:line="222"/>
               <w:jc w:val="left"/>
             </w:pPr>
             <w:r>
@@ -6568,7 +6568,7 @@
           </w:tcPr>
           <w:p>
             <w:pPr>
-              <w:spacing w:after="0" w:line="228"/>
+              <w:spacing w:after="0" w:line="222"/>
               <w:jc w:val="left"/>
             </w:pPr>
             <w:r>
@@ -6596,7 +6596,7 @@
           </w:tcPr>
           <w:p>
             <w:pPr>
-              <w:spacing w:after="0" w:line="228"/>
+              <w:spacing w:after="0" w:line="222"/>
               <w:jc w:val="left"/>
             </w:pPr>
             <w:r>
@@ -6624,7 +6624,7 @@
           </w:tcPr>
           <w:p>
             <w:pPr>
-              <w:spacing w:after="0" w:line="228"/>
+              <w:spacing w:after="0" w:line="222"/>
               <w:jc w:val="left"/>
             </w:pPr>
             <w:r>
@@ -6657,7 +6657,7 @@
           </w:tcPr>
           <w:p>
             <w:pPr>
-              <w:spacing w:after="0" w:line="228"/>
+              <w:spacing w:after="0" w:line="222"/>
               <w:jc w:val="left"/>
             </w:pPr>
             <w:r>
@@ -6686,7 +6686,7 @@
           </w:tcPr>
           <w:p>
             <w:pPr>
-              <w:spacing w:after="0" w:line="228"/>
+              <w:spacing w:after="0" w:line="222"/>
               <w:jc w:val="left"/>
             </w:pPr>
             <w:r>
@@ -6714,7 +6714,7 @@
           </w:tcPr>
           <w:p>
             <w:pPr>
-              <w:spacing w:after="0" w:line="228"/>
+              <w:spacing w:after="0" w:line="222"/>
               <w:jc w:val="left"/>
             </w:pPr>
             <w:r>
@@ -6742,7 +6742,7 @@
           </w:tcPr>
           <w:p>
             <w:pPr>
-              <w:spacing w:after="0" w:line="228"/>
+              <w:spacing w:after="0" w:line="222"/>
               <w:jc w:val="left"/>
             </w:pPr>
             <w:r>
@@ -6775,7 +6775,7 @@
           </w:tcPr>
           <w:p>
             <w:pPr>
-              <w:spacing w:after="0" w:line="228"/>
+              <w:spacing w:after="0" w:line="222"/>
               <w:jc w:val="left"/>
             </w:pPr>
             <w:r>
@@ -6803,7 +6803,7 @@
           </w:tcPr>
           <w:p>
             <w:pPr>
-              <w:spacing w:after="0" w:line="228"/>
+              <w:spacing w:after="0" w:line="222"/>
               <w:jc w:val="left"/>
             </w:pPr>
             <w:r>
@@ -6831,7 +6831,7 @@
           </w:tcPr>
           <w:p>
             <w:pPr>
-              <w:spacing w:after="0" w:line="228"/>
+              <w:spacing w:after="0" w:line="222"/>
               <w:jc w:val="left"/>
             </w:pPr>
             <w:r>
@@ -6859,7 +6859,7 @@
           </w:tcPr>
           <w:p>
             <w:pPr>
-              <w:spacing w:after="0" w:line="228"/>
+              <w:spacing w:after="0" w:line="222"/>
               <w:jc w:val="left"/>
             </w:pPr>
             <w:r>
@@ -6892,7 +6892,7 @@
           </w:tcPr>
           <w:p>
             <w:pPr>
-              <w:spacing w:after="0" w:line="228"/>
+              <w:spacing w:after="0" w:line="222"/>
               <w:jc w:val="left"/>
             </w:pPr>
             <w:r>
@@ -6921,7 +6921,7 @@
           </w:tcPr>
           <w:p>
             <w:pPr>
-              <w:spacing w:after="0" w:line="228"/>
+              <w:spacing w:after="0" w:line="222"/>
               <w:jc w:val="left"/>
             </w:pPr>
             <w:r>
@@ -6949,7 +6949,7 @@
           </w:tcPr>
           <w:p>
             <w:pPr>
-              <w:spacing w:after="0" w:line="228"/>
+              <w:spacing w:after="0" w:line="222"/>
               <w:jc w:val="left"/>
             </w:pPr>
             <w:r>
@@ -6977,7 +6977,7 @@
           </w:tcPr>
           <w:p>
             <w:pPr>
-              <w:spacing w:after="0" w:line="228"/>
+              <w:spacing w:after="0" w:line="222"/>
               <w:jc w:val="left"/>
             </w:pPr>
             <w:r>
@@ -6997,7 +6997,7 @@
     </w:tbl>
     <w:p>
       <w:pPr>
-        <w:spacing w:after="100" w:line="252"/>
+        <w:spacing w:after="90" w:line="246"/>
       </w:pPr>
       <w:r>
         <w:rPr>
@@ -7061,7 +7061,7 @@
           </w:tcPr>
           <w:p>
             <w:pPr>
-              <w:spacing w:after="0" w:line="228"/>
+              <w:spacing w:after="0" w:line="222"/>
               <w:jc w:val="left"/>
             </w:pPr>
             <w:r>
@@ -7090,7 +7090,7 @@
           </w:tcPr>
           <w:p>
             <w:pPr>
-              <w:spacing w:after="0" w:line="228"/>
+              <w:spacing w:after="0" w:line="222"/>
               <w:jc w:val="left"/>
             </w:pPr>
             <w:r>
@@ -7119,7 +7119,7 @@
           </w:tcPr>
           <w:p>
             <w:pPr>
-              <w:spacing w:after="0" w:line="228"/>
+              <w:spacing w:after="0" w:line="222"/>
               <w:jc w:val="left"/>
             </w:pPr>
             <w:r>
@@ -7148,7 +7148,7 @@
           </w:tcPr>
           <w:p>
             <w:pPr>
-              <w:spacing w:after="0" w:line="228"/>
+              <w:spacing w:after="0" w:line="222"/>
               <w:jc w:val="left"/>
             </w:pPr>
             <w:r>
@@ -7181,7 +7181,7 @@
           </w:tcPr>
           <w:p>
             <w:pPr>
-              <w:spacing w:after="0" w:line="228"/>
+              <w:spacing w:after="0" w:line="222"/>
               <w:jc w:val="left"/>
             </w:pPr>
             <w:r>
@@ -7209,7 +7209,7 @@
           </w:tcPr>
           <w:p>
             <w:pPr>
-              <w:spacing w:after="0" w:line="228"/>
+              <w:spacing w:after="0" w:line="222"/>
               <w:jc w:val="left"/>
             </w:pPr>
             <w:r>
@@ -7237,7 +7237,7 @@
           </w:tcPr>
           <w:p>
             <w:pPr>
-              <w:spacing w:after="0" w:line="228"/>
+              <w:spacing w:after="0" w:line="222"/>
               <w:jc w:val="left"/>
             </w:pPr>
             <w:r>
@@ -7265,7 +7265,7 @@
           </w:tcPr>
           <w:p>
             <w:pPr>
-              <w:spacing w:after="0" w:line="228"/>
+              <w:spacing w:after="0" w:line="222"/>
               <w:jc w:val="left"/>
             </w:pPr>
             <w:r>
@@ -7298,7 +7298,7 @@
           </w:tcPr>
           <w:p>
             <w:pPr>
-              <w:spacing w:after="0" w:line="228"/>
+              <w:spacing w:after="0" w:line="222"/>
               <w:jc w:val="left"/>
             </w:pPr>
             <w:r>
@@ -7326,7 +7326,7 @@
           </w:tcPr>
           <w:p>
             <w:pPr>
-              <w:spacing w:after="0" w:line="228"/>
+              <w:spacing w:after="0" w:line="222"/>
               <w:jc w:val="left"/>
             </w:pPr>
             <w:r>
@@ -7354,7 +7354,7 @@
           </w:tcPr>
           <w:p>
             <w:pPr>
-              <w:spacing w:after="0" w:line="228"/>
+              <w:spacing w:after="0" w:line="222"/>
               <w:jc w:val="left"/>
             </w:pPr>
             <w:r>
@@ -7382,7 +7382,7 @@
           </w:tcPr>
           <w:p>
             <w:pPr>
-              <w:spacing w:after="0" w:line="228"/>
+              <w:spacing w:after="0" w:line="222"/>
               <w:jc w:val="left"/>
             </w:pPr>
             <w:r>
@@ -7402,7 +7402,7 @@
     </w:tbl>
     <w:p>
       <w:pPr>
-        <w:spacing w:after="190" w:line="252"/>
+        <w:spacing w:after="190" w:line="246"/>
       </w:pPr>
       <w:r>
         <w:rPr>
@@ -7502,7 +7502,7 @@
           </w:tcPr>
           <w:p>
             <w:pPr>
-              <w:spacing w:after="0" w:line="228"/>
+              <w:spacing w:after="0" w:line="222"/>
               <w:jc w:val="left"/>
             </w:pPr>
             <w:r>
@@ -7531,7 +7531,7 @@
           </w:tcPr>
           <w:p>
             <w:pPr>
-              <w:spacing w:after="0" w:line="228"/>
+              <w:spacing w:after="0" w:line="222"/>
               <w:jc w:val="left"/>
             </w:pPr>
             <w:r>
@@ -7564,7 +7564,7 @@
           </w:tcPr>
           <w:p>
             <w:pPr>
-              <w:spacing w:after="0" w:line="228"/>
+              <w:spacing w:after="0" w:line="222"/>
               <w:jc w:val="left"/>
             </w:pPr>
             <w:r>
@@ -7592,7 +7592,7 @@
           </w:tcPr>
           <w:p>
             <w:pPr>
-              <w:spacing w:after="0" w:line="228"/>
+              <w:spacing w:after="0" w:line="222"/>
               <w:jc w:val="left"/>
             </w:pPr>
             <w:r>
@@ -7625,7 +7625,7 @@
           </w:tcPr>
           <w:p>
             <w:pPr>
-              <w:spacing w:after="0" w:line="228"/>
+              <w:spacing w:after="0" w:line="222"/>
               <w:jc w:val="left"/>
             </w:pPr>
             <w:r>
@@ -7653,7 +7653,7 @@
           </w:tcPr>
           <w:p>
             <w:pPr>
-              <w:spacing w:after="0" w:line="228"/>
+              <w:spacing w:after="0" w:line="222"/>
               <w:jc w:val="left"/>
             </w:pPr>
             <w:r>
@@ -7686,7 +7686,7 @@
           </w:tcPr>
           <w:p>
             <w:pPr>
-              <w:spacing w:after="0" w:line="228"/>
+              <w:spacing w:after="0" w:line="222"/>
               <w:jc w:val="left"/>
             </w:pPr>
             <w:r>
@@ -7714,7 +7714,7 @@
           </w:tcPr>
           <w:p>
             <w:pPr>
-              <w:spacing w:after="0" w:line="228"/>
+              <w:spacing w:after="0" w:line="222"/>
               <w:jc w:val="left"/>
             </w:pPr>
             <w:r>
@@ -7747,7 +7747,7 @@
           </w:tcPr>
           <w:p>
             <w:pPr>
-              <w:spacing w:after="0" w:line="228"/>
+              <w:spacing w:after="0" w:line="222"/>
               <w:jc w:val="left"/>
             </w:pPr>
             <w:r>
@@ -7775,7 +7775,7 @@
           </w:tcPr>
           <w:p>
             <w:pPr>
-              <w:spacing w:after="0" w:line="228"/>
+              <w:spacing w:after="0" w:line="222"/>
               <w:jc w:val="left"/>
             </w:pPr>
             <w:r>
@@ -7808,7 +7808,7 @@
           </w:tcPr>
           <w:p>
             <w:pPr>
-              <w:spacing w:after="0" w:line="228"/>
+              <w:spacing w:after="0" w:line="222"/>
               <w:jc w:val="left"/>
             </w:pPr>
             <w:r>
@@ -7836,7 +7836,7 @@
           </w:tcPr>
           <w:p>
             <w:pPr>
-              <w:spacing w:after="0" w:line="228"/>
+              <w:spacing w:after="0" w:line="222"/>
               <w:jc w:val="left"/>
             </w:pPr>
             <w:r>
@@ -7908,7 +7908,7 @@
           </w:tcPr>
           <w:p>
             <w:pPr>
-              <w:spacing w:after="0" w:line="228"/>
+              <w:spacing w:after="0" w:line="222"/>
               <w:jc w:val="left"/>
             </w:pPr>
             <w:r>
@@ -7937,7 +7937,7 @@
           </w:tcPr>
           <w:p>
             <w:pPr>
-              <w:spacing w:after="0" w:line="228"/>
+              <w:spacing w:after="0" w:line="222"/>
               <w:jc w:val="left"/>
             </w:pPr>
             <w:r>
@@ -7966,7 +7966,7 @@
           </w:tcPr>
           <w:p>
             <w:pPr>
-              <w:spacing w:after="0" w:line="228"/>
+              <w:spacing w:after="0" w:line="222"/>
               <w:jc w:val="left"/>
             </w:pPr>
             <w:r>
@@ -7995,7 +7995,7 @@
           </w:tcPr>
           <w:p>
             <w:pPr>
-              <w:spacing w:after="0" w:line="228"/>
+              <w:spacing w:after="0" w:line="222"/>
               <w:jc w:val="left"/>
             </w:pPr>
             <w:r>
@@ -8024,7 +8024,7 @@
           </w:tcPr>
           <w:p>
             <w:pPr>
-              <w:spacing w:after="0" w:line="228"/>
+              <w:spacing w:after="0" w:line="222"/>
               <w:jc w:val="left"/>
             </w:pPr>
             <w:r>
@@ -8053,7 +8053,7 @@
           </w:tcPr>
           <w:p>
             <w:pPr>
-              <w:spacing w:after="0" w:line="228"/>
+              <w:spacing w:after="0" w:line="222"/>
               <w:jc w:val="left"/>
             </w:pPr>
             <w:r>
@@ -8086,7 +8086,7 @@
           </w:tcPr>
           <w:p>
             <w:pPr>
-              <w:spacing w:after="0" w:line="228"/>
+              <w:spacing w:after="0" w:line="222"/>
               <w:jc w:val="left"/>
             </w:pPr>
             <w:r>
@@ -8114,7 +8114,7 @@
           </w:tcPr>
           <w:p>
             <w:pPr>
-              <w:spacing w:after="0" w:line="228"/>
+              <w:spacing w:after="0" w:line="222"/>
               <w:jc w:val="right"/>
             </w:pPr>
             <w:r>
@@ -8142,7 +8142,7 @@
           </w:tcPr>
           <w:p>
             <w:pPr>
-              <w:spacing w:after="0" w:line="228"/>
+              <w:spacing w:after="0" w:line="222"/>
               <w:jc w:val="right"/>
             </w:pPr>
             <w:r>
@@ -8170,7 +8170,7 @@
           </w:tcPr>
           <w:p>
             <w:pPr>
-              <w:spacing w:after="0" w:line="228"/>
+              <w:spacing w:after="0" w:line="222"/>
               <w:jc w:val="right"/>
             </w:pPr>
             <w:r>
@@ -8198,7 +8198,7 @@
           </w:tcPr>
           <w:p>
             <w:pPr>
-              <w:spacing w:after="0" w:line="228"/>
+              <w:spacing w:after="0" w:line="222"/>
               <w:jc w:val="right"/>
             </w:pPr>
             <w:r>
@@ -8226,7 +8226,7 @@
           </w:tcPr>
           <w:p>
             <w:pPr>
-              <w:spacing w:after="0" w:line="228"/>
+              <w:spacing w:after="0" w:line="222"/>
               <w:jc w:val="right"/>
             </w:pPr>
             <w:r>
@@ -8259,7 +8259,7 @@
           </w:tcPr>
           <w:p>
             <w:pPr>
-              <w:spacing w:after="0" w:line="228"/>
+              <w:spacing w:after="0" w:line="222"/>
               <w:jc w:val="left"/>
             </w:pPr>
             <w:r>
@@ -8287,7 +8287,7 @@
           </w:tcPr>
           <w:p>
             <w:pPr>
-              <w:spacing w:after="0" w:line="228"/>
+              <w:spacing w:after="0" w:line="222"/>
               <w:jc w:val="right"/>
             </w:pPr>
             <w:r>
@@ -8315,7 +8315,7 @@
           </w:tcPr>
           <w:p>
             <w:pPr>
-              <w:spacing w:after="0" w:line="228"/>
+              <w:spacing w:after="0" w:line="222"/>
               <w:jc w:val="right"/>
             </w:pPr>
             <w:r>
@@ -8343,7 +8343,7 @@
           </w:tcPr>
           <w:p>
             <w:pPr>
-              <w:spacing w:after="0" w:line="228"/>
+              <w:spacing w:after="0" w:line="222"/>
               <w:jc w:val="right"/>
             </w:pPr>
             <w:r>
@@ -8371,7 +8371,7 @@
           </w:tcPr>
           <w:p>
             <w:pPr>
-              <w:spacing w:after="0" w:line="228"/>
+              <w:spacing w:after="0" w:line="222"/>
               <w:jc w:val="right"/>
             </w:pPr>
             <w:r>
@@ -8399,7 +8399,7 @@
           </w:tcPr>
           <w:p>
             <w:pPr>
-              <w:spacing w:after="0" w:line="228"/>
+              <w:spacing w:after="0" w:line="222"/>
               <w:jc w:val="right"/>
             </w:pPr>
             <w:r>
@@ -8432,7 +8432,7 @@
           </w:tcPr>
           <w:p>
             <w:pPr>
-              <w:spacing w:after="0" w:line="228"/>
+              <w:spacing w:after="0" w:line="222"/>
               <w:jc w:val="left"/>
             </w:pPr>
             <w:r>
@@ -8460,7 +8460,7 @@
           </w:tcPr>
           <w:p>
             <w:pPr>
-              <w:spacing w:after="0" w:line="228"/>
+              <w:spacing w:after="0" w:line="222"/>
               <w:jc w:val="right"/>
             </w:pPr>
             <w:r>
@@ -8488,7 +8488,7 @@
           </w:tcPr>
           <w:p>
             <w:pPr>
-              <w:spacing w:after="0" w:line="228"/>
+              <w:spacing w:after="0" w:line="222"/>
               <w:jc w:val="right"/>
             </w:pPr>
             <w:r>
@@ -8516,7 +8516,7 @@
           </w:tcPr>
           <w:p>
             <w:pPr>
-              <w:spacing w:after="0" w:line="228"/>
+              <w:spacing w:after="0" w:line="222"/>
               <w:jc w:val="right"/>
             </w:pPr>
             <w:r>
@@ -8544,7 +8544,7 @@
           </w:tcPr>
           <w:p>
             <w:pPr>
-              <w:spacing w:after="0" w:line="228"/>
+              <w:spacing w:after="0" w:line="222"/>
               <w:jc w:val="right"/>
             </w:pPr>
             <w:r>
@@ -8572,7 +8572,7 @@
           </w:tcPr>
           <w:p>
             <w:pPr>
-              <w:spacing w:after="0" w:line="228"/>
+              <w:spacing w:after="0" w:line="222"/>
               <w:jc w:val="right"/>
             </w:pPr>
             <w:r>
@@ -8605,7 +8605,7 @@
           </w:tcPr>
           <w:p>
             <w:pPr>
-              <w:spacing w:after="0" w:line="228"/>
+              <w:spacing w:after="0" w:line="222"/>
               <w:jc w:val="left"/>
             </w:pPr>
             <w:r>
@@ -8633,7 +8633,7 @@
           </w:tcPr>
           <w:p>
             <w:pPr>
-              <w:spacing w:after="0" w:line="228"/>
+              <w:spacing w:after="0" w:line="222"/>
               <w:jc w:val="right"/>
             </w:pPr>
             <w:r>
@@ -8661,7 +8661,7 @@
           </w:tcPr>
           <w:p>
             <w:pPr>
-              <w:spacing w:after="0" w:line="228"/>
+              <w:spacing w:after="0" w:line="222"/>
               <w:jc w:val="right"/>
             </w:pPr>
             <w:r>
@@ -8689,7 +8689,7 @@
           </w:tcPr>
           <w:p>
             <w:pPr>
-              <w:spacing w:after="0" w:line="228"/>
+              <w:spacing w:after="0" w:line="222"/>
               <w:jc w:val="right"/>
             </w:pPr>
             <w:r>
@@ -8717,7 +8717,7 @@
           </w:tcPr>
           <w:p>
             <w:pPr>
-              <w:spacing w:after="0" w:line="228"/>
+              <w:spacing w:after="0" w:line="222"/>
               <w:jc w:val="right"/>
             </w:pPr>
             <w:r>
@@ -8745,7 +8745,7 @@
           </w:tcPr>
           <w:p>
             <w:pPr>
-              <w:spacing w:after="0" w:line="228"/>
+              <w:spacing w:after="0" w:line="222"/>
               <w:jc w:val="right"/>
             </w:pPr>
             <w:r>
@@ -8765,7 +8765,7 @@
     </w:tbl>
     <w:p>
       <w:pPr>
-        <w:spacing w:after="190" w:line="252"/>
+        <w:spacing w:after="190" w:line="246"/>
       </w:pPr>
       <w:r>
         <w:rPr>
@@ -8781,13 +8781,13 @@
     </w:p>
     <w:p>
       <w:pPr>
-        <w:spacing w:after="40" w:before="120"/>
+        <w:spacing w:after="36" w:before="100"/>
         <w:jc w:val="center"/>
       </w:pPr>
       <w:r>
         <w:drawing>
           <wp:inline distT="0" distB="0" distL="0" distR="0">
-            <wp:extent cx="4191000" cy="1590675"/>
+            <wp:extent cx="3810000" cy="1447800"/>
             <wp:effectExtent t="0" r="0" b="0" l="0"/>
             <wp:docPr id="1" name="" descr="" title=""/>
             <wp:cNvGraphicFramePr>
@@ -8812,7 +8812,7 @@
                   <pic:spPr bwMode="auto">
                     <a:xfrm>
                       <a:off x="0" y="0"/>
-                      <a:ext cx="4191000" cy="1590675"/>
+                      <a:ext cx="3810000" cy="1447800"/>
                     </a:xfrm>
                     <a:prstGeom prst="rect">
                       <a:avLst/>
@@ -8827,7 +8827,7 @@
     </w:p>
     <w:p>
       <w:pPr>
-        <w:spacing w:after="140"/>
+        <w:spacing w:after="120"/>
         <w:jc w:val="center"/>
       </w:pPr>
       <w:r>
@@ -8853,13 +8853,13 @@
     </w:p>
     <w:p>
       <w:pPr>
-        <w:spacing w:after="40" w:before="120"/>
+        <w:spacing w:after="36" w:before="100"/>
         <w:jc w:val="center"/>
       </w:pPr>
       <w:r>
         <w:drawing>
           <wp:inline distT="0" distB="0" distL="0" distR="0">
-            <wp:extent cx="4191000" cy="1533525"/>
+            <wp:extent cx="3810000" cy="1390650"/>
             <wp:effectExtent t="0" r="0" b="0" l="0"/>
             <wp:docPr id="1" name="" descr="" title=""/>
             <wp:cNvGraphicFramePr>
@@ -8884,7 +8884,7 @@
                   <pic:spPr bwMode="auto">
                     <a:xfrm>
                       <a:off x="0" y="0"/>
-                      <a:ext cx="4191000" cy="1533525"/>
+                      <a:ext cx="3810000" cy="1390650"/>
                     </a:xfrm>
                     <a:prstGeom prst="rect">
                       <a:avLst/>
@@ -8899,7 +8899,7 @@
     </w:p>
     <w:p>
       <w:pPr>
-        <w:spacing w:after="140"/>
+        <w:spacing w:after="120"/>
         <w:jc w:val="center"/>
       </w:pPr>
       <w:r>
@@ -8973,7 +8973,7 @@
           </w:tcPr>
           <w:p>
             <w:pPr>
-              <w:spacing w:after="0" w:line="228"/>
+              <w:spacing w:after="0" w:line="222"/>
               <w:jc w:val="left"/>
             </w:pPr>
             <w:r>
@@ -9002,7 +9002,7 @@
           </w:tcPr>
           <w:p>
             <w:pPr>
-              <w:spacing w:after="0" w:line="228"/>
+              <w:spacing w:after="0" w:line="222"/>
               <w:jc w:val="left"/>
             </w:pPr>
             <w:r>
@@ -9035,7 +9035,7 @@
           </w:tcPr>
           <w:p>
             <w:pPr>
-              <w:spacing w:after="0" w:line="228"/>
+              <w:spacing w:after="0" w:line="222"/>
               <w:jc w:val="left"/>
             </w:pPr>
             <w:r>
@@ -9063,7 +9063,7 @@
           </w:tcPr>
           <w:p>
             <w:pPr>
-              <w:spacing w:after="0" w:line="228"/>
+              <w:spacing w:after="0" w:line="222"/>
               <w:jc w:val="left"/>
             </w:pPr>
             <w:r>
@@ -9096,7 +9096,7 @@
           </w:tcPr>
           <w:p>
             <w:pPr>
-              <w:spacing w:after="0" w:line="228"/>
+              <w:spacing w:after="0" w:line="222"/>
               <w:jc w:val="left"/>
             </w:pPr>
             <w:r>
@@ -9124,7 +9124,7 @@
           </w:tcPr>
           <w:p>
             <w:pPr>
-              <w:spacing w:after="0" w:line="228"/>
+              <w:spacing w:after="0" w:line="222"/>
               <w:jc w:val="left"/>
             </w:pPr>
             <w:r>
@@ -9157,7 +9157,7 @@
           </w:tcPr>
           <w:p>
             <w:pPr>
-              <w:spacing w:after="0" w:line="228"/>
+              <w:spacing w:after="0" w:line="222"/>
               <w:jc w:val="left"/>
             </w:pPr>
             <w:r>
@@ -9185,7 +9185,7 @@
           </w:tcPr>
           <w:p>
             <w:pPr>
-              <w:spacing w:after="0" w:line="228"/>
+              <w:spacing w:after="0" w:line="222"/>
               <w:jc w:val="left"/>
             </w:pPr>
             <w:r>
@@ -9218,7 +9218,7 @@
           </w:tcPr>
           <w:p>
             <w:pPr>
-              <w:spacing w:after="0" w:line="228"/>
+              <w:spacing w:after="0" w:line="222"/>
               <w:jc w:val="left"/>
             </w:pPr>
             <w:r>
@@ -9246,7 +9246,7 @@
           </w:tcPr>
           <w:p>
             <w:pPr>
-              <w:spacing w:after="0" w:line="228"/>
+              <w:spacing w:after="0" w:line="222"/>
               <w:jc w:val="left"/>
             </w:pPr>
             <w:r>
@@ -9279,7 +9279,7 @@
           </w:tcPr>
           <w:p>
             <w:pPr>
-              <w:spacing w:after="0" w:line="228"/>
+              <w:spacing w:after="0" w:line="222"/>
               <w:jc w:val="left"/>
             </w:pPr>
             <w:r>
@@ -9307,7 +9307,7 @@
           </w:tcPr>
           <w:p>
             <w:pPr>
-              <w:spacing w:after="0" w:line="228"/>
+              <w:spacing w:after="0" w:line="222"/>
               <w:jc w:val="left"/>
             </w:pPr>
             <w:r>
@@ -9340,7 +9340,7 @@
           </w:tcPr>
           <w:p>
             <w:pPr>
-              <w:spacing w:after="0" w:line="228"/>
+              <w:spacing w:after="0" w:line="222"/>
               <w:jc w:val="left"/>
             </w:pPr>
             <w:r>
@@ -9368,7 +9368,7 @@
           </w:tcPr>
           <w:p>
             <w:pPr>
-              <w:spacing w:after="0" w:line="228"/>
+              <w:spacing w:after="0" w:line="222"/>
               <w:jc w:val="left"/>
             </w:pPr>
             <w:r>
@@ -9470,7 +9470,7 @@
           </w:tcPr>
           <w:p>
             <w:pPr>
-              <w:spacing w:after="0" w:line="228"/>
+              <w:spacing w:after="0" w:line="222"/>
               <w:jc w:val="left"/>
             </w:pPr>
             <w:r>
@@ -9499,7 +9499,7 @@
           </w:tcPr>
           <w:p>
             <w:pPr>
-              <w:spacing w:after="0" w:line="228"/>
+              <w:spacing w:after="0" w:line="222"/>
               <w:jc w:val="left"/>
             </w:pPr>
             <w:r>
@@ -9532,7 +9532,7 @@
           </w:tcPr>
           <w:p>
             <w:pPr>
-              <w:spacing w:after="0" w:line="228"/>
+              <w:spacing w:after="0" w:line="222"/>
               <w:jc w:val="left"/>
             </w:pPr>
             <w:r>
@@ -9560,7 +9560,7 @@
           </w:tcPr>
           <w:p>
             <w:pPr>
-              <w:spacing w:after="0" w:line="228"/>
+              <w:spacing w:after="0" w:line="222"/>
               <w:jc w:val="left"/>
             </w:pPr>
             <w:r>
@@ -9593,7 +9593,7 @@
           </w:tcPr>
           <w:p>
             <w:pPr>
-              <w:spacing w:after="0" w:line="228"/>
+              <w:spacing w:after="0" w:line="222"/>
               <w:jc w:val="left"/>
             </w:pPr>
             <w:r>
@@ -9621,7 +9621,7 @@
           </w:tcPr>
           <w:p>
             <w:pPr>
-              <w:spacing w:after="0" w:line="228"/>
+              <w:spacing w:after="0" w:line="222"/>
               <w:jc w:val="left"/>
             </w:pPr>
             <w:r>
@@ -9654,7 +9654,7 @@
           </w:tcPr>
           <w:p>
             <w:pPr>
-              <w:spacing w:after="0" w:line="228"/>
+              <w:spacing w:after="0" w:line="222"/>
               <w:jc w:val="left"/>
             </w:pPr>
             <w:r>
@@ -9682,7 +9682,7 @@
           </w:tcPr>
           <w:p>
             <w:pPr>
-              <w:spacing w:after="0" w:line="228"/>
+              <w:spacing w:after="0" w:line="222"/>
               <w:jc w:val="left"/>
             </w:pPr>
             <w:r>
@@ -9715,7 +9715,7 @@
           </w:tcPr>
           <w:p>
             <w:pPr>
-              <w:spacing w:after="0" w:line="228"/>
+              <w:spacing w:after="0" w:line="222"/>
               <w:jc w:val="left"/>
             </w:pPr>
             <w:r>
@@ -9743,7 +9743,7 @@
           </w:tcPr>
           <w:p>
             <w:pPr>
-              <w:spacing w:after="0" w:line="228"/>
+              <w:spacing w:after="0" w:line="222"/>
               <w:jc w:val="left"/>
             </w:pPr>
             <w:r>
@@ -9776,7 +9776,7 @@
           </w:tcPr>
           <w:p>
             <w:pPr>
-              <w:spacing w:after="0" w:line="228"/>
+              <w:spacing w:after="0" w:line="222"/>
               <w:jc w:val="left"/>
             </w:pPr>
             <w:r>
@@ -9804,7 +9804,7 @@
           </w:tcPr>
           <w:p>
             <w:pPr>
-              <w:spacing w:after="0" w:line="228"/>
+              <w:spacing w:after="0" w:line="222"/>
               <w:jc w:val="left"/>
             </w:pPr>
             <w:r>
@@ -9841,7 +9841,7 @@
     </w:p>
     <w:p>
       <w:pPr>
-        <w:spacing w:after="120" w:line="252"/>
+        <w:spacing w:after="120" w:line="246"/>
       </w:pPr>
       <w:r>
         <w:rPr>
@@ -9888,7 +9888,7 @@
           </w:tcPr>
           <w:p>
             <w:pPr>
-              <w:spacing w:after="0" w:line="228"/>
+              <w:spacing w:after="0" w:line="222"/>
               <w:jc w:val="left"/>
             </w:pPr>
             <w:r>
@@ -9917,7 +9917,7 @@
           </w:tcPr>
           <w:p>
             <w:pPr>
-              <w:spacing w:after="0" w:line="228"/>
+              <w:spacing w:after="0" w:line="222"/>
               <w:jc w:val="left"/>
             </w:pPr>
             <w:r>
@@ -9950,7 +9950,7 @@
           </w:tcPr>
           <w:p>
             <w:pPr>
-              <w:spacing w:after="0" w:line="228"/>
+              <w:spacing w:after="0" w:line="222"/>
               <w:jc w:val="left"/>
             </w:pPr>
             <w:r>
@@ -9978,7 +9978,7 @@
           </w:tcPr>
           <w:p>
             <w:pPr>
-              <w:spacing w:after="0" w:line="228"/>
+              <w:spacing w:after="0" w:line="222"/>
               <w:jc w:val="left"/>
             </w:pPr>
             <w:r>
@@ -10011,7 +10011,7 @@
           </w:tcPr>
           <w:p>
             <w:pPr>
-              <w:spacing w:after="0" w:line="228"/>
+              <w:spacing w:after="0" w:line="222"/>
               <w:jc w:val="left"/>
             </w:pPr>
             <w:r>
@@ -10039,7 +10039,7 @@
           </w:tcPr>
           <w:p>
             <w:pPr>
-              <w:spacing w:after="0" w:line="228"/>
+              <w:spacing w:after="0" w:line="222"/>
               <w:jc w:val="left"/>
             </w:pPr>
             <w:r>
@@ -10072,7 +10072,7 @@
           </w:tcPr>
           <w:p>
             <w:pPr>
-              <w:spacing w:after="0" w:line="228"/>
+              <w:spacing w:after="0" w:line="222"/>
               <w:jc w:val="left"/>
             </w:pPr>
             <w:r>
@@ -10100,7 +10100,7 @@
           </w:tcPr>
           <w:p>
             <w:pPr>
-              <w:spacing w:after="0" w:line="228"/>
+              <w:spacing w:after="0" w:line="222"/>
               <w:jc w:val="left"/>
             </w:pPr>
             <w:r>
@@ -10133,7 +10133,7 @@
           </w:tcPr>
           <w:p>
             <w:pPr>
-              <w:spacing w:after="0" w:line="228"/>
+              <w:spacing w:after="0" w:line="222"/>
               <w:jc w:val="left"/>
             </w:pPr>
             <w:r>
@@ -10161,7 +10161,7 @@
           </w:tcPr>
           <w:p>
             <w:pPr>
-              <w:spacing w:after="0" w:line="228"/>
+              <w:spacing w:after="0" w:line="222"/>
               <w:jc w:val="left"/>
             </w:pPr>
             <w:r>
@@ -10194,7 +10194,7 @@
           </w:tcPr>
           <w:p>
             <w:pPr>
-              <w:spacing w:after="0" w:line="228"/>
+              <w:spacing w:after="0" w:line="222"/>
               <w:jc w:val="left"/>
             </w:pPr>
             <w:r>
@@ -10222,7 +10222,7 @@
           </w:tcPr>
           <w:p>
             <w:pPr>
-              <w:spacing w:after="0" w:line="228"/>
+              <w:spacing w:after="0" w:line="222"/>
               <w:jc w:val="left"/>
             </w:pPr>
             <w:r>
@@ -10259,7 +10259,7 @@
     </w:p>
     <w:p>
       <w:pPr>
-        <w:spacing w:after="120" w:line="252"/>
+        <w:spacing w:after="120" w:line="246"/>
       </w:pPr>
       <w:r>
         <w:rPr>
@@ -10308,7 +10308,7 @@
           </w:tcPr>
           <w:p>
             <w:pPr>
-              <w:spacing w:after="0" w:line="228"/>
+              <w:spacing w:after="0" w:line="222"/>
               <w:jc w:val="left"/>
             </w:pPr>
             <w:r>
@@ -10337,7 +10337,7 @@
           </w:tcPr>
           <w:p>
             <w:pPr>
-              <w:spacing w:after="0" w:line="228"/>
+              <w:spacing w:after="0" w:line="222"/>
               <w:jc w:val="left"/>
             </w:pPr>
             <w:r>
@@ -10366,7 +10366,7 @@
           </w:tcPr>
           <w:p>
             <w:pPr>
-              <w:spacing w:after="0" w:line="228"/>
+              <w:spacing w:after="0" w:line="222"/>
               <w:jc w:val="left"/>
             </w:pPr>
             <w:r>
@@ -10395,7 +10395,7 @@
           </w:tcPr>
           <w:p>
             <w:pPr>
-              <w:spacing w:after="0" w:line="228"/>
+              <w:spacing w:after="0" w:line="222"/>
               <w:jc w:val="left"/>
             </w:pPr>
             <w:r>
@@ -10428,7 +10428,7 @@
           </w:tcPr>
           <w:p>
             <w:pPr>
-              <w:spacing w:after="0" w:line="228"/>
+              <w:spacing w:after="0" w:line="222"/>
               <w:jc w:val="left"/>
             </w:pPr>
             <w:r>
@@ -10456,7 +10456,7 @@
           </w:tcPr>
           <w:p>
             <w:pPr>
-              <w:spacing w:after="0" w:line="228"/>
+              <w:spacing w:after="0" w:line="222"/>
               <w:jc w:val="left"/>
             </w:pPr>
             <w:r>
@@ -10484,7 +10484,7 @@
           </w:tcPr>
           <w:p>
             <w:pPr>
-              <w:spacing w:after="0" w:line="228"/>
+              <w:spacing w:after="0" w:line="222"/>
               <w:jc w:val="left"/>
             </w:pPr>
             <w:r>
@@ -10512,7 +10512,7 @@
           </w:tcPr>
           <w:p>
             <w:pPr>
-              <w:spacing w:after="0" w:line="228"/>
+              <w:spacing w:after="0" w:line="222"/>
               <w:jc w:val="left"/>
             </w:pPr>
             <w:r>
@@ -10545,7 +10545,7 @@
           </w:tcPr>
           <w:p>
             <w:pPr>
-              <w:spacing w:after="0" w:line="228"/>
+              <w:spacing w:after="0" w:line="222"/>
               <w:jc w:val="left"/>
             </w:pPr>
             <w:r>
@@ -10573,7 +10573,7 @@
           </w:tcPr>
           <w:p>
             <w:pPr>
-              <w:spacing w:after="0" w:line="228"/>
+              <w:spacing w:after="0" w:line="222"/>
               <w:jc w:val="left"/>
             </w:pPr>
             <w:r>
@@ -10601,7 +10601,7 @@
           </w:tcPr>
           <w:p>
             <w:pPr>
-              <w:spacing w:after="0" w:line="228"/>
+              <w:spacing w:after="0" w:line="222"/>
               <w:jc w:val="left"/>
             </w:pPr>
             <w:r>
@@ -10629,7 +10629,7 @@
           </w:tcPr>
           <w:p>
             <w:pPr>
-              <w:spacing w:after="0" w:line="228"/>
+              <w:spacing w:after="0" w:line="222"/>
               <w:jc w:val="left"/>
             </w:pPr>
             <w:r>
@@ -10662,7 +10662,7 @@
           </w:tcPr>
           <w:p>
             <w:pPr>
-              <w:spacing w:after="0" w:line="228"/>
+              <w:spacing w:after="0" w:line="222"/>
               <w:jc w:val="left"/>
             </w:pPr>
             <w:r>
@@ -10690,7 +10690,7 @@
           </w:tcPr>
           <w:p>
             <w:pPr>
-              <w:spacing w:after="0" w:line="228"/>
+              <w:spacing w:after="0" w:line="222"/>
               <w:jc w:val="left"/>
             </w:pPr>
             <w:r>
@@ -10718,7 +10718,7 @@
           </w:tcPr>
           <w:p>
             <w:pPr>
-              <w:spacing w:after="0" w:line="228"/>
+              <w:spacing w:after="0" w:line="222"/>
               <w:jc w:val="left"/>
             </w:pPr>
             <w:r>
@@ -10746,7 +10746,7 @@
           </w:tcPr>
           <w:p>
             <w:pPr>
-              <w:spacing w:after="0" w:line="228"/>
+              <w:spacing w:after="0" w:line="222"/>
               <w:jc w:val="left"/>
             </w:pPr>
             <w:r>
@@ -10779,7 +10779,7 @@
           </w:tcPr>
           <w:p>
             <w:pPr>
-              <w:spacing w:after="0" w:line="228"/>
+              <w:spacing w:after="0" w:line="222"/>
               <w:jc w:val="left"/>
             </w:pPr>
             <w:r>
@@ -10807,7 +10807,7 @@
           </w:tcPr>
           <w:p>
             <w:pPr>
-              <w:spacing w:after="0" w:line="228"/>
+              <w:spacing w:after="0" w:line="222"/>
               <w:jc w:val="left"/>
             </w:pPr>
             <w:r>
@@ -10835,7 +10835,7 @@
           </w:tcPr>
           <w:p>
             <w:pPr>
-              <w:spacing w:after="0" w:line="228"/>
+              <w:spacing w:after="0" w:line="222"/>
               <w:jc w:val="left"/>
             </w:pPr>
             <w:r>
@@ -10863,7 +10863,7 @@
           </w:tcPr>
           <w:p>
             <w:pPr>
-              <w:spacing w:after="0" w:line="228"/>
+              <w:spacing w:after="0" w:line="222"/>
               <w:jc w:val="left"/>
             </w:pPr>
             <w:r>
@@ -10896,7 +10896,7 @@
           </w:tcPr>
           <w:p>
             <w:pPr>
-              <w:spacing w:after="0" w:line="228"/>
+              <w:spacing w:after="0" w:line="222"/>
               <w:jc w:val="left"/>
             </w:pPr>
             <w:r>
@@ -10924,7 +10924,7 @@
           </w:tcPr>
           <w:p>
             <w:pPr>
-              <w:spacing w:after="0" w:line="228"/>
+              <w:spacing w:after="0" w:line="222"/>
               <w:jc w:val="left"/>
             </w:pPr>
             <w:r>
@@ -10952,7 +10952,7 @@
           </w:tcPr>
           <w:p>
             <w:pPr>
-              <w:spacing w:after="0" w:line="228"/>
+              <w:spacing w:after="0" w:line="222"/>
               <w:jc w:val="left"/>
             </w:pPr>
             <w:r>
@@ -10980,7 +10980,7 @@
           </w:tcPr>
           <w:p>
             <w:pPr>
-              <w:spacing w:after="0" w:line="228"/>
+              <w:spacing w:after="0" w:line="222"/>
               <w:jc w:val="left"/>
             </w:pPr>
             <w:r>
@@ -11013,7 +11013,7 @@
           </w:tcPr>
           <w:p>
             <w:pPr>
-              <w:spacing w:after="0" w:line="228"/>
+              <w:spacing w:after="0" w:line="222"/>
               <w:jc w:val="left"/>
             </w:pPr>
             <w:r>
@@ -11041,7 +11041,7 @@
           </w:tcPr>
           <w:p>
             <w:pPr>
-              <w:spacing w:after="0" w:line="228"/>
+              <w:spacing w:after="0" w:line="222"/>
               <w:jc w:val="left"/>
             </w:pPr>
             <w:r>
@@ -11069,7 +11069,7 @@
           </w:tcPr>
           <w:p>
             <w:pPr>
-              <w:spacing w:after="0" w:line="228"/>
+              <w:spacing w:after="0" w:line="222"/>
               <w:jc w:val="left"/>
             </w:pPr>
             <w:r>
@@ -11097,7 +11097,7 @@
           </w:tcPr>
           <w:p>
             <w:pPr>
-              <w:spacing w:after="0" w:line="228"/>
+              <w:spacing w:after="0" w:line="222"/>
               <w:jc w:val="left"/>
             </w:pPr>
             <w:r>
@@ -11130,7 +11130,7 @@
           </w:tcPr>
           <w:p>
             <w:pPr>
-              <w:spacing w:after="0" w:line="228"/>
+              <w:spacing w:after="0" w:line="222"/>
               <w:jc w:val="left"/>
             </w:pPr>
             <w:r>
@@ -11158,7 +11158,7 @@
           </w:tcPr>
           <w:p>
             <w:pPr>
-              <w:spacing w:after="0" w:line="228"/>
+              <w:spacing w:after="0" w:line="222"/>
               <w:jc w:val="left"/>
             </w:pPr>
             <w:r>
@@ -11186,7 +11186,7 @@
           </w:tcPr>
           <w:p>
             <w:pPr>
-              <w:spacing w:after="0" w:line="228"/>
+              <w:spacing w:after="0" w:line="222"/>
               <w:jc w:val="left"/>
             </w:pPr>
             <w:r>
@@ -11214,7 +11214,7 @@
           </w:tcPr>
           <w:p>
             <w:pPr>
-              <w:spacing w:after="0" w:line="228"/>
+              <w:spacing w:after="0" w:line="222"/>
               <w:jc w:val="left"/>
             </w:pPr>
             <w:r>
@@ -11234,7 +11234,7 @@
     </w:tbl>
     <w:p>
       <w:pPr>
-        <w:spacing w:after="190" w:line="252"/>
+        <w:spacing w:after="190" w:line="246"/>
       </w:pPr>
       <w:r>
         <w:rPr>
@@ -11250,7 +11250,7 @@
     </w:p>
     <w:p>
       <w:pPr>
-        <w:spacing w:after="120" w:line="252"/>
+        <w:spacing w:after="120" w:line="246"/>
       </w:pPr>
       <w:r>
         <w:rPr>
@@ -11298,7 +11298,7 @@
           </w:tcPr>
           <w:p>
             <w:pPr>
-              <w:spacing w:after="0" w:line="228"/>
+              <w:spacing w:after="0" w:line="222"/>
               <w:jc w:val="left"/>
             </w:pPr>
             <w:r>
@@ -11327,7 +11327,7 @@
           </w:tcPr>
           <w:p>
             <w:pPr>
-              <w:spacing w:after="0" w:line="228"/>
+              <w:spacing w:after="0" w:line="222"/>
               <w:jc w:val="left"/>
             </w:pPr>
             <w:r>
@@ -11356,7 +11356,7 @@
           </w:tcPr>
           <w:p>
             <w:pPr>
-              <w:spacing w:after="0" w:line="228"/>
+              <w:spacing w:after="0" w:line="222"/>
               <w:jc w:val="left"/>
             </w:pPr>
             <w:r>
@@ -11389,7 +11389,7 @@
           </w:tcPr>
           <w:p>
             <w:pPr>
-              <w:spacing w:after="0" w:line="228"/>
+              <w:spacing w:after="0" w:line="222"/>
               <w:jc w:val="left"/>
             </w:pPr>
             <w:r>
@@ -11417,7 +11417,7 @@
           </w:tcPr>
           <w:p>
             <w:pPr>
-              <w:spacing w:after="0" w:line="228"/>
+              <w:spacing w:after="0" w:line="222"/>
               <w:jc w:val="left"/>
             </w:pPr>
             <w:r>
@@ -11445,7 +11445,7 @@
           </w:tcPr>
           <w:p>
             <w:pPr>
-              <w:spacing w:after="0" w:line="228"/>
+              <w:spacing w:after="0" w:line="222"/>
               <w:jc w:val="left"/>
             </w:pPr>
             <w:r>
@@ -11478,7 +11478,7 @@
           </w:tcPr>
           <w:p>
             <w:pPr>
-              <w:spacing w:after="0" w:line="228"/>
+              <w:spacing w:after="0" w:line="222"/>
               <w:jc w:val="left"/>
             </w:pPr>
             <w:r>
@@ -11506,7 +11506,7 @@
           </w:tcPr>
           <w:p>
             <w:pPr>
-              <w:spacing w:after="0" w:line="228"/>
+              <w:spacing w:after="0" w:line="222"/>
               <w:jc w:val="left"/>
             </w:pPr>
             <w:r>
@@ -11534,7 +11534,7 @@
           </w:tcPr>
           <w:p>
             <w:pPr>
-              <w:spacing w:after="0" w:line="228"/>
+              <w:spacing w:after="0" w:line="222"/>
               <w:jc w:val="left"/>
             </w:pPr>
             <w:r>
@@ -11602,13 +11602,13 @@
     </w:p>
     <w:p>
       <w:pPr>
-        <w:spacing w:after="40" w:before="120"/>
+        <w:spacing w:after="36" w:before="100"/>
         <w:jc w:val="center"/>
       </w:pPr>
       <w:r>
         <w:drawing>
           <wp:inline distT="0" distB="0" distL="0" distR="0">
-            <wp:extent cx="4191000" cy="1647825"/>
+            <wp:extent cx="3810000" cy="1495425"/>
             <wp:effectExtent t="0" r="0" b="0" l="0"/>
             <wp:docPr id="1" name="" descr="" title=""/>
             <wp:cNvGraphicFramePr>
@@ -11633,7 +11633,7 @@
                   <pic:spPr bwMode="auto">
                     <a:xfrm>
                       <a:off x="0" y="0"/>
-                      <a:ext cx="4191000" cy="1647825"/>
+                      <a:ext cx="3810000" cy="1495425"/>
                     </a:xfrm>
                     <a:prstGeom prst="rect">
                       <a:avLst/>
@@ -11648,7 +11648,7 @@
     </w:p>
     <w:p>
       <w:pPr>
-        <w:spacing w:after="140"/>
+        <w:spacing w:after="120"/>
         <w:jc w:val="center"/>
       </w:pPr>
       <w:r>
@@ -11707,7 +11707,7 @@
           </w:tcPr>
           <w:p>
             <w:pPr>
-              <w:spacing w:after="0" w:line="228"/>
+              <w:spacing w:after="0" w:line="222"/>
               <w:jc w:val="left"/>
             </w:pPr>
             <w:r>
@@ -11736,7 +11736,7 @@
           </w:tcPr>
           <w:p>
             <w:pPr>
-              <w:spacing w:after="0" w:line="228"/>
+              <w:spacing w:after="0" w:line="222"/>
               <w:jc w:val="left"/>
             </w:pPr>
             <w:r>
@@ -11765,7 +11765,7 @@
           </w:tcPr>
           <w:p>
             <w:pPr>
-              <w:spacing w:after="0" w:line="228"/>
+              <w:spacing w:after="0" w:line="222"/>
               <w:jc w:val="left"/>
             </w:pPr>
             <w:r>
@@ -11794,7 +11794,7 @@
           </w:tcPr>
           <w:p>
             <w:pPr>
-              <w:spacing w:after="0" w:line="228"/>
+              <w:spacing w:after="0" w:line="222"/>
               <w:jc w:val="left"/>
             </w:pPr>
             <w:r>
@@ -11827,7 +11827,7 @@
           </w:tcPr>
           <w:p>
             <w:pPr>
-              <w:spacing w:after="0" w:line="228"/>
+              <w:spacing w:after="0" w:line="222"/>
               <w:jc w:val="left"/>
             </w:pPr>
             <w:r>
@@ -11855,7 +11855,7 @@
           </w:tcPr>
           <w:p>
             <w:pPr>
-              <w:spacing w:after="0" w:line="228"/>
+              <w:spacing w:after="0" w:line="222"/>
               <w:jc w:val="right"/>
             </w:pPr>
             <w:r>
@@ -11883,7 +11883,7 @@
           </w:tcPr>
           <w:p>
             <w:pPr>
-              <w:spacing w:after="0" w:line="228"/>
+              <w:spacing w:after="0" w:line="222"/>
               <w:jc w:val="right"/>
             </w:pPr>
             <w:r>
@@ -11911,7 +11911,7 @@
           </w:tcPr>
           <w:p>
             <w:pPr>
-              <w:spacing w:after="0" w:line="228"/>
+              <w:spacing w:after="0" w:line="222"/>
               <w:jc w:val="left"/>
             </w:pPr>
             <w:r>
@@ -11944,7 +11944,7 @@
           </w:tcPr>
           <w:p>
             <w:pPr>
-              <w:spacing w:after="0" w:line="228"/>
+              <w:spacing w:after="0" w:line="222"/>
               <w:jc w:val="left"/>
             </w:pPr>
             <w:r>
@@ -11972,7 +11972,7 @@
           </w:tcPr>
           <w:p>
             <w:pPr>
-              <w:spacing w:after="0" w:line="228"/>
+              <w:spacing w:after="0" w:line="222"/>
               <w:jc w:val="left"/>
             </w:pPr>
             <w:r>
@@ -12000,7 +12000,7 @@
           </w:tcPr>
           <w:p>
             <w:pPr>
-              <w:spacing w:after="0" w:line="228"/>
+              <w:spacing w:after="0" w:line="222"/>
               <w:jc w:val="right"/>
             </w:pPr>
             <w:r>
@@ -12028,7 +12028,7 @@
           </w:tcPr>
           <w:p>
             <w:pPr>
-              <w:spacing w:after="0" w:line="228"/>
+              <w:spacing w:after="0" w:line="222"/>
               <w:jc w:val="left"/>
             </w:pPr>
             <w:r>
@@ -12061,7 +12061,7 @@
           </w:tcPr>
           <w:p>
             <w:pPr>
-              <w:spacing w:after="0" w:line="228"/>
+              <w:spacing w:after="0" w:line="222"/>
               <w:jc w:val="left"/>
             </w:pPr>
             <w:r>
@@ -12089,7 +12089,7 @@
           </w:tcPr>
           <w:p>
             <w:pPr>
-              <w:spacing w:after="0" w:line="228"/>
+              <w:spacing w:after="0" w:line="222"/>
               <w:jc w:val="left"/>
             </w:pPr>
             <w:r>
@@ -12117,7 +12117,7 @@
           </w:tcPr>
           <w:p>
             <w:pPr>
-              <w:spacing w:after="0" w:line="228"/>
+              <w:spacing w:after="0" w:line="222"/>
               <w:jc w:val="right"/>
             </w:pPr>
             <w:r>
@@ -12145,7 +12145,7 @@
           </w:tcPr>
           <w:p>
             <w:pPr>
-              <w:spacing w:after="0" w:line="228"/>
+              <w:spacing w:after="0" w:line="222"/>
               <w:jc w:val="left"/>
             </w:pPr>
             <w:r>
@@ -12182,7 +12182,7 @@
     </w:p>
     <w:p>
       <w:pPr>
-        <w:spacing w:after="120" w:line="252"/>
+        <w:spacing w:after="120" w:line="246"/>
       </w:pPr>
       <w:r>
         <w:rPr>
@@ -12231,7 +12231,7 @@
           </w:tcPr>
           <w:p>
             <w:pPr>
-              <w:spacing w:after="0" w:line="228"/>
+              <w:spacing w:after="0" w:line="222"/>
               <w:jc w:val="left"/>
             </w:pPr>
             <w:r>
@@ -12260,7 +12260,7 @@
           </w:tcPr>
           <w:p>
             <w:pPr>
-              <w:spacing w:after="0" w:line="228"/>
+              <w:spacing w:after="0" w:line="222"/>
               <w:jc w:val="left"/>
             </w:pPr>
             <w:r>
@@ -12289,7 +12289,7 @@
           </w:tcPr>
           <w:p>
             <w:pPr>
-              <w:spacing w:after="0" w:line="228"/>
+              <w:spacing w:after="0" w:line="222"/>
               <w:jc w:val="left"/>
             </w:pPr>
             <w:r>
@@ -12318,7 +12318,7 @@
           </w:tcPr>
           <w:p>
             <w:pPr>
-              <w:spacing w:after="0" w:line="228"/>
+              <w:spacing w:after="0" w:line="222"/>
               <w:jc w:val="left"/>
             </w:pPr>
             <w:r>
@@ -12351,7 +12351,7 @@
           </w:tcPr>
           <w:p>
             <w:pPr>
-              <w:spacing w:after="0" w:line="228"/>
+              <w:spacing w:after="0" w:line="222"/>
               <w:jc w:val="left"/>
             </w:pPr>
             <w:r>
@@ -12379,7 +12379,7 @@
           </w:tcPr>
           <w:p>
             <w:pPr>
-              <w:spacing w:after="0" w:line="228"/>
+              <w:spacing w:after="0" w:line="222"/>
               <w:jc w:val="right"/>
             </w:pPr>
             <w:r>
@@ -12407,7 +12407,7 @@
           </w:tcPr>
           <w:p>
             <w:pPr>
-              <w:spacing w:after="0" w:line="228"/>
+              <w:spacing w:after="0" w:line="222"/>
               <w:jc w:val="right"/>
             </w:pPr>
             <w:r>
@@ -12435,7 +12435,7 @@
           </w:tcPr>
           <w:p>
             <w:pPr>
-              <w:spacing w:after="0" w:line="228"/>
+              <w:spacing w:after="0" w:line="222"/>
               <w:jc w:val="right"/>
             </w:pPr>
             <w:r>
@@ -12468,7 +12468,7 @@
           </w:tcPr>
           <w:p>
             <w:pPr>
-              <w:spacing w:after="0" w:line="228"/>
+              <w:spacing w:after="0" w:line="222"/>
               <w:jc w:val="left"/>
             </w:pPr>
             <w:r>
@@ -12496,7 +12496,7 @@
           </w:tcPr>
           <w:p>
             <w:pPr>
-              <w:spacing w:after="0" w:line="228"/>
+              <w:spacing w:after="0" w:line="222"/>
               <w:jc w:val="right"/>
             </w:pPr>
             <w:r>
@@ -12524,7 +12524,7 @@
           </w:tcPr>
           <w:p>
             <w:pPr>
-              <w:spacing w:after="0" w:line="228"/>
+              <w:spacing w:after="0" w:line="222"/>
               <w:jc w:val="right"/>
             </w:pPr>
             <w:r>
@@ -12552,7 +12552,7 @@
           </w:tcPr>
           <w:p>
             <w:pPr>
-              <w:spacing w:after="0" w:line="228"/>
+              <w:spacing w:after="0" w:line="222"/>
               <w:jc w:val="right"/>
             </w:pPr>
             <w:r>
@@ -12585,7 +12585,7 @@
           </w:tcPr>
           <w:p>
             <w:pPr>
-              <w:spacing w:after="0" w:line="228"/>
+              <w:spacing w:after="0" w:line="222"/>
               <w:jc w:val="left"/>
             </w:pPr>
             <w:r>
@@ -12613,7 +12613,7 @@
           </w:tcPr>
           <w:p>
             <w:pPr>
-              <w:spacing w:after="0" w:line="228"/>
+              <w:spacing w:after="0" w:line="222"/>
               <w:jc w:val="right"/>
             </w:pPr>
             <w:r>
@@ -12641,7 +12641,7 @@
           </w:tcPr>
           <w:p>
             <w:pPr>
-              <w:spacing w:after="0" w:line="228"/>
+              <w:spacing w:after="0" w:line="222"/>
               <w:jc w:val="right"/>
             </w:pPr>
             <w:r>
@@ -12669,7 +12669,7 @@
           </w:tcPr>
           <w:p>
             <w:pPr>
-              <w:spacing w:after="0" w:line="228"/>
+              <w:spacing w:after="0" w:line="222"/>
               <w:jc w:val="right"/>
             </w:pPr>
             <w:r>
@@ -12689,7 +12689,7 @@
     </w:tbl>
     <w:p>
       <w:pPr>
-        <w:spacing w:after="190" w:line="252"/>
+        <w:spacing w:after="190" w:line="246"/>
       </w:pPr>
       <w:r>
         <w:rPr>
@@ -12705,13 +12705,13 @@
     </w:p>
     <w:p>
       <w:pPr>
-        <w:spacing w:after="40" w:before="120"/>
+        <w:spacing w:after="36" w:before="100"/>
         <w:jc w:val="center"/>
       </w:pPr>
       <w:r>
         <w:drawing>
           <wp:inline distT="0" distB="0" distL="0" distR="0">
-            <wp:extent cx="3619500" cy="2257425"/>
+            <wp:extent cx="3333750" cy="2076450"/>
             <wp:effectExtent t="0" r="0" b="0" l="0"/>
             <wp:docPr id="1" name="" descr="" title=""/>
             <wp:cNvGraphicFramePr>
@@ -12736,7 +12736,7 @@
                   <pic:spPr bwMode="auto">
                     <a:xfrm>
                       <a:off x="0" y="0"/>
-                      <a:ext cx="3619500" cy="2257425"/>
+                      <a:ext cx="3333750" cy="2076450"/>
                     </a:xfrm>
                     <a:prstGeom prst="rect">
                       <a:avLst/>
@@ -12751,7 +12751,7 @@
     </w:p>
     <w:p>
       <w:pPr>
-        <w:spacing w:after="140"/>
+        <w:spacing w:after="120"/>
         <w:jc w:val="center"/>
       </w:pPr>
       <w:r>
@@ -12808,7 +12808,7 @@
           </w:tcPr>
           <w:p>
             <w:pPr>
-              <w:spacing w:after="0" w:line="228"/>
+              <w:spacing w:after="0" w:line="222"/>
               <w:jc w:val="left"/>
             </w:pPr>
             <w:r>
@@ -12837,7 +12837,7 @@
           </w:tcPr>
           <w:p>
             <w:pPr>
-              <w:spacing w:after="0" w:line="228"/>
+              <w:spacing w:after="0" w:line="222"/>
               <w:jc w:val="left"/>
             </w:pPr>
             <w:r>
@@ -12870,7 +12870,7 @@
           </w:tcPr>
           <w:p>
             <w:pPr>
-              <w:spacing w:after="0" w:line="228"/>
+              <w:spacing w:after="0" w:line="222"/>
               <w:jc w:val="left"/>
             </w:pPr>
             <w:r>
@@ -12898,7 +12898,7 @@
           </w:tcPr>
           <w:p>
             <w:pPr>
-              <w:spacing w:after="0" w:line="228"/>
+              <w:spacing w:after="0" w:line="222"/>
               <w:jc w:val="left"/>
             </w:pPr>
             <w:r>
@@ -12931,7 +12931,7 @@
           </w:tcPr>
           <w:p>
             <w:pPr>
-              <w:spacing w:after="0" w:line="228"/>
+              <w:spacing w:after="0" w:line="222"/>
               <w:jc w:val="left"/>
             </w:pPr>
             <w:r>
@@ -12959,7 +12959,7 @@
           </w:tcPr>
           <w:p>
             <w:pPr>
-              <w:spacing w:after="0" w:line="228"/>
+              <w:spacing w:after="0" w:line="222"/>
               <w:jc w:val="left"/>
             </w:pPr>
             <w:r>
@@ -12996,7 +12996,7 @@
     </w:p>
     <w:p>
       <w:pPr>
-        <w:spacing w:after="120" w:line="252"/>
+        <w:spacing w:after="120" w:line="246"/>
       </w:pPr>
       <w:r>
         <w:rPr>
@@ -13045,7 +13045,7 @@
           </w:tcPr>
           <w:p>
             <w:pPr>
-              <w:spacing w:after="0" w:line="228"/>
+              <w:spacing w:after="0" w:line="222"/>
               <w:jc w:val="left"/>
             </w:pPr>
             <w:r>
@@ -13074,7 +13074,7 @@
           </w:tcPr>
           <w:p>
             <w:pPr>
-              <w:spacing w:after="0" w:line="228"/>
+              <w:spacing w:after="0" w:line="222"/>
               <w:jc w:val="left"/>
             </w:pPr>
             <w:r>
@@ -13103,7 +13103,7 @@
           </w:tcPr>
           <w:p>
             <w:pPr>
-              <w:spacing w:after="0" w:line="228"/>
+              <w:spacing w:after="0" w:line="222"/>
               <w:jc w:val="left"/>
             </w:pPr>
             <w:r>
@@ -13132,7 +13132,7 @@
           </w:tcPr>
           <w:p>
             <w:pPr>
-              <w:spacing w:after="0" w:line="228"/>
+              <w:spacing w:after="0" w:line="222"/>
               <w:jc w:val="left"/>
             </w:pPr>
             <w:r>
@@ -13165,7 +13165,7 @@
           </w:tcPr>
           <w:p>
             <w:pPr>
-              <w:spacing w:after="0" w:line="228"/>
+              <w:spacing w:after="0" w:line="222"/>
               <w:jc w:val="left"/>
             </w:pPr>
             <w:r>
@@ -13193,7 +13193,7 @@
           </w:tcPr>
           <w:p>
             <w:pPr>
-              <w:spacing w:after="0" w:line="228"/>
+              <w:spacing w:after="0" w:line="222"/>
               <w:jc w:val="right"/>
             </w:pPr>
             <w:r>
@@ -13221,7 +13221,7 @@
           </w:tcPr>
           <w:p>
             <w:pPr>
-              <w:spacing w:after="0" w:line="228"/>
+              <w:spacing w:after="0" w:line="222"/>
               <w:jc w:val="right"/>
             </w:pPr>
             <w:r>
@@ -13249,7 +13249,7 @@
           </w:tcPr>
           <w:p>
             <w:pPr>
-              <w:spacing w:after="0" w:line="228"/>
+              <w:spacing w:after="0" w:line="222"/>
               <w:jc w:val="right"/>
             </w:pPr>
             <w:r>
@@ -13282,7 +13282,7 @@
           </w:tcPr>
           <w:p>
             <w:pPr>
-              <w:spacing w:after="0" w:line="228"/>
+              <w:spacing w:after="0" w:line="222"/>
               <w:jc w:val="left"/>
             </w:pPr>
             <w:r>
@@ -13310,7 +13310,7 @@
           </w:tcPr>
           <w:p>
             <w:pPr>
-              <w:spacing w:after="0" w:line="228"/>
+              <w:spacing w:after="0" w:line="222"/>
               <w:jc w:val="right"/>
             </w:pPr>
             <w:r>
@@ -13338,7 +13338,7 @@
           </w:tcPr>
           <w:p>
             <w:pPr>
-              <w:spacing w:after="0" w:line="228"/>
+              <w:spacing w:after="0" w:line="222"/>
               <w:jc w:val="right"/>
             </w:pPr>
             <w:r>
@@ -13366,7 +13366,7 @@
           </w:tcPr>
           <w:p>
             <w:pPr>
-              <w:spacing w:after="0" w:line="228"/>
+              <w:spacing w:after="0" w:line="222"/>
               <w:jc w:val="right"/>
             </w:pPr>
             <w:r>
@@ -13399,7 +13399,7 @@
           </w:tcPr>
           <w:p>
             <w:pPr>
-              <w:spacing w:after="0" w:line="228"/>
+              <w:spacing w:after="0" w:line="222"/>
               <w:jc w:val="left"/>
             </w:pPr>
             <w:r>
@@ -13427,7 +13427,7 @@
           </w:tcPr>
           <w:p>
             <w:pPr>
-              <w:spacing w:after="0" w:line="228"/>
+              <w:spacing w:after="0" w:line="222"/>
               <w:jc w:val="right"/>
             </w:pPr>
             <w:r>
@@ -13455,7 +13455,7 @@
           </w:tcPr>
           <w:p>
             <w:pPr>
-              <w:spacing w:after="0" w:line="228"/>
+              <w:spacing w:after="0" w:line="222"/>
               <w:jc w:val="right"/>
             </w:pPr>
             <w:r>
@@ -13483,7 +13483,7 @@
           </w:tcPr>
           <w:p>
             <w:pPr>
-              <w:spacing w:after="0" w:line="228"/>
+              <w:spacing w:after="0" w:line="222"/>
               <w:jc w:val="right"/>
             </w:pPr>
             <w:r>
@@ -13516,7 +13516,7 @@
           </w:tcPr>
           <w:p>
             <w:pPr>
-              <w:spacing w:after="0" w:line="228"/>
+              <w:spacing w:after="0" w:line="222"/>
               <w:jc w:val="left"/>
             </w:pPr>
             <w:r>
@@ -13544,7 +13544,7 @@
           </w:tcPr>
           <w:p>
             <w:pPr>
-              <w:spacing w:after="0" w:line="228"/>
+              <w:spacing w:after="0" w:line="222"/>
               <w:jc w:val="right"/>
             </w:pPr>
             <w:r>
@@ -13572,7 +13572,7 @@
           </w:tcPr>
           <w:p>
             <w:pPr>
-              <w:spacing w:after="0" w:line="228"/>
+              <w:spacing w:after="0" w:line="222"/>
               <w:jc w:val="right"/>
             </w:pPr>
             <w:r>
@@ -13600,7 +13600,7 @@
           </w:tcPr>
           <w:p>
             <w:pPr>
-              <w:spacing w:after="0" w:line="228"/>
+              <w:spacing w:after="0" w:line="222"/>
               <w:jc w:val="right"/>
             </w:pPr>
             <w:r>
@@ -13620,7 +13620,7 @@
     </w:tbl>
     <w:p>
       <w:pPr>
-        <w:spacing w:after="190" w:line="252"/>
+        <w:spacing w:after="190" w:line="246"/>
       </w:pPr>
       <w:r>
         <w:rPr>
@@ -13667,7 +13667,7 @@
           </w:tcPr>
           <w:p>
             <w:pPr>
-              <w:spacing w:after="0" w:line="228"/>
+              <w:spacing w:after="0" w:line="222"/>
               <w:jc w:val="left"/>
             </w:pPr>
             <w:r>
@@ -13696,7 +13696,7 @@
           </w:tcPr>
           <w:p>
             <w:pPr>
-              <w:spacing w:after="0" w:line="228"/>
+              <w:spacing w:after="0" w:line="222"/>
               <w:jc w:val="left"/>
             </w:pPr>
             <w:r>
@@ -13729,7 +13729,7 @@
           </w:tcPr>
           <w:p>
             <w:pPr>
-              <w:spacing w:after="0" w:line="228"/>
+              <w:spacing w:after="0" w:line="222"/>
               <w:jc w:val="left"/>
             </w:pPr>
             <w:r>
@@ -13757,7 +13757,7 @@
           </w:tcPr>
           <w:p>
             <w:pPr>
-              <w:spacing w:after="0" w:line="228"/>
+              <w:spacing w:after="0" w:line="222"/>
               <w:jc w:val="left"/>
             </w:pPr>
             <w:r>
@@ -13790,7 +13790,7 @@
           </w:tcPr>
           <w:p>
             <w:pPr>
-              <w:spacing w:after="0" w:line="228"/>
+              <w:spacing w:after="0" w:line="222"/>
               <w:jc w:val="left"/>
             </w:pPr>
             <w:r>
@@ -13818,7 +13818,7 @@
           </w:tcPr>
           <w:p>
             <w:pPr>
-              <w:spacing w:after="0" w:line="228"/>
+              <w:spacing w:after="0" w:line="222"/>
               <w:jc w:val="left"/>
             </w:pPr>
             <w:r>
@@ -13851,7 +13851,7 @@
           </w:tcPr>
           <w:p>
             <w:pPr>
-              <w:spacing w:after="0" w:line="228"/>
+              <w:spacing w:after="0" w:line="222"/>
               <w:jc w:val="left"/>
             </w:pPr>
             <w:r>
@@ -13879,7 +13879,7 @@
           </w:tcPr>
           <w:p>
             <w:pPr>
-              <w:spacing w:after="0" w:line="228"/>
+              <w:spacing w:after="0" w:line="222"/>
               <w:jc w:val="left"/>
             </w:pPr>
             <w:r>
@@ -13899,13 +13899,13 @@
     </w:tbl>
     <w:p>
       <w:pPr>
-        <w:spacing w:after="40" w:before="120"/>
+        <w:spacing w:after="36" w:before="100"/>
         <w:jc w:val="center"/>
       </w:pPr>
       <w:r>
         <w:drawing>
           <wp:inline distT="0" distB="0" distL="0" distR="0">
-            <wp:extent cx="4191000" cy="1743075"/>
+            <wp:extent cx="3810000" cy="1581150"/>
             <wp:effectExtent t="0" r="0" b="0" l="0"/>
             <wp:docPr id="1" name="" descr="" title=""/>
             <wp:cNvGraphicFramePr>
@@ -13930,7 +13930,7 @@
                   <pic:spPr bwMode="auto">
                     <a:xfrm>
                       <a:off x="0" y="0"/>
-                      <a:ext cx="4191000" cy="1743075"/>
+                      <a:ext cx="3810000" cy="1581150"/>
                     </a:xfrm>
                     <a:prstGeom prst="rect">
                       <a:avLst/>
@@ -13945,7 +13945,7 @@
     </w:p>
     <w:p>
       <w:pPr>
-        <w:spacing w:after="140"/>
+        <w:spacing w:after="120"/>
         <w:jc w:val="center"/>
       </w:pPr>
       <w:r>
@@ -14002,7 +14002,7 @@
           </w:tcPr>
           <w:p>
             <w:pPr>
-              <w:spacing w:after="0" w:line="228"/>
+              <w:spacing w:after="0" w:line="222"/>
               <w:jc w:val="left"/>
             </w:pPr>
             <w:r>
@@ -14031,7 +14031,7 @@
           </w:tcPr>
           <w:p>
             <w:pPr>
-              <w:spacing w:after="0" w:line="228"/>
+              <w:spacing w:after="0" w:line="222"/>
               <w:jc w:val="left"/>
             </w:pPr>
             <w:r>
@@ -14064,7 +14064,7 @@
           </w:tcPr>
           <w:p>
             <w:pPr>
-              <w:spacing w:after="0" w:line="228"/>
+              <w:spacing w:after="0" w:line="222"/>
               <w:jc w:val="left"/>
             </w:pPr>
             <w:r>
@@ -14092,7 +14092,7 @@
           </w:tcPr>
           <w:p>
             <w:pPr>
-              <w:spacing w:after="0" w:line="228"/>
+              <w:spacing w:after="0" w:line="222"/>
               <w:jc w:val="left"/>
             </w:pPr>
             <w:r>
@@ -14125,7 +14125,7 @@
           </w:tcPr>
           <w:p>
             <w:pPr>
-              <w:spacing w:after="0" w:line="228"/>
+              <w:spacing w:after="0" w:line="222"/>
               <w:jc w:val="left"/>
             </w:pPr>
             <w:r>
@@ -14153,7 +14153,7 @@
           </w:tcPr>
           <w:p>
             <w:pPr>
-              <w:spacing w:after="0" w:line="228"/>
+              <w:spacing w:after="0" w:line="222"/>
               <w:jc w:val="left"/>
             </w:pPr>
             <w:r>
@@ -14186,7 +14186,7 @@
           </w:tcPr>
           <w:p>
             <w:pPr>
-              <w:spacing w:after="0" w:line="228"/>
+              <w:spacing w:after="0" w:line="222"/>
               <w:jc w:val="left"/>
             </w:pPr>
             <w:r>
@@ -14214,7 +14214,7 @@
           </w:tcPr>
           <w:p>
             <w:pPr>
-              <w:spacing w:after="0" w:line="228"/>
+              <w:spacing w:after="0" w:line="222"/>
               <w:jc w:val="left"/>
             </w:pPr>
             <w:r>
@@ -14282,7 +14282,7 @@
           </w:tcPr>
           <w:p>
             <w:pPr>
-              <w:spacing w:after="0" w:line="228"/>
+              <w:spacing w:after="0" w:line="222"/>
               <w:jc w:val="left"/>
             </w:pPr>
             <w:r>
@@ -14311,7 +14311,7 @@
           </w:tcPr>
           <w:p>
             <w:pPr>
-              <w:spacing w:after="0" w:line="228"/>
+              <w:spacing w:after="0" w:line="222"/>
               <w:jc w:val="left"/>
             </w:pPr>
             <w:r>
@@ -14344,7 +14344,7 @@
           </w:tcPr>
           <w:p>
             <w:pPr>
-              <w:spacing w:after="0" w:line="228"/>
+              <w:spacing w:after="0" w:line="222"/>
               <w:jc w:val="left"/>
             </w:pPr>
             <w:r>
@@ -14372,7 +14372,7 @@
           </w:tcPr>
           <w:p>
             <w:pPr>
-              <w:spacing w:after="0" w:line="228"/>
+              <w:spacing w:after="0" w:line="222"/>
               <w:jc w:val="left"/>
             </w:pPr>
             <w:r>
@@ -14405,7 +14405,7 @@
           </w:tcPr>
           <w:p>
             <w:pPr>
-              <w:spacing w:after="0" w:line="228"/>
+              <w:spacing w:after="0" w:line="222"/>
               <w:jc w:val="left"/>
             </w:pPr>
             <w:r>
@@ -14433,7 +14433,7 @@
           </w:tcPr>
           <w:p>
             <w:pPr>
-              <w:spacing w:after="0" w:line="228"/>
+              <w:spacing w:after="0" w:line="222"/>
               <w:jc w:val="left"/>
             </w:pPr>
             <w:r>
@@ -14466,7 +14466,7 @@
           </w:tcPr>
           <w:p>
             <w:pPr>
-              <w:spacing w:after="0" w:line="228"/>
+              <w:spacing w:after="0" w:line="222"/>
               <w:jc w:val="left"/>
             </w:pPr>
             <w:r>
@@ -14494,7 +14494,7 @@
           </w:tcPr>
           <w:p>
             <w:pPr>
-              <w:spacing w:after="0" w:line="228"/>
+              <w:spacing w:after="0" w:line="222"/>
               <w:jc w:val="left"/>
             </w:pPr>
             <w:r>
@@ -14527,7 +14527,7 @@
           </w:tcPr>
           <w:p>
             <w:pPr>
-              <w:spacing w:after="0" w:line="228"/>
+              <w:spacing w:after="0" w:line="222"/>
               <w:jc w:val="left"/>
             </w:pPr>
             <w:r>
@@ -14555,7 +14555,7 @@
           </w:tcPr>
           <w:p>
             <w:pPr>
-              <w:spacing w:after="0" w:line="228"/>
+              <w:spacing w:after="0" w:line="222"/>
               <w:jc w:val="left"/>
             </w:pPr>
             <w:r>
@@ -14606,13 +14606,13 @@
     </w:p>
     <w:p>
       <w:pPr>
-        <w:spacing w:after="40" w:before="120"/>
+        <w:spacing w:after="36" w:before="100"/>
         <w:jc w:val="center"/>
       </w:pPr>
       <w:r>
         <w:drawing>
           <wp:inline distT="0" distB="0" distL="0" distR="0">
-            <wp:extent cx="4191000" cy="1638300"/>
+            <wp:extent cx="3810000" cy="1485900"/>
             <wp:effectExtent t="0" r="0" b="0" l="0"/>
             <wp:docPr id="1" name="" descr="" title=""/>
             <wp:cNvGraphicFramePr>
@@ -14637,7 +14637,7 @@
                   <pic:spPr bwMode="auto">
                     <a:xfrm>
                       <a:off x="0" y="0"/>
-                      <a:ext cx="4191000" cy="1638300"/>
+                      <a:ext cx="3810000" cy="1485900"/>
                     </a:xfrm>
                     <a:prstGeom prst="rect">
                       <a:avLst/>
@@ -14652,7 +14652,7 @@
     </w:p>
     <w:p>
       <w:pPr>
-        <w:spacing w:after="140"/>
+        <w:spacing w:after="120"/>
         <w:jc w:val="center"/>
       </w:pPr>
       <w:r>
@@ -14711,7 +14711,7 @@
           </w:tcPr>
           <w:p>
             <w:pPr>
-              <w:spacing w:after="0" w:line="228"/>
+              <w:spacing w:after="0" w:line="222"/>
               <w:jc w:val="left"/>
             </w:pPr>
             <w:r>
@@ -14740,7 +14740,7 @@
           </w:tcPr>
           <w:p>
             <w:pPr>
-              <w:spacing w:after="0" w:line="228"/>
+              <w:spacing w:after="0" w:line="222"/>
               <w:jc w:val="left"/>
             </w:pPr>
             <w:r>
@@ -14769,7 +14769,7 @@
           </w:tcPr>
           <w:p>
             <w:pPr>
-              <w:spacing w:after="0" w:line="228"/>
+              <w:spacing w:after="0" w:line="222"/>
               <w:jc w:val="left"/>
             </w:pPr>
             <w:r>
@@ -14798,7 +14798,7 @@
           </w:tcPr>
           <w:p>
             <w:pPr>
-              <w:spacing w:after="0" w:line="228"/>
+              <w:spacing w:after="0" w:line="222"/>
               <w:jc w:val="left"/>
             </w:pPr>
             <w:r>
@@ -14831,7 +14831,7 @@
           </w:tcPr>
           <w:p>
             <w:pPr>
-              <w:spacing w:after="0" w:line="228"/>
+              <w:spacing w:after="0" w:line="222"/>
               <w:jc w:val="left"/>
             </w:pPr>
             <w:r>
@@ -14859,7 +14859,7 @@
           </w:tcPr>
           <w:p>
             <w:pPr>
-              <w:spacing w:after="0" w:line="228"/>
+              <w:spacing w:after="0" w:line="222"/>
               <w:jc w:val="right"/>
             </w:pPr>
             <w:r>
@@ -14887,7 +14887,7 @@
           </w:tcPr>
           <w:p>
             <w:pPr>
-              <w:spacing w:after="0" w:line="228"/>
+              <w:spacing w:after="0" w:line="222"/>
               <w:jc w:val="right"/>
             </w:pPr>
             <w:r>
@@ -14915,7 +14915,7 @@
           </w:tcPr>
           <w:p>
             <w:pPr>
-              <w:spacing w:after="0" w:line="228"/>
+              <w:spacing w:after="0" w:line="222"/>
               <w:jc w:val="left"/>
             </w:pPr>
             <w:r>
@@ -14948,7 +14948,7 @@
           </w:tcPr>
           <w:p>
             <w:pPr>
-              <w:spacing w:after="0" w:line="228"/>
+              <w:spacing w:after="0" w:line="222"/>
               <w:jc w:val="left"/>
             </w:pPr>
             <w:r>
@@ -14976,7 +14976,7 @@
           </w:tcPr>
           <w:p>
             <w:pPr>
-              <w:spacing w:after="0" w:line="228"/>
+              <w:spacing w:after="0" w:line="222"/>
               <w:jc w:val="right"/>
             </w:pPr>
             <w:r>
@@ -15004,7 +15004,7 @@
           </w:tcPr>
           <w:p>
             <w:pPr>
-              <w:spacing w:after="0" w:line="228"/>
+              <w:spacing w:after="0" w:line="222"/>
               <w:jc w:val="right"/>
             </w:pPr>
             <w:r>
@@ -15032,7 +15032,7 @@
           </w:tcPr>
           <w:p>
             <w:pPr>
-              <w:spacing w:after="0" w:line="228"/>
+              <w:spacing w:after="0" w:line="222"/>
               <w:jc w:val="left"/>
             </w:pPr>
             <w:r>
@@ -15065,7 +15065,7 @@
           </w:tcPr>
           <w:p>
             <w:pPr>
-              <w:spacing w:after="0" w:line="228"/>
+              <w:spacing w:after="0" w:line="222"/>
               <w:jc w:val="left"/>
             </w:pPr>
             <w:r>
@@ -15093,7 +15093,7 @@
           </w:tcPr>
           <w:p>
             <w:pPr>
-              <w:spacing w:after="0" w:line="228"/>
+              <w:spacing w:after="0" w:line="222"/>
               <w:jc w:val="right"/>
             </w:pPr>
             <w:r>
@@ -15121,7 +15121,7 @@
           </w:tcPr>
           <w:p>
             <w:pPr>
-              <w:spacing w:after="0" w:line="228"/>
+              <w:spacing w:after="0" w:line="222"/>
               <w:jc w:val="right"/>
             </w:pPr>
             <w:r>
@@ -15149,7 +15149,7 @@
           </w:tcPr>
           <w:p>
             <w:pPr>
-              <w:spacing w:after="0" w:line="228"/>
+              <w:spacing w:after="0" w:line="222"/>
               <w:jc w:val="left"/>
             </w:pPr>
             <w:r>
@@ -15182,7 +15182,7 @@
           </w:tcPr>
           <w:p>
             <w:pPr>
-              <w:spacing w:after="0" w:line="228"/>
+              <w:spacing w:after="0" w:line="222"/>
               <w:jc w:val="left"/>
             </w:pPr>
             <w:r>
@@ -15210,7 +15210,7 @@
           </w:tcPr>
           <w:p>
             <w:pPr>
-              <w:spacing w:after="0" w:line="228"/>
+              <w:spacing w:after="0" w:line="222"/>
               <w:jc w:val="right"/>
             </w:pPr>
             <w:r>
@@ -15238,7 +15238,7 @@
           </w:tcPr>
           <w:p>
             <w:pPr>
-              <w:spacing w:after="0" w:line="228"/>
+              <w:spacing w:after="0" w:line="222"/>
               <w:jc w:val="right"/>
             </w:pPr>
             <w:r>
@@ -15266,7 +15266,7 @@
           </w:tcPr>
           <w:p>
             <w:pPr>
-              <w:spacing w:after="0" w:line="228"/>
+              <w:spacing w:after="0" w:line="222"/>
               <w:jc w:val="left"/>
             </w:pPr>
             <w:r>
@@ -15286,7 +15286,7 @@
     </w:tbl>
     <w:p>
       <w:pPr>
-        <w:spacing w:after="190" w:line="252"/>
+        <w:spacing w:after="190" w:line="246"/>
       </w:pPr>
       <w:r>
         <w:rPr>
@@ -15302,7 +15302,7 @@
     </w:p>
     <w:p>
       <w:pPr>
-        <w:spacing w:after="100" w:line="252"/>
+        <w:spacing w:after="90" w:line="246"/>
       </w:pPr>
       <w:r>
         <w:rPr>
@@ -15370,7 +15370,7 @@
     </w:p>
     <w:p>
       <w:pPr>
-        <w:spacing w:after="120" w:line="252"/>
+        <w:spacing w:after="120" w:line="246"/>
       </w:pPr>
       <w:r>
         <w:rPr>
@@ -15418,7 +15418,7 @@
           </w:tcPr>
           <w:p>
             <w:pPr>
-              <w:spacing w:after="0" w:line="228"/>
+              <w:spacing w:after="0" w:line="222"/>
               <w:jc w:val="left"/>
             </w:pPr>
             <w:r>
@@ -15447,7 +15447,7 @@
           </w:tcPr>
           <w:p>
             <w:pPr>
-              <w:spacing w:after="0" w:line="228"/>
+              <w:spacing w:after="0" w:line="222"/>
               <w:jc w:val="left"/>
             </w:pPr>
             <w:r>
@@ -15476,7 +15476,7 @@
           </w:tcPr>
           <w:p>
             <w:pPr>
-              <w:spacing w:after="0" w:line="228"/>
+              <w:spacing w:after="0" w:line="222"/>
               <w:jc w:val="left"/>
             </w:pPr>
             <w:r>
@@ -15509,7 +15509,7 @@
           </w:tcPr>
           <w:p>
             <w:pPr>
-              <w:spacing w:after="0" w:line="228"/>
+              <w:spacing w:after="0" w:line="222"/>
               <w:jc w:val="left"/>
             </w:pPr>
             <w:r>
@@ -15537,7 +15537,7 @@
           </w:tcPr>
           <w:p>
             <w:pPr>
-              <w:spacing w:after="0" w:line="228"/>
+              <w:spacing w:after="0" w:line="222"/>
               <w:jc w:val="left"/>
             </w:pPr>
             <w:r>
@@ -15565,19 +15565,19 @@
           </w:tcPr>
           <w:p>
             <w:pPr>
-              <w:spacing w:after="0" w:line="228"/>
-              <w:jc w:val="left"/>
-            </w:pPr>
-            <w:r>
-              <w:rPr>
-                <w:rFonts w:ascii="Calibri" w:cs="Calibri" w:eastAsia="Calibri" w:hAnsi="Calibri"/>
-                <w:b w:val="false"/>
-                <w:bCs w:val="false"/>
-                <w:color w:val="1A1A1A"/>
-                <w:sz w:val="17"/>
-                <w:szCs w:val="17"/>
-              </w:rPr>
-              <w:t xml:space="preserve">Measured only in clean air, 6.9 to 18.4 µg/m³, so the size of the gap near 37.5 is unknown</w:t>
+              <w:spacing w:after="0" w:line="222"/>
+              <w:jc w:val="left"/>
+            </w:pPr>
+            <w:r>
+              <w:rPr>
+                <w:rFonts w:ascii="Calibri" w:cs="Calibri" w:eastAsia="Calibri" w:hAnsi="Calibri"/>
+                <w:b w:val="false"/>
+                <w:bCs w:val="false"/>
+                <w:color w:val="1A1A1A"/>
+                <w:sz w:val="17"/>
+                <w:szCs w:val="17"/>
+              </w:rPr>
+              <w:t xml:space="preserve">Measured only in clean air, 6.9 to 18.4 µg/m³, so the gap near 37.5 is unknown</w:t>
             </w:r>
           </w:p>
         </w:tc>
@@ -15598,7 +15598,7 @@
           </w:tcPr>
           <w:p>
             <w:pPr>
-              <w:spacing w:after="0" w:line="228"/>
+              <w:spacing w:after="0" w:line="222"/>
               <w:jc w:val="left"/>
             </w:pPr>
             <w:r>
@@ -15626,7 +15626,7 @@
           </w:tcPr>
           <w:p>
             <w:pPr>
-              <w:spacing w:after="0" w:line="228"/>
+              <w:spacing w:after="0" w:line="222"/>
               <w:jc w:val="left"/>
             </w:pPr>
             <w:r>
@@ -15654,19 +15654,19 @@
           </w:tcPr>
           <w:p>
             <w:pPr>
-              <w:spacing w:after="0" w:line="228"/>
-              <w:jc w:val="left"/>
-            </w:pPr>
-            <w:r>
-              <w:rPr>
-                <w:rFonts w:ascii="Calibri" w:cs="Calibri" w:eastAsia="Calibri" w:hAnsi="Calibri"/>
-                <w:b w:val="false"/>
-                <w:bCs w:val="false"/>
-                <w:color w:val="1A1A1A"/>
-                <w:sz w:val="17"/>
-                <w:szCs w:val="17"/>
-              </w:rPr>
-              <w:t xml:space="preserve">That leaves a narrow margin for any model, and the overall win is smaller than the bias the data already carries</w:t>
+              <w:spacing w:after="0" w:line="222"/>
+              <w:jc w:val="left"/>
+            </w:pPr>
+            <w:r>
+              <w:rPr>
+                <w:rFonts w:ascii="Calibri" w:cs="Calibri" w:eastAsia="Calibri" w:hAnsi="Calibri"/>
+                <w:b w:val="false"/>
+                <w:bCs w:val="false"/>
+                <w:color w:val="1A1A1A"/>
+                <w:sz w:val="17"/>
+                <w:szCs w:val="17"/>
+              </w:rPr>
+              <w:t xml:space="preserve">A narrow margin for any model, and the overall win is smaller than the bias the data carries</w:t>
             </w:r>
           </w:p>
         </w:tc>
@@ -15687,7 +15687,7 @@
           </w:tcPr>
           <w:p>
             <w:pPr>
-              <w:spacing w:after="0" w:line="228"/>
+              <w:spacing w:after="0" w:line="222"/>
               <w:jc w:val="left"/>
             </w:pPr>
             <w:r>
@@ -15715,7 +15715,7 @@
           </w:tcPr>
           <w:p>
             <w:pPr>
-              <w:spacing w:after="0" w:line="228"/>
+              <w:spacing w:after="0" w:line="222"/>
               <w:jc w:val="left"/>
             </w:pPr>
             <w:r>
@@ -15743,19 +15743,19 @@
           </w:tcPr>
           <w:p>
             <w:pPr>
-              <w:spacing w:after="0" w:line="228"/>
-              <w:jc w:val="left"/>
-            </w:pPr>
-            <w:r>
-              <w:rPr>
-                <w:rFonts w:ascii="Calibri" w:cs="Calibri" w:eastAsia="Calibri" w:hAnsi="Calibri"/>
-                <w:b w:val="false"/>
-                <w:bCs w:val="false"/>
-                <w:color w:val="1A1A1A"/>
-                <w:sz w:val="17"/>
-                <w:szCs w:val="17"/>
-              </w:rPr>
-              <w:t xml:space="preserve">The warning predicts the model's exceedance days, not the air's, until it is retrained on measured data</w:t>
+              <w:spacing w:after="0" w:line="222"/>
+              <w:jc w:val="left"/>
+            </w:pPr>
+            <w:r>
+              <w:rPr>
+                <w:rFonts w:ascii="Calibri" w:cs="Calibri" w:eastAsia="Calibri" w:hAnsi="Calibri"/>
+                <w:b w:val="false"/>
+                <w:bCs w:val="false"/>
+                <w:color w:val="1A1A1A"/>
+                <w:sz w:val="17"/>
+                <w:szCs w:val="17"/>
+              </w:rPr>
+              <w:t xml:space="preserve">It predicts the model's exceedance days, not the air's, until retrained on measured data</w:t>
             </w:r>
           </w:p>
         </w:tc>
@@ -15776,7 +15776,7 @@
           </w:tcPr>
           <w:p>
             <w:pPr>
-              <w:spacing w:after="0" w:line="228"/>
+              <w:spacing w:after="0" w:line="222"/>
               <w:jc w:val="left"/>
             </w:pPr>
             <w:r>
@@ -15804,7 +15804,7 @@
           </w:tcPr>
           <w:p>
             <w:pPr>
-              <w:spacing w:after="0" w:line="228"/>
+              <w:spacing w:after="0" w:line="222"/>
               <w:jc w:val="left"/>
             </w:pPr>
             <w:r>
@@ -15832,19 +15832,19 @@
           </w:tcPr>
           <w:p>
             <w:pPr>
-              <w:spacing w:after="0" w:line="228"/>
-              <w:jc w:val="left"/>
-            </w:pPr>
-            <w:r>
-              <w:rPr>
-                <w:rFonts w:ascii="Calibri" w:cs="Calibri" w:eastAsia="Calibri" w:hAnsi="Calibri"/>
-                <w:b w:val="false"/>
-                <w:bCs w:val="false"/>
-                <w:color w:val="1A1A1A"/>
-                <w:sz w:val="17"/>
-                <w:szCs w:val="17"/>
-              </w:rPr>
-              <w:t xml:space="preserve">What the yearly variation does track is not identified. Dispersion, the obvious candidate, is not supported by this data</w:t>
+              <w:spacing w:after="0" w:line="222"/>
+              <w:jc w:val="left"/>
+            </w:pPr>
+            <w:r>
+              <w:rPr>
+                <w:rFonts w:ascii="Calibri" w:cs="Calibri" w:eastAsia="Calibri" w:hAnsi="Calibri"/>
+                <w:b w:val="false"/>
+                <w:bCs w:val="false"/>
+                <w:color w:val="1A1A1A"/>
+                <w:sz w:val="17"/>
+                <w:szCs w:val="17"/>
+              </w:rPr>
+              <w:t xml:space="preserve">What it does track is not identified. Dispersion is not supported by this data</w:t>
             </w:r>
           </w:p>
         </w:tc>
@@ -15900,7 +15900,7 @@
           </w:tcPr>
           <w:p>
             <w:pPr>
-              <w:spacing w:after="0" w:line="228"/>
+              <w:spacing w:after="0" w:line="222"/>
               <w:jc w:val="left"/>
             </w:pPr>
             <w:r>
@@ -15929,7 +15929,7 @@
           </w:tcPr>
           <w:p>
             <w:pPr>
-              <w:spacing w:after="0" w:line="228"/>
+              <w:spacing w:after="0" w:line="222"/>
               <w:jc w:val="left"/>
             </w:pPr>
             <w:r>
@@ -15962,7 +15962,7 @@
           </w:tcPr>
           <w:p>
             <w:pPr>
-              <w:spacing w:after="0" w:line="228"/>
+              <w:spacing w:after="0" w:line="222"/>
               <w:jc w:val="left"/>
             </w:pPr>
             <w:r>
@@ -15990,19 +15990,19 @@
           </w:tcPr>
           <w:p>
             <w:pPr>
-              <w:spacing w:after="0" w:line="228"/>
-              <w:jc w:val="left"/>
-            </w:pPr>
-            <w:r>
-              <w:rPr>
-                <w:rFonts w:ascii="Calibri" w:cs="Calibri" w:eastAsia="Calibri" w:hAnsi="Calibri"/>
-                <w:b w:val="false"/>
-                <w:bCs w:val="false"/>
-                <w:color w:val="1A1A1A"/>
-                <w:sz w:val="17"/>
-                <w:szCs w:val="17"/>
-              </w:rPr>
-              <w:t xml:space="preserve">Three things, set out one per section below. (1) Publish a next-day probability that the daily mean will exceed 37.5 µg/m³, with its miss rate. (2) Report a burning measure and an exposure measure as two numbers instead of exceedance days alone. (3) Add an air-pollution category to the national relief schedule, which currently has none.</w:t>
+              <w:spacing w:after="0" w:line="222"/>
+              <w:jc w:val="left"/>
+            </w:pPr>
+            <w:r>
+              <w:rPr>
+                <w:rFonts w:ascii="Calibri" w:cs="Calibri" w:eastAsia="Calibri" w:hAnsi="Calibri"/>
+                <w:b w:val="false"/>
+                <w:bCs w:val="false"/>
+                <w:color w:val="1A1A1A"/>
+                <w:sz w:val="17"/>
+                <w:szCs w:val="17"/>
+              </w:rPr>
+              <w:t xml:space="preserve">Four things, set out one per section below. (1) Obtain the measured district-resolution station data that already exists, because everything else waits on it. (2) Publish a next-day probability that the daily mean will exceed 37.5 µg/m³, with its miss rate. (3) Report a burning measure and an exposure measure as two numbers instead of exceedance days alone. (4) Add an air-pollution category to the national relief schedule, which currently has none.</w:t>
             </w:r>
           </w:p>
         </w:tc>
@@ -16023,7 +16023,7 @@
           </w:tcPr>
           <w:p>
             <w:pPr>
-              <w:spacing w:after="0" w:line="228"/>
+              <w:spacing w:after="0" w:line="222"/>
               <w:jc w:val="left"/>
             </w:pPr>
             <w:r>
@@ -16051,19 +16051,19 @@
           </w:tcPr>
           <w:p>
             <w:pPr>
-              <w:spacing w:after="0" w:line="228"/>
-              <w:jc w:val="left"/>
-            </w:pPr>
-            <w:r>
-              <w:rPr>
-                <w:rFonts w:ascii="Calibri" w:cs="Calibri" w:eastAsia="Calibri" w:hAnsi="Calibri"/>
-                <w:b w:val="false"/>
-                <w:bCs w:val="false"/>
-                <w:color w:val="1A1A1A"/>
-                <w:sz w:val="17"/>
-                <w:szCs w:val="17"/>
-              </w:rPr>
-              <w:t xml:space="preserve">Recommendation 1: Health Center 1 Chiang Mai (ศูนย์อนามัยที่ 1 เชียงใหม่), which runs the northern clean-air-room programme, and the Provincial Public Health Office. Recommendation 2: the Chiang Mai provincial PM2.5 working group and the Provincial Office of Natural Resources and Environment. Recommendation 3: the Department of Disaster Prevention and Mitigation and the provincial governor.</w:t>
+              <w:spacing w:after="0" w:line="222"/>
+              <w:jc w:val="left"/>
+            </w:pPr>
+            <w:r>
+              <w:rPr>
+                <w:rFonts w:ascii="Calibri" w:cs="Calibri" w:eastAsia="Calibri" w:hAnsi="Calibri"/>
+                <w:b w:val="false"/>
+                <w:bCs w:val="false"/>
+                <w:color w:val="1A1A1A"/>
+                <w:sz w:val="17"/>
+                <w:szCs w:val="17"/>
+              </w:rPr>
+              <w:t xml:space="preserve">Recommendation 1: CMU CCDC, which operates the DustBoy network, and the provincial PM2.5 working group. Recommendation 2: Health Center 1 Chiang Mai (ศูนย์อนามัยที่ 1 เชียงใหม่), which runs the northern clean-air-room programme, and the Provincial Public Health Office. Recommendation 3: the provincial PM2.5 working group and the Provincial Office of Natural Resources and Environment. Recommendation 4: the Department of Disaster Prevention and Mitigation and the provincial governor.</w:t>
             </w:r>
           </w:p>
         </w:tc>
@@ -16084,7 +16084,7 @@
           </w:tcPr>
           <w:p>
             <w:pPr>
-              <w:spacing w:after="0" w:line="228"/>
+              <w:spacing w:after="0" w:line="222"/>
               <w:jc w:val="left"/>
             </w:pPr>
             <w:r>
@@ -16112,19 +16112,19 @@
           </w:tcPr>
           <w:p>
             <w:pPr>
-              <w:spacing w:after="0" w:line="228"/>
-              <w:jc w:val="left"/>
-            </w:pPr>
-            <w:r>
-              <w:rPr>
-                <w:rFonts w:ascii="Calibri" w:cs="Calibri" w:eastAsia="Calibri" w:hAnsi="Calibri"/>
-                <w:b w:val="false"/>
-                <w:bCs w:val="false"/>
-                <w:color w:val="1A1A1A"/>
-                <w:sz w:val="17"/>
-                <w:szCs w:val="17"/>
-              </w:rPr>
-              <w:t xml:space="preserve">That persistence fails specifically on transition days and that a model reduces error there by 16%. That a classifier halves the unwarned dangerous days from 8 to 4 at a cost of 18 additional false alarms. That CAMS reads about 5 µg/m³ low at every station tested. That annual exceedance-day counts do not track annual fire counts.</w:t>
+              <w:spacing w:after="0" w:line="222"/>
+              <w:jc w:val="left"/>
+            </w:pPr>
+            <w:r>
+              <w:rPr>
+                <w:rFonts w:ascii="Calibri" w:cs="Calibri" w:eastAsia="Calibri" w:hAnsi="Calibri"/>
+                <w:b w:val="false"/>
+                <w:bCs w:val="false"/>
+                <w:color w:val="1A1A1A"/>
+                <w:sz w:val="17"/>
+                <w:szCs w:val="17"/>
+              </w:rPr>
+              <w:t xml:space="preserve">That the simple guess fails specifically on the days the air changes, and a model cuts error there by 16%. That a classifier halves unwarned dangerous days from 8 to 4 for 18 more false alarms. That CAMS reads about 5 µg/m³ low at every station tested. That yearly exceedance counts do not track yearly fire counts.</w:t>
             </w:r>
           </w:p>
         </w:tc>
@@ -16145,7 +16145,7 @@
           </w:tcPr>
           <w:p>
             <w:pPr>
-              <w:spacing w:after="0" w:line="228"/>
+              <w:spacing w:after="0" w:line="222"/>
               <w:jc w:val="left"/>
             </w:pPr>
             <w:r>
@@ -16173,19 +16173,19 @@
           </w:tcPr>
           <w:p>
             <w:pPr>
-              <w:spacing w:after="0" w:line="228"/>
-              <w:jc w:val="left"/>
-            </w:pPr>
-            <w:r>
-              <w:rPr>
-                <w:rFonts w:ascii="Calibri" w:cs="Calibri" w:eastAsia="Calibri" w:hAnsi="Calibri"/>
-                <w:b w:val="false"/>
-                <w:bCs w:val="false"/>
-                <w:color w:val="1A1A1A"/>
-                <w:sz w:val="17"/>
-                <w:szCs w:val="17"/>
-              </w:rPr>
-              <w:t xml:space="preserve">Every costing and every health figure in the background section comes from cited external sources, not from this analysis. The claim that a one-day warning would change outcomes assumes the mandated actions are effective, which is not tested here. The mechanism behind the year-to-year decoupling is not identified, only its existence.</w:t>
+              <w:spacing w:after="0" w:line="222"/>
+              <w:jc w:val="left"/>
+            </w:pPr>
+            <w:r>
+              <w:rPr>
+                <w:rFonts w:ascii="Calibri" w:cs="Calibri" w:eastAsia="Calibri" w:hAnsi="Calibri"/>
+                <w:b w:val="false"/>
+                <w:bCs w:val="false"/>
+                <w:color w:val="1A1A1A"/>
+                <w:sz w:val="17"/>
+                <w:szCs w:val="17"/>
+              </w:rPr>
+              <w:t xml:space="preserve">Every costing and health figure in the background comes from cited external sources, not from this analysis. That a one-day warning changes outcomes assumes the mandated actions work, which is not tested here. The mechanism behind the year-to-year decoupling is not identified, only its existence.</w:t>
             </w:r>
           </w:p>
         </w:tc>
@@ -16206,7 +16206,7 @@
           </w:tcPr>
           <w:p>
             <w:pPr>
-              <w:spacing w:after="0" w:line="228"/>
+              <w:spacing w:after="0" w:line="222"/>
               <w:jc w:val="left"/>
             </w:pPr>
             <w:r>
@@ -16234,19 +16234,19 @@
           </w:tcPr>
           <w:p>
             <w:pPr>
-              <w:spacing w:after="0" w:line="228"/>
-              <w:jc w:val="left"/>
-            </w:pPr>
-            <w:r>
-              <w:rPr>
-                <w:rFonts w:ascii="Calibri" w:cs="Calibri" w:eastAsia="Calibri" w:hAnsi="Calibri"/>
-                <w:b w:val="false"/>
-                <w:bCs w:val="false"/>
-                <w:color w:val="1A1A1A"/>
-                <w:sz w:val="17"/>
-                <w:szCs w:val="17"/>
-              </w:rPr>
-              <w:t xml:space="preserve">There are two ways it is wrong, and only one is the model's fault. Model error: 4 exceedance days in 454 arrive unwarned at the chosen threshold; at the CMU mortality elasticity of +1.6% per 10 µg/m³ over six days [4], those are not a rounding error, and the system should publish that rate. Source error, which is larger: the model predicts CAMS's exceedance days, and C6 shows CAMS reads ~5 µg/m³ low and does so unevenly between provinces. Before deployment it must be retrained on measured station data.</w:t>
+              <w:spacing w:after="0" w:line="222"/>
+              <w:jc w:val="left"/>
+            </w:pPr>
+            <w:r>
+              <w:rPr>
+                <w:rFonts w:ascii="Calibri" w:cs="Calibri" w:eastAsia="Calibri" w:hAnsi="Calibri"/>
+                <w:b w:val="false"/>
+                <w:bCs w:val="false"/>
+                <w:color w:val="1A1A1A"/>
+                <w:sz w:val="17"/>
+                <w:szCs w:val="17"/>
+              </w:rPr>
+              <w:t xml:space="preserve">Two ways, and only one is the model's fault. Model error: 4 dangerous days in 454 arrive unwarned, which at the CMU mortality elasticity [4] is not a rounding error, so the system must publish that rate. Source error, which is larger: it predicts CAMS's exceedance days, and CAMS reads about 5 µg/m³ low and unevenly by province. That is what the first recommendation exists to fix.</w:t>
             </w:r>
           </w:p>
         </w:tc>
@@ -16267,7 +16267,7 @@
           </w:tcPr>
           <w:p>
             <w:pPr>
-              <w:spacing w:after="0" w:line="228"/>
+              <w:spacing w:after="0" w:line="222"/>
               <w:jc w:val="left"/>
             </w:pPr>
             <w:r>
@@ -16295,19 +16295,19 @@
           </w:tcPr>
           <w:p>
             <w:pPr>
-              <w:spacing w:after="0" w:line="228"/>
-              <w:jc w:val="left"/>
-            </w:pPr>
-            <w:r>
-              <w:rPr>
-                <w:rFonts w:ascii="Calibri" w:cs="Calibri" w:eastAsia="Calibri" w:hAnsi="Calibri"/>
-                <w:b w:val="false"/>
-                <w:bCs w:val="false"/>
-                <w:color w:val="1A1A1A"/>
-                <w:sz w:val="17"/>
-                <w:szCs w:val="17"/>
-              </w:rPr>
-              <w:t xml:space="preserve">The limitations table below sets these out. In one line: five years of measured, district-resolution station data, which would remove both the model-versus-instrument problem and the resolution problem at once.</w:t>
+              <w:spacing w:after="0" w:line="222"/>
+              <w:jc w:val="left"/>
+            </w:pPr>
+            <w:r>
+              <w:rPr>
+                <w:rFonts w:ascii="Calibri" w:cs="Calibri" w:eastAsia="Calibri" w:hAnsi="Calibri"/>
+                <w:b w:val="false"/>
+                <w:bCs w:val="false"/>
+                <w:color w:val="1A1A1A"/>
+                <w:sz w:val="17"/>
+                <w:szCs w:val="17"/>
+              </w:rPr>
+              <w:t xml:space="preserve">The limitations table below sets these out, and four of its rows have the same fix, which is why obtaining measured district-resolution station data became the first recommendation rather than a closing wish.</w:t>
             </w:r>
           </w:p>
         </w:tc>
@@ -16327,12 +16327,263 @@
           <w:sz w:val="23"/>
           <w:szCs w:val="23"/>
         </w:rPr>
-        <w:t xml:space="preserve">5.3 Recommendation 1, warn one day ahead, and publish the miss rate</w:t>
+        <w:t xml:space="preserve">5.3 Recommendation 1, open the measured station data, because access is the binding constraint</w:t>
       </w:r>
     </w:p>
     <w:p>
       <w:pPr>
-        <w:spacing w:after="120" w:line="252"/>
+        <w:spacing w:after="120" w:line="246"/>
+      </w:pPr>
+      <w:r>
+        <w:rPr>
+          <w:rFonts w:ascii="Calibri" w:cs="Calibri" w:eastAsia="Calibri" w:hAnsi="Calibri"/>
+          <w:b/>
+          <w:bCs/>
+          <w:color w:val="1A1A1A"/>
+          <w:sz w:val="20"/>
+          <w:szCs w:val="20"/>
+        </w:rPr>
+        <w:t xml:space="preserve">What stops Chiang Mai having a working warning system is not method. Instrument-grade data already exists at district resolution and is not reachable without an approval that nobody has asked for.</w:t>
+      </w:r>
+    </w:p>
+    <w:tbl>
+      <w:tblPr>
+        <w:tblW w:type="dxa" w:w="9746"/>
+        <w:tblBorders>
+          <w:top w:val="single" w:color="D9D9D9" w:sz="4"/>
+          <w:left w:val="none"/>
+          <w:bottom w:val="single" w:color="D9D9D9" w:sz="4"/>
+          <w:right w:val="none"/>
+          <w:insideH w:val="single" w:color="D9D9D9" w:sz="2"/>
+          <w:insideV w:val="none"/>
+        </w:tblBorders>
+      </w:tblPr>
+      <w:tblGrid>
+        <w:gridCol w:w="1700"/>
+        <w:gridCol w:w="8046"/>
+      </w:tblGrid>
+      <w:tr>
+        <w:trPr>
+          <w:tblHeader/>
+        </w:trPr>
+        <w:tc>
+          <w:tcPr>
+            <w:tcW w:type="dxa" w:w="1700"/>
+            <w:shd w:fill="F2F2F2" w:color="auto" w:val="clear"/>
+            <w:tcMar>
+              <w:top w:type="dxa" w:w="40"/>
+              <w:left w:type="dxa" w:w="80"/>
+              <w:bottom w:type="dxa" w:w="40"/>
+              <w:right w:type="dxa" w:w="80"/>
+            </w:tcMar>
+          </w:tcPr>
+          <w:p>
+            <w:pPr>
+              <w:spacing w:after="0" w:line="222"/>
+              <w:jc w:val="left"/>
+            </w:pPr>
+            <w:r>
+              <w:rPr>
+                <w:rFonts w:ascii="Calibri" w:cs="Calibri" w:eastAsia="Calibri" w:hAnsi="Calibri"/>
+                <w:b/>
+                <w:bCs/>
+                <w:color w:val="1A1A1A"/>
+                <w:sz w:val="17"/>
+                <w:szCs w:val="17"/>
+              </w:rPr>
+              <w:t xml:space="preserve">PIC</w:t>
+            </w:r>
+          </w:p>
+        </w:tc>
+        <w:tc>
+          <w:tcPr>
+            <w:tcW w:type="dxa" w:w="8046"/>
+            <w:shd w:fill="F2F2F2" w:color="auto" w:val="clear"/>
+            <w:tcMar>
+              <w:top w:type="dxa" w:w="40"/>
+              <w:left w:type="dxa" w:w="80"/>
+              <w:bottom w:type="dxa" w:w="40"/>
+              <w:right w:type="dxa" w:w="80"/>
+            </w:tcMar>
+          </w:tcPr>
+          <w:p>
+            <w:pPr>
+              <w:spacing w:after="0" w:line="222"/>
+              <w:jc w:val="left"/>
+            </w:pPr>
+            <w:r>
+              <w:rPr>
+                <w:rFonts w:ascii="Calibri" w:cs="Calibri" w:eastAsia="Calibri" w:hAnsi="Calibri"/>
+                <w:b/>
+                <w:bCs/>
+                <w:color w:val="1A1A1A"/>
+                <w:sz w:val="17"/>
+                <w:szCs w:val="17"/>
+              </w:rPr>
+              <w:t xml:space="preserve">CMU CCDC, which operates the DustBoy network, and the Chiang Mai provincial PM2.5 working group, which is the body able to make the request</w:t>
+            </w:r>
+          </w:p>
+        </w:tc>
+      </w:tr>
+      <w:tr>
+        <w:trPr>
+          <w:tblHeader w:val="false"/>
+        </w:trPr>
+        <w:tc>
+          <w:tcPr>
+            <w:tcW w:type="dxa" w:w="1700"/>
+            <w:tcMar>
+              <w:top w:type="dxa" w:w="40"/>
+              <w:left w:type="dxa" w:w="80"/>
+              <w:bottom w:type="dxa" w:w="40"/>
+              <w:right w:type="dxa" w:w="80"/>
+            </w:tcMar>
+          </w:tcPr>
+          <w:p>
+            <w:pPr>
+              <w:spacing w:after="0" w:line="222"/>
+              <w:jc w:val="left"/>
+            </w:pPr>
+            <w:r>
+              <w:rPr>
+                <w:rFonts w:ascii="Calibri" w:cs="Calibri" w:eastAsia="Calibri" w:hAnsi="Calibri"/>
+                <w:b w:val="false"/>
+                <w:bCs w:val="false"/>
+                <w:color w:val="1A1A1A"/>
+                <w:sz w:val="17"/>
+                <w:szCs w:val="17"/>
+              </w:rPr>
+              <w:t xml:space="preserve">Expected outcome</w:t>
+            </w:r>
+          </w:p>
+        </w:tc>
+        <w:tc>
+          <w:tcPr>
+            <w:tcW w:type="dxa" w:w="8046"/>
+            <w:tcMar>
+              <w:top w:type="dxa" w:w="40"/>
+              <w:left w:type="dxa" w:w="80"/>
+              <w:bottom w:type="dxa" w:w="40"/>
+              <w:right w:type="dxa" w:w="80"/>
+            </w:tcMar>
+          </w:tcPr>
+          <w:p>
+            <w:pPr>
+              <w:spacing w:after="0" w:line="222"/>
+              <w:jc w:val="left"/>
+            </w:pPr>
+            <w:r>
+              <w:rPr>
+                <w:rFonts w:ascii="Calibri" w:cs="Calibri" w:eastAsia="Calibri" w:hAnsi="Calibri"/>
+                <w:b w:val="false"/>
+                <w:bCs w:val="false"/>
+                <w:color w:val="1A1A1A"/>
+                <w:sz w:val="17"/>
+                <w:szCs w:val="17"/>
+              </w:rPr>
+              <w:t xml:space="preserve">Five years of hourly measured readings at district resolution, Mae Chaem and Chiang Dao included. One change removes both problems this project ran into: the model reads 5.38 µg/m³ low, and its 45 km cells cannot separate two districts 12 km apart</w:t>
+            </w:r>
+          </w:p>
+        </w:tc>
+      </w:tr>
+      <w:tr>
+        <w:trPr>
+          <w:tblHeader w:val="false"/>
+        </w:trPr>
+        <w:tc>
+          <w:tcPr>
+            <w:tcW w:type="dxa" w:w="1700"/>
+            <w:tcMar>
+              <w:top w:type="dxa" w:w="40"/>
+              <w:left w:type="dxa" w:w="80"/>
+              <w:bottom w:type="dxa" w:w="40"/>
+              <w:right w:type="dxa" w:w="80"/>
+            </w:tcMar>
+          </w:tcPr>
+          <w:p>
+            <w:pPr>
+              <w:spacing w:after="0" w:line="222"/>
+              <w:jc w:val="left"/>
+            </w:pPr>
+            <w:r>
+              <w:rPr>
+                <w:rFonts w:ascii="Calibri" w:cs="Calibri" w:eastAsia="Calibri" w:hAnsi="Calibri"/>
+                <w:b w:val="false"/>
+                <w:bCs w:val="false"/>
+                <w:color w:val="1A1A1A"/>
+                <w:sz w:val="17"/>
+                <w:szCs w:val="17"/>
+              </w:rPr>
+              <w:t xml:space="preserve">Challenge</w:t>
+            </w:r>
+          </w:p>
+        </w:tc>
+        <w:tc>
+          <w:tcPr>
+            <w:tcW w:type="dxa" w:w="8046"/>
+            <w:tcMar>
+              <w:top w:type="dxa" w:w="40"/>
+              <w:left w:type="dxa" w:w="80"/>
+              <w:bottom w:type="dxa" w:w="40"/>
+              <w:right w:type="dxa" w:w="80"/>
+            </w:tcMar>
+          </w:tcPr>
+          <w:p>
+            <w:pPr>
+              <w:spacing w:after="0" w:line="222"/>
+              <w:jc w:val="left"/>
+            </w:pPr>
+            <w:r>
+              <w:rPr>
+                <w:rFonts w:ascii="Calibri" w:cs="Calibri" w:eastAsia="Calibri" w:hAnsi="Calibri"/>
+                <w:b w:val="false"/>
+                <w:bCs w:val="false"/>
+                <w:color w:val="1A1A1A"/>
+                <w:sz w:val="17"/>
+                <w:szCs w:val="17"/>
+              </w:rPr>
+              <w:t xml:space="preserve">The data exists and the obstacle is an approval process, so this is a governance change and not a technical one. How long that approval takes is not something this report can say</w:t>
+            </w:r>
+          </w:p>
+        </w:tc>
+      </w:tr>
+    </w:tbl>
+    <w:p>
+      <w:pPr>
+        <w:spacing w:after="190" w:line="246"/>
+      </w:pPr>
+      <w:r>
+        <w:rPr>
+          <w:rFonts w:ascii="Calibri" w:cs="Calibri" w:eastAsia="Calibri" w:hAnsi="Calibri"/>
+          <w:i/>
+          <w:iCs/>
+          <w:color w:val="595959"/>
+          <w:sz w:val="17"/>
+          <w:szCs w:val="17"/>
+        </w:rPr>
+        <w:t xml:space="preserve">Three of the six checkpoints point at this single conclusion: C3 identified the source as a model, C4 measured the resolution limit, and C6 measured the bias. The other three recommendations are all waiting on it.</w:t>
+      </w:r>
+    </w:p>
+    <w:p>
+      <w:pPr>
+        <w:pStyle w:val="Heading2"/>
+        <w:spacing w:after="90" w:before="190"/>
+      </w:pPr>
+      <w:r>
+        <w:rPr>
+          <w:rFonts w:ascii="Calibri" w:cs="Calibri" w:eastAsia="Calibri" w:hAnsi="Calibri"/>
+          <w:b/>
+          <w:bCs/>
+          <w:color w:val="1A1A1A"/>
+          <w:sz w:val="23"/>
+          <w:szCs w:val="23"/>
+        </w:rPr>
+        <w:t xml:space="preserve">5.4 Recommendation 2, warn one day ahead, and publish the miss rate</w:t>
+      </w:r>
+    </w:p>
+    <w:p>
+      <w:pPr>
+        <w:spacing w:after="120" w:line="246"/>
       </w:pPr>
       <w:r>
         <w:rPr>
@@ -16379,7 +16630,7 @@
           </w:tcPr>
           <w:p>
             <w:pPr>
-              <w:spacing w:after="0" w:line="228"/>
+              <w:spacing w:after="0" w:line="222"/>
               <w:jc w:val="left"/>
             </w:pPr>
             <w:r>
@@ -16408,7 +16659,7 @@
           </w:tcPr>
           <w:p>
             <w:pPr>
-              <w:spacing w:after="0" w:line="228"/>
+              <w:spacing w:after="0" w:line="222"/>
               <w:jc w:val="left"/>
             </w:pPr>
             <w:r>
@@ -16441,7 +16692,7 @@
           </w:tcPr>
           <w:p>
             <w:pPr>
-              <w:spacing w:after="0" w:line="228"/>
+              <w:spacing w:after="0" w:line="222"/>
               <w:jc w:val="left"/>
             </w:pPr>
             <w:r>
@@ -16469,7 +16720,7 @@
           </w:tcPr>
           <w:p>
             <w:pPr>
-              <w:spacing w:after="0" w:line="228"/>
+              <w:spacing w:after="0" w:line="222"/>
               <w:jc w:val="left"/>
             </w:pPr>
             <w:r>
@@ -16502,7 +16753,7 @@
           </w:tcPr>
           <w:p>
             <w:pPr>
-              <w:spacing w:after="0" w:line="228"/>
+              <w:spacing w:after="0" w:line="222"/>
               <w:jc w:val="left"/>
             </w:pPr>
             <w:r>
@@ -16530,7 +16781,7 @@
           </w:tcPr>
           <w:p>
             <w:pPr>
-              <w:spacing w:after="0" w:line="228"/>
+              <w:spacing w:after="0" w:line="222"/>
               <w:jc w:val="left"/>
             </w:pPr>
             <w:r>
@@ -16562,12 +16813,12 @@
           <w:sz w:val="23"/>
           <w:szCs w:val="23"/>
         </w:rPr>
-        <w:t xml:space="preserve">5.4 Recommendation 2, report burning and exposure as two numbers, not one</w:t>
+        <w:t xml:space="preserve">5.5 Recommendation 3, report burning and exposure as two numbers, not one</w:t>
       </w:r>
     </w:p>
     <w:p>
       <w:pPr>
-        <w:spacing w:after="120" w:line="252"/>
+        <w:spacing w:after="120" w:line="246"/>
       </w:pPr>
       <w:r>
         <w:rPr>
@@ -16614,7 +16865,7 @@
           </w:tcPr>
           <w:p>
             <w:pPr>
-              <w:spacing w:after="0" w:line="228"/>
+              <w:spacing w:after="0" w:line="222"/>
               <w:jc w:val="left"/>
             </w:pPr>
             <w:r>
@@ -16643,7 +16894,7 @@
           </w:tcPr>
           <w:p>
             <w:pPr>
-              <w:spacing w:after="0" w:line="228"/>
+              <w:spacing w:after="0" w:line="222"/>
               <w:jc w:val="left"/>
             </w:pPr>
             <w:r>
@@ -16676,7 +16927,7 @@
           </w:tcPr>
           <w:p>
             <w:pPr>
-              <w:spacing w:after="0" w:line="228"/>
+              <w:spacing w:after="0" w:line="222"/>
               <w:jc w:val="left"/>
             </w:pPr>
             <w:r>
@@ -16704,7 +16955,7 @@
           </w:tcPr>
           <w:p>
             <w:pPr>
-              <w:spacing w:after="0" w:line="228"/>
+              <w:spacing w:after="0" w:line="222"/>
               <w:jc w:val="left"/>
             </w:pPr>
             <w:r>
@@ -16737,7 +16988,7 @@
           </w:tcPr>
           <w:p>
             <w:pPr>
-              <w:spacing w:after="0" w:line="228"/>
+              <w:spacing w:after="0" w:line="222"/>
               <w:jc w:val="left"/>
             </w:pPr>
             <w:r>
@@ -16765,7 +17016,7 @@
           </w:tcPr>
           <w:p>
             <w:pPr>
-              <w:spacing w:after="0" w:line="228"/>
+              <w:spacing w:after="0" w:line="222"/>
               <w:jc w:val="left"/>
             </w:pPr>
             <w:r>
@@ -16797,12 +17048,12 @@
           <w:sz w:val="23"/>
           <w:szCs w:val="23"/>
         </w:rPr>
-        <w:t xml:space="preserve">5.5 Recommendation 3, add an air-pollution line to the relief schedule</w:t>
+        <w:t xml:space="preserve">5.6 Recommendation 4, add an air-pollution line to the relief schedule</w:t>
       </w:r>
     </w:p>
     <w:p>
       <w:pPr>
-        <w:spacing w:after="120" w:line="252"/>
+        <w:spacing w:after="120" w:line="246"/>
       </w:pPr>
       <w:r>
         <w:rPr>
@@ -16849,7 +17100,7 @@
           </w:tcPr>
           <w:p>
             <w:pPr>
-              <w:spacing w:after="0" w:line="228"/>
+              <w:spacing w:after="0" w:line="222"/>
               <w:jc w:val="left"/>
             </w:pPr>
             <w:r>
@@ -16878,7 +17129,7 @@
           </w:tcPr>
           <w:p>
             <w:pPr>
-              <w:spacing w:after="0" w:line="228"/>
+              <w:spacing w:after="0" w:line="222"/>
               <w:jc w:val="left"/>
             </w:pPr>
             <w:r>
@@ -16911,7 +17162,7 @@
           </w:tcPr>
           <w:p>
             <w:pPr>
-              <w:spacing w:after="0" w:line="228"/>
+              <w:spacing w:after="0" w:line="222"/>
               <w:jc w:val="left"/>
             </w:pPr>
             <w:r>
@@ -16939,7 +17190,7 @@
           </w:tcPr>
           <w:p>
             <w:pPr>
-              <w:spacing w:after="0" w:line="228"/>
+              <w:spacing w:after="0" w:line="222"/>
               <w:jc w:val="left"/>
             </w:pPr>
             <w:r>
@@ -16972,7 +17223,7 @@
           </w:tcPr>
           <w:p>
             <w:pPr>
-              <w:spacing w:after="0" w:line="228"/>
+              <w:spacing w:after="0" w:line="222"/>
               <w:jc w:val="left"/>
             </w:pPr>
             <w:r>
@@ -17000,7 +17251,7 @@
           </w:tcPr>
           <w:p>
             <w:pPr>
-              <w:spacing w:after="0" w:line="228"/>
+              <w:spacing w:after="0" w:line="222"/>
               <w:jc w:val="left"/>
             </w:pPr>
             <w:r>
@@ -17032,7 +17283,23 @@
           <w:sz w:val="23"/>
           <w:szCs w:val="23"/>
         </w:rPr>
-        <w:t xml:space="preserve">5.6 What this analysis cannot support, and what would fix each one</w:t>
+        <w:t xml:space="preserve">5.7 What this analysis cannot support, and what would fix each one</w:t>
+      </w:r>
+    </w:p>
+    <w:p>
+      <w:pPr>
+        <w:spacing w:after="120" w:line="246"/>
+      </w:pPr>
+      <w:r>
+        <w:rPr>
+          <w:rFonts w:ascii="Calibri" w:cs="Calibri" w:eastAsia="Calibri" w:hAnsi="Calibri"/>
+          <w:b/>
+          <w:bCs/>
+          <w:color w:val="1A1A1A"/>
+          <w:sz w:val="20"/>
+          <w:szCs w:val="20"/>
+        </w:rPr>
+        <w:t xml:space="preserve">The first four rows have the same fix, which is why it became the first recommendation instead of a closing wish.</w:t>
       </w:r>
     </w:p>
     <w:tbl>
@@ -17069,7 +17336,7 @@
           </w:tcPr>
           <w:p>
             <w:pPr>
-              <w:spacing w:after="0" w:line="228"/>
+              <w:spacing w:after="0" w:line="222"/>
               <w:jc w:val="left"/>
             </w:pPr>
             <w:r>
@@ -17098,7 +17365,7 @@
           </w:tcPr>
           <w:p>
             <w:pPr>
-              <w:spacing w:after="0" w:line="228"/>
+              <w:spacing w:after="0" w:line="222"/>
               <w:jc w:val="left"/>
             </w:pPr>
             <w:r>
@@ -17127,7 +17394,7 @@
           </w:tcPr>
           <w:p>
             <w:pPr>
-              <w:spacing w:after="0" w:line="228"/>
+              <w:spacing w:after="0" w:line="222"/>
               <w:jc w:val="left"/>
             </w:pPr>
             <w:r>
@@ -17160,19 +17427,19 @@
           </w:tcPr>
           <w:p>
             <w:pPr>
-              <w:spacing w:after="0" w:line="228"/>
-              <w:jc w:val="left"/>
-            </w:pPr>
-            <w:r>
-              <w:rPr>
-                <w:rFonts w:ascii="Calibri" w:cs="Calibri" w:eastAsia="Calibri" w:hAnsi="Calibri"/>
-                <w:b w:val="false"/>
-                <w:bCs w:val="false"/>
-                <w:color w:val="1A1A1A"/>
-                <w:sz w:val="17"/>
-                <w:szCs w:val="17"/>
-              </w:rPr>
-              <w:t xml:space="preserve">The true number of exceedance days</w:t>
+              <w:spacing w:after="0" w:line="222"/>
+              <w:jc w:val="left"/>
+            </w:pPr>
+            <w:r>
+              <w:rPr>
+                <w:rFonts w:ascii="Calibri" w:cs="Calibri" w:eastAsia="Calibri" w:hAnsi="Calibri"/>
+                <w:b w:val="false"/>
+                <w:bCs w:val="false"/>
+                <w:color w:val="1A1A1A"/>
+                <w:sz w:val="17"/>
+                <w:szCs w:val="17"/>
+              </w:rPr>
+              <w:t xml:space="preserve">The true exceedance count, any trend, seasonal forecasting, and urban versus rural inside Chiang Mai</w:t>
             </w:r>
           </w:p>
         </w:tc>
@@ -17188,19 +17455,19 @@
           </w:tcPr>
           <w:p>
             <w:pPr>
-              <w:spacing w:after="0" w:line="228"/>
-              <w:jc w:val="left"/>
-            </w:pPr>
-            <w:r>
-              <w:rPr>
-                <w:rFonts w:ascii="Calibri" w:cs="Calibri" w:eastAsia="Calibri" w:hAnsi="Calibri"/>
-                <w:b w:val="false"/>
-                <w:bCs w:val="false"/>
-                <w:color w:val="1A1A1A"/>
-                <w:sz w:val="17"/>
-                <w:szCs w:val="17"/>
-              </w:rPr>
-              <w:t xml:space="preserve">All counts are CAMS's; C6 measures the gap only in clean air</w:t>
+              <w:spacing w:after="0" w:line="222"/>
+              <w:jc w:val="left"/>
+            </w:pPr>
+            <w:r>
+              <w:rPr>
+                <w:rFonts w:ascii="Calibri" w:cs="Calibri" w:eastAsia="Calibri" w:hAnsi="Calibri"/>
+                <w:b w:val="false"/>
+                <w:bCs w:val="false"/>
+                <w:color w:val="1A1A1A"/>
+                <w:sz w:val="17"/>
+                <w:szCs w:val="17"/>
+              </w:rPr>
+              <w:t xml:space="preserve">All four need what CAMS cannot give: measured values, at district resolution, over more than four years. One pair 12 km apart returned identical data</w:t>
             </w:r>
           </w:p>
         </w:tc>
@@ -17216,19 +17483,19 @@
           </w:tcPr>
           <w:p>
             <w:pPr>
-              <w:spacing w:after="0" w:line="228"/>
-              <w:jc w:val="left"/>
-            </w:pPr>
-            <w:r>
-              <w:rPr>
-                <w:rFonts w:ascii="Calibri" w:cs="Calibri" w:eastAsia="Calibri" w:hAnsi="Calibri"/>
-                <w:b w:val="false"/>
-                <w:bCs w:val="false"/>
-                <w:color w:val="1A1A1A"/>
-                <w:sz w:val="17"/>
-                <w:szCs w:val="17"/>
-              </w:rPr>
-              <w:t xml:space="preserve">Measured station data</w:t>
+              <w:spacing w:after="0" w:line="222"/>
+              <w:jc w:val="left"/>
+            </w:pPr>
+            <w:r>
+              <w:rPr>
+                <w:rFonts w:ascii="Calibri" w:cs="Calibri" w:eastAsia="Calibri" w:hAnsi="Calibri"/>
+                <w:b w:val="false"/>
+                <w:bCs w:val="false"/>
+                <w:color w:val="1A1A1A"/>
+                <w:sz w:val="17"/>
+                <w:szCs w:val="17"/>
+              </w:rPr>
+              <w:t xml:space="preserve">Recommendation 1, over a longer span for the trend and the seasonal question</w:t>
             </w:r>
           </w:p>
         </w:tc>
@@ -17249,19 +17516,19 @@
           </w:tcPr>
           <w:p>
             <w:pPr>
-              <w:spacing w:after="0" w:line="228"/>
-              <w:jc w:val="left"/>
-            </w:pPr>
-            <w:r>
-              <w:rPr>
-                <w:rFonts w:ascii="Calibri" w:cs="Calibri" w:eastAsia="Calibri" w:hAnsi="Calibri"/>
-                <w:b w:val="false"/>
-                <w:bCs w:val="false"/>
-                <w:color w:val="1A1A1A"/>
-                <w:sz w:val="17"/>
-                <w:szCs w:val="17"/>
-              </w:rPr>
-              <w:t xml:space="preserve">Any trend</w:t>
+              <w:spacing w:after="0" w:line="222"/>
+              <w:jc w:val="left"/>
+            </w:pPr>
+            <w:r>
+              <w:rPr>
+                <w:rFonts w:ascii="Calibri" w:cs="Calibri" w:eastAsia="Calibri" w:hAnsi="Calibri"/>
+                <w:b w:val="false"/>
+                <w:bCs w:val="false"/>
+                <w:color w:val="1A1A1A"/>
+                <w:sz w:val="17"/>
+                <w:szCs w:val="17"/>
+              </w:rPr>
+              <w:t xml:space="preserve">Causation</w:t>
             </w:r>
           </w:p>
         </w:tc>
@@ -17277,19 +17544,19 @@
           </w:tcPr>
           <w:p>
             <w:pPr>
-              <w:spacing w:after="0" w:line="228"/>
-              <w:jc w:val="left"/>
-            </w:pPr>
-            <w:r>
-              <w:rPr>
-                <w:rFonts w:ascii="Calibri" w:cs="Calibri" w:eastAsia="Calibri" w:hAnsi="Calibri"/>
-                <w:b w:val="false"/>
-                <w:bCs w:val="false"/>
-                <w:color w:val="1A1A1A"/>
-                <w:sz w:val="17"/>
-                <w:szCs w:val="17"/>
-              </w:rPr>
-              <w:t xml:space="preserve">Four years, one of them 241 days; counts swing 11 to 45 with no direction</w:t>
+              <w:spacing w:after="0" w:line="222"/>
+              <w:jc w:val="left"/>
+            </w:pPr>
+            <w:r>
+              <w:rPr>
+                <w:rFonts w:ascii="Calibri" w:cs="Calibri" w:eastAsia="Calibri" w:hAnsi="Calibri"/>
+                <w:b w:val="false"/>
+                <w:bCs w:val="false"/>
+                <w:color w:val="1A1A1A"/>
+                <w:sz w:val="17"/>
+                <w:szCs w:val="17"/>
+              </w:rPr>
+              <w:t xml:space="preserve">Fire counts nearby do not establish those fires made its PM2.5</w:t>
             </w:r>
           </w:p>
         </w:tc>
@@ -17305,19 +17572,19 @@
           </w:tcPr>
           <w:p>
             <w:pPr>
-              <w:spacing w:after="0" w:line="228"/>
-              <w:jc w:val="left"/>
-            </w:pPr>
-            <w:r>
-              <w:rPr>
-                <w:rFonts w:ascii="Calibri" w:cs="Calibri" w:eastAsia="Calibri" w:hAnsi="Calibri"/>
-                <w:b w:val="false"/>
-                <w:bCs w:val="false"/>
-                <w:color w:val="1A1A1A"/>
-                <w:sz w:val="17"/>
-                <w:szCs w:val="17"/>
-              </w:rPr>
-              <w:t xml:space="preserve">A longer measured record</w:t>
+              <w:spacing w:after="0" w:line="222"/>
+              <w:jc w:val="left"/>
+            </w:pPr>
+            <w:r>
+              <w:rPr>
+                <w:rFonts w:ascii="Calibri" w:cs="Calibri" w:eastAsia="Calibri" w:hAnsi="Calibri"/>
+                <w:b w:val="false"/>
+                <w:bCs w:val="false"/>
+                <w:color w:val="1A1A1A"/>
+                <w:sz w:val="17"/>
+                <w:szCs w:val="17"/>
+              </w:rPr>
+              <w:t xml:space="preserve">Atmospheric transport modelling</w:t>
             </w:r>
           </w:p>
         </w:tc>
@@ -17338,19 +17605,19 @@
           </w:tcPr>
           <w:p>
             <w:pPr>
-              <w:spacing w:after="0" w:line="228"/>
-              <w:jc w:val="left"/>
-            </w:pPr>
-            <w:r>
-              <w:rPr>
-                <w:rFonts w:ascii="Calibri" w:cs="Calibri" w:eastAsia="Calibri" w:hAnsi="Calibri"/>
-                <w:b w:val="false"/>
-                <w:bCs w:val="false"/>
-                <w:color w:val="1A1A1A"/>
-                <w:sz w:val="17"/>
-                <w:szCs w:val="17"/>
-              </w:rPr>
-              <w:t xml:space="preserve">Seasonal forecasting</w:t>
+              <w:spacing w:after="0" w:line="222"/>
+              <w:jc w:val="left"/>
+            </w:pPr>
+            <w:r>
+              <w:rPr>
+                <w:rFonts w:ascii="Calibri" w:cs="Calibri" w:eastAsia="Calibri" w:hAnsi="Calibri"/>
+                <w:b w:val="false"/>
+                <w:bCs w:val="false"/>
+                <w:color w:val="1A1A1A"/>
+                <w:sz w:val="17"/>
+                <w:szCs w:val="17"/>
+              </w:rPr>
+              <w:t xml:space="preserve">Whether the burning ban worked</w:t>
             </w:r>
           </w:p>
         </w:tc>
@@ -17366,19 +17633,19 @@
           </w:tcPr>
           <w:p>
             <w:pPr>
-              <w:spacing w:after="0" w:line="228"/>
-              <w:jc w:val="left"/>
-            </w:pPr>
-            <w:r>
-              <w:rPr>
-                <w:rFonts w:ascii="Calibri" w:cs="Calibri" w:eastAsia="Calibri" w:hAnsi="Calibri"/>
-                <w:b w:val="false"/>
-                <w:bCs w:val="false"/>
-                <w:color w:val="1A1A1A"/>
-                <w:sz w:val="17"/>
-                <w:szCs w:val="17"/>
-              </w:rPr>
-              <w:t xml:space="preserve">Four burning seasons cannot train or validate next year's onset</w:t>
+              <w:spacing w:after="0" w:line="222"/>
+              <w:jc w:val="left"/>
+            </w:pPr>
+            <w:r>
+              <w:rPr>
+                <w:rFonts w:ascii="Calibri" w:cs="Calibri" w:eastAsia="Calibri" w:hAnsi="Calibri"/>
+                <w:b w:val="false"/>
+                <w:bCs w:val="false"/>
+                <w:color w:val="1A1A1A"/>
+                <w:sz w:val="17"/>
+                <w:szCs w:val="17"/>
+              </w:rPr>
+              <w:t xml:space="preserve">No enforcement records and no comparison group</w:t>
             </w:r>
           </w:p>
         </w:tc>
@@ -17394,19 +17661,19 @@
           </w:tcPr>
           <w:p>
             <w:pPr>
-              <w:spacing w:after="0" w:line="228"/>
-              <w:jc w:val="left"/>
-            </w:pPr>
-            <w:r>
-              <w:rPr>
-                <w:rFonts w:ascii="Calibri" w:cs="Calibri" w:eastAsia="Calibri" w:hAnsi="Calibri"/>
-                <w:b w:val="false"/>
-                <w:bCs w:val="false"/>
-                <w:color w:val="1A1A1A"/>
-                <w:sz w:val="17"/>
-                <w:szCs w:val="17"/>
-              </w:rPr>
-              <w:t xml:space="preserve">A decade of measured data</w:t>
+              <w:spacing w:after="0" w:line="222"/>
+              <w:jc w:val="left"/>
+            </w:pPr>
+            <w:r>
+              <w:rPr>
+                <w:rFonts w:ascii="Calibri" w:cs="Calibri" w:eastAsia="Calibri" w:hAnsi="Calibri"/>
+                <w:b w:val="false"/>
+                <w:bCs w:val="false"/>
+                <w:color w:val="1A1A1A"/>
+                <w:sz w:val="17"/>
+                <w:szCs w:val="17"/>
+              </w:rPr>
+              <w:t xml:space="preserve">FireD permit records, Envilink; TamRoyPao burn scars at 20 m</w:t>
             </w:r>
           </w:p>
         </w:tc>
@@ -17427,19 +17694,19 @@
           </w:tcPr>
           <w:p>
             <w:pPr>
-              <w:spacing w:after="0" w:line="228"/>
-              <w:jc w:val="left"/>
-            </w:pPr>
-            <w:r>
-              <w:rPr>
-                <w:rFonts w:ascii="Calibri" w:cs="Calibri" w:eastAsia="Calibri" w:hAnsi="Calibri"/>
-                <w:b w:val="false"/>
-                <w:bCs w:val="false"/>
-                <w:color w:val="1A1A1A"/>
-                <w:sz w:val="17"/>
-                <w:szCs w:val="17"/>
-              </w:rPr>
-              <w:t xml:space="preserve">Urban versus rural within Chiang Mai</w:t>
+              <w:spacing w:after="0" w:line="222"/>
+              <w:jc w:val="left"/>
+            </w:pPr>
+            <w:r>
+              <w:rPr>
+                <w:rFonts w:ascii="Calibri" w:cs="Calibri" w:eastAsia="Calibri" w:hAnsi="Calibri"/>
+                <w:b w:val="false"/>
+                <w:bCs w:val="false"/>
+                <w:color w:val="1A1A1A"/>
+                <w:sz w:val="17"/>
+                <w:szCs w:val="17"/>
+              </w:rPr>
+              <w:t xml:space="preserve">Full operational validity of the forecast features</w:t>
             </w:r>
           </w:p>
         </w:tc>
@@ -17455,19 +17722,19 @@
           </w:tcPr>
           <w:p>
             <w:pPr>
-              <w:spacing w:after="0" w:line="228"/>
-              <w:jc w:val="left"/>
-            </w:pPr>
-            <w:r>
-              <w:rPr>
-                <w:rFonts w:ascii="Calibri" w:cs="Calibri" w:eastAsia="Calibri" w:hAnsi="Calibri"/>
-                <w:b w:val="false"/>
-                <w:bCs w:val="false"/>
-                <w:color w:val="1A1A1A"/>
-                <w:sz w:val="17"/>
-                <w:szCs w:val="17"/>
-              </w:rPr>
-              <w:t xml:space="preserve">The source resolves ~45 km; one pair 12 km apart returned identical data</w:t>
+              <w:spacing w:after="0" w:line="222"/>
+              <w:jc w:val="left"/>
+            </w:pPr>
+            <w:r>
+              <w:rPr>
+                <w:rFonts w:ascii="Calibri" w:cs="Calibri" w:eastAsia="Calibri" w:hAnsi="Calibri"/>
+                <w:b w:val="false"/>
+                <w:bCs w:val="false"/>
+                <w:color w:val="1A1A1A"/>
+                <w:sz w:val="17"/>
+                <w:szCs w:val="17"/>
+              </w:rPr>
+              <w:t xml:space="preserve">The fc_* columns may not have been available at prediction time</w:t>
             </w:r>
           </w:p>
         </w:tc>
@@ -17483,19 +17750,19 @@
           </w:tcPr>
           <w:p>
             <w:pPr>
-              <w:spacing w:after="0" w:line="228"/>
-              <w:jc w:val="left"/>
-            </w:pPr>
-            <w:r>
-              <w:rPr>
-                <w:rFonts w:ascii="Calibri" w:cs="Calibri" w:eastAsia="Calibri" w:hAnsi="Calibri"/>
-                <w:b w:val="false"/>
-                <w:bCs w:val="false"/>
-                <w:color w:val="1A1A1A"/>
-                <w:sz w:val="17"/>
-                <w:szCs w:val="17"/>
-              </w:rPr>
-              <w:t xml:space="preserve">CMU CCDC DustBoy: five years of hourly station data, Mae Chaem and Chiang Dao included. Needs approval</w:t>
+              <w:spacing w:after="0" w:line="222"/>
+              <w:jc w:val="left"/>
+            </w:pPr>
+            <w:r>
+              <w:rPr>
+                <w:rFonts w:ascii="Calibri" w:cs="Calibri" w:eastAsia="Calibri" w:hAnsi="Calibri"/>
+                <w:b w:val="false"/>
+                <w:bCs w:val="false"/>
+                <w:color w:val="1A1A1A"/>
+                <w:sz w:val="17"/>
+                <w:szCs w:val="17"/>
+              </w:rPr>
+              <w:t xml:space="preserve">Open-Meteo Previous Runs API, _previous_day1</w:t>
             </w:r>
           </w:p>
         </w:tc>
@@ -17516,19 +17783,19 @@
           </w:tcPr>
           <w:p>
             <w:pPr>
-              <w:spacing w:after="0" w:line="228"/>
-              <w:jc w:val="left"/>
-            </w:pPr>
-            <w:r>
-              <w:rPr>
-                <w:rFonts w:ascii="Calibri" w:cs="Calibri" w:eastAsia="Calibri" w:hAnsi="Calibri"/>
-                <w:b w:val="false"/>
-                <w:bCs w:val="false"/>
-                <w:color w:val="1A1A1A"/>
-                <w:sz w:val="17"/>
-                <w:szCs w:val="17"/>
-              </w:rPr>
-              <w:t xml:space="preserve">Causation</w:t>
+              <w:spacing w:after="0" w:line="222"/>
+              <w:jc w:val="left"/>
+            </w:pPr>
+            <w:r>
+              <w:rPr>
+                <w:rFonts w:ascii="Calibri" w:cs="Calibri" w:eastAsia="Calibri" w:hAnsi="Calibri"/>
+                <w:b w:val="false"/>
+                <w:bCs w:val="false"/>
+                <w:color w:val="1A1A1A"/>
+                <w:sz w:val="17"/>
+                <w:szCs w:val="17"/>
+              </w:rPr>
+              <w:t xml:space="preserve">Health cost of the four missed days</w:t>
             </w:r>
           </w:p>
         </w:tc>
@@ -17544,19 +17811,19 @@
           </w:tcPr>
           <w:p>
             <w:pPr>
-              <w:spacing w:after="0" w:line="228"/>
-              <w:jc w:val="left"/>
-            </w:pPr>
-            <w:r>
-              <w:rPr>
-                <w:rFonts w:ascii="Calibri" w:cs="Calibri" w:eastAsia="Calibri" w:hAnsi="Calibri"/>
-                <w:b w:val="false"/>
-                <w:bCs w:val="false"/>
-                <w:color w:val="1A1A1A"/>
-                <w:sz w:val="17"/>
-                <w:szCs w:val="17"/>
-              </w:rPr>
-              <w:t xml:space="preserve">Fire counts nearby do not establish those fires made its PM2.5</w:t>
+              <w:spacing w:after="0" w:line="222"/>
+              <w:jc w:val="left"/>
+            </w:pPr>
+            <w:r>
+              <w:rPr>
+                <w:rFonts w:ascii="Calibri" w:cs="Calibri" w:eastAsia="Calibri" w:hAnsi="Calibri"/>
+                <w:b w:val="false"/>
+                <w:bCs w:val="false"/>
+                <w:color w:val="1A1A1A"/>
+                <w:sz w:val="17"/>
+                <w:szCs w:val="17"/>
+              </w:rPr>
+              <w:t xml:space="preserve">From a literature elasticity, not from data</w:t>
             </w:r>
           </w:p>
         </w:tc>
@@ -17572,19 +17839,19 @@
           </w:tcPr>
           <w:p>
             <w:pPr>
-              <w:spacing w:after="0" w:line="228"/>
-              <w:jc w:val="left"/>
-            </w:pPr>
-            <w:r>
-              <w:rPr>
-                <w:rFonts w:ascii="Calibri" w:cs="Calibri" w:eastAsia="Calibri" w:hAnsi="Calibri"/>
-                <w:b w:val="false"/>
-                <w:bCs w:val="false"/>
-                <w:color w:val="1A1A1A"/>
-                <w:sz w:val="17"/>
-                <w:szCs w:val="17"/>
-              </w:rPr>
-              <w:t xml:space="preserve">Atmospheric transport modelling</w:t>
+              <w:spacing w:after="0" w:line="222"/>
+              <w:jc w:val="left"/>
+            </w:pPr>
+            <w:r>
+              <w:rPr>
+                <w:rFonts w:ascii="Calibri" w:cs="Calibri" w:eastAsia="Calibri" w:hAnsi="Calibri"/>
+                <w:b w:val="false"/>
+                <w:bCs w:val="false"/>
+                <w:color w:val="1A1A1A"/>
+                <w:sz w:val="17"/>
+                <w:szCs w:val="17"/>
+              </w:rPr>
+              <w:t xml:space="preserve">NHSO outpatient use is open; MoPH HDC needs authorisation</w:t>
             </w:r>
           </w:p>
         </w:tc>
@@ -17605,19 +17872,19 @@
           </w:tcPr>
           <w:p>
             <w:pPr>
-              <w:spacing w:after="0" w:line="228"/>
-              <w:jc w:val="left"/>
-            </w:pPr>
-            <w:r>
-              <w:rPr>
-                <w:rFonts w:ascii="Calibri" w:cs="Calibri" w:eastAsia="Calibri" w:hAnsi="Calibri"/>
-                <w:b w:val="false"/>
-                <w:bCs w:val="false"/>
-                <w:color w:val="1A1A1A"/>
-                <w:sz w:val="17"/>
-                <w:szCs w:val="17"/>
-              </w:rPr>
-              <w:t xml:space="preserve">Whether the burning ban worked</w:t>
+              <w:spacing w:after="0" w:line="222"/>
+              <w:jc w:val="left"/>
+            </w:pPr>
+            <w:r>
+              <w:rPr>
+                <w:rFonts w:ascii="Calibri" w:cs="Calibri" w:eastAsia="Calibri" w:hAnsi="Calibri"/>
+                <w:b w:val="false"/>
+                <w:bCs w:val="false"/>
+                <w:color w:val="1A1A1A"/>
+                <w:sz w:val="17"/>
+                <w:szCs w:val="17"/>
+              </w:rPr>
+              <w:t xml:space="preserve">The dispersion hypothesis</w:t>
             </w:r>
           </w:p>
         </w:tc>
@@ -17633,19 +17900,19 @@
           </w:tcPr>
           <w:p>
             <w:pPr>
-              <w:spacing w:after="0" w:line="228"/>
-              <w:jc w:val="left"/>
-            </w:pPr>
-            <w:r>
-              <w:rPr>
-                <w:rFonts w:ascii="Calibri" w:cs="Calibri" w:eastAsia="Calibri" w:hAnsi="Calibri"/>
-                <w:b w:val="false"/>
-                <w:bCs w:val="false"/>
-                <w:color w:val="1A1A1A"/>
-                <w:sz w:val="17"/>
-                <w:szCs w:val="17"/>
-              </w:rPr>
-              <w:t xml:space="preserve">No enforcement records and no comparison group</w:t>
+              <w:spacing w:after="0" w:line="222"/>
+              <w:jc w:val="left"/>
+            </w:pPr>
+            <w:r>
+              <w:rPr>
+                <w:rFonts w:ascii="Calibri" w:cs="Calibri" w:eastAsia="Calibri" w:hAnsi="Calibri"/>
+                <w:b w:val="false"/>
+                <w:bCs w:val="false"/>
+                <w:color w:val="1A1A1A"/>
+                <w:sz w:val="17"/>
+                <w:szCs w:val="17"/>
+              </w:rPr>
+              <w:t xml:space="preserve">Daily averaging appears to cancel the signal</w:t>
             </w:r>
           </w:p>
         </w:tc>
@@ -17661,19 +17928,19 @@
           </w:tcPr>
           <w:p>
             <w:pPr>
-              <w:spacing w:after="0" w:line="228"/>
-              <w:jc w:val="left"/>
-            </w:pPr>
-            <w:r>
-              <w:rPr>
-                <w:rFonts w:ascii="Calibri" w:cs="Calibri" w:eastAsia="Calibri" w:hAnsi="Calibri"/>
-                <w:b w:val="false"/>
-                <w:bCs w:val="false"/>
-                <w:color w:val="1A1A1A"/>
-                <w:sz w:val="17"/>
-                <w:szCs w:val="17"/>
-              </w:rPr>
-              <w:t xml:space="preserve">FireD permit records, Envilink; TamRoyPao burn scars at 20 m</w:t>
+              <w:spacing w:after="0" w:line="222"/>
+              <w:jc w:val="left"/>
+            </w:pPr>
+            <w:r>
+              <w:rPr>
+                <w:rFonts w:ascii="Calibri" w:cs="Calibri" w:eastAsia="Calibri" w:hAnsi="Calibri"/>
+                <w:b w:val="false"/>
+                <w:bCs w:val="false"/>
+                <w:color w:val="1A1A1A"/>
+                <w:sz w:val="17"/>
+                <w:szCs w:val="17"/>
+              </w:rPr>
+              <w:t xml:space="preserve">Nocturnal minimum mixing depth</w:t>
             </w:r>
           </w:p>
         </w:tc>
@@ -17694,19 +17961,19 @@
           </w:tcPr>
           <w:p>
             <w:pPr>
-              <w:spacing w:after="0" w:line="228"/>
-              <w:jc w:val="left"/>
-            </w:pPr>
-            <w:r>
-              <w:rPr>
-                <w:rFonts w:ascii="Calibri" w:cs="Calibri" w:eastAsia="Calibri" w:hAnsi="Calibri"/>
-                <w:b w:val="false"/>
-                <w:bCs w:val="false"/>
-                <w:color w:val="1A1A1A"/>
-                <w:sz w:val="17"/>
-                <w:szCs w:val="17"/>
-              </w:rPr>
-              <w:t xml:space="preserve">Full operational validity of the forecast features</w:t>
+              <w:spacing w:after="0" w:line="222"/>
+              <w:jc w:val="left"/>
+            </w:pPr>
+            <w:r>
+              <w:rPr>
+                <w:rFonts w:ascii="Calibri" w:cs="Calibri" w:eastAsia="Calibri" w:hAnsi="Calibri"/>
+                <w:b w:val="false"/>
+                <w:bCs w:val="false"/>
+                <w:color w:val="1A1A1A"/>
+                <w:sz w:val="17"/>
+                <w:szCs w:val="17"/>
+              </w:rPr>
+              <w:t xml:space="preserve">The tourism claim</w:t>
             </w:r>
           </w:p>
         </w:tc>
@@ -17722,19 +17989,19 @@
           </w:tcPr>
           <w:p>
             <w:pPr>
-              <w:spacing w:after="0" w:line="228"/>
-              <w:jc w:val="left"/>
-            </w:pPr>
-            <w:r>
-              <w:rPr>
-                <w:rFonts w:ascii="Calibri" w:cs="Calibri" w:eastAsia="Calibri" w:hAnsi="Calibri"/>
-                <w:b w:val="false"/>
-                <w:bCs w:val="false"/>
-                <w:color w:val="1A1A1A"/>
-                <w:sz w:val="17"/>
-                <w:szCs w:val="17"/>
-              </w:rPr>
-              <w:t xml:space="preserve">The fc_* columns may not have been available at prediction time</w:t>
+              <w:spacing w:after="0" w:line="222"/>
+              <w:jc w:val="left"/>
+            </w:pPr>
+            <w:r>
+              <w:rPr>
+                <w:rFonts w:ascii="Calibri" w:cs="Calibri" w:eastAsia="Calibri" w:hAnsi="Calibri"/>
+                <w:b w:val="false"/>
+                <w:bCs w:val="false"/>
+                <w:color w:val="1A1A1A"/>
+                <w:sz w:val="17"/>
+                <w:szCs w:val="17"/>
+              </w:rPr>
+              <w:t xml:space="preserve">Cited from the literature, not tested here</w:t>
             </w:r>
           </w:p>
         </w:tc>
@@ -17750,274 +18017,7 @@
           </w:tcPr>
           <w:p>
             <w:pPr>
-              <w:spacing w:after="0" w:line="228"/>
-              <w:jc w:val="left"/>
-            </w:pPr>
-            <w:r>
-              <w:rPr>
-                <w:rFonts w:ascii="Calibri" w:cs="Calibri" w:eastAsia="Calibri" w:hAnsi="Calibri"/>
-                <w:b w:val="false"/>
-                <w:bCs w:val="false"/>
-                <w:color w:val="1A1A1A"/>
-                <w:sz w:val="17"/>
-                <w:szCs w:val="17"/>
-              </w:rPr>
-              <w:t xml:space="preserve">Open-Meteo Previous Runs API, _previous_day1</w:t>
-            </w:r>
-          </w:p>
-        </w:tc>
-      </w:tr>
-      <w:tr>
-        <w:trPr>
-          <w:tblHeader w:val="false"/>
-        </w:trPr>
-        <w:tc>
-          <w:tcPr>
-            <w:tcW w:type="dxa" w:w="3000"/>
-            <w:tcMar>
-              <w:top w:type="dxa" w:w="40"/>
-              <w:left w:type="dxa" w:w="80"/>
-              <w:bottom w:type="dxa" w:w="40"/>
-              <w:right w:type="dxa" w:w="80"/>
-            </w:tcMar>
-          </w:tcPr>
-          <w:p>
-            <w:pPr>
-              <w:spacing w:after="0" w:line="228"/>
-              <w:jc w:val="left"/>
-            </w:pPr>
-            <w:r>
-              <w:rPr>
-                <w:rFonts w:ascii="Calibri" w:cs="Calibri" w:eastAsia="Calibri" w:hAnsi="Calibri"/>
-                <w:b w:val="false"/>
-                <w:bCs w:val="false"/>
-                <w:color w:val="1A1A1A"/>
-                <w:sz w:val="17"/>
-                <w:szCs w:val="17"/>
-              </w:rPr>
-              <w:t xml:space="preserve">Health cost of the four missed days</w:t>
-            </w:r>
-          </w:p>
-        </w:tc>
-        <w:tc>
-          <w:tcPr>
-            <w:tcW w:type="dxa" w:w="3600"/>
-            <w:tcMar>
-              <w:top w:type="dxa" w:w="40"/>
-              <w:left w:type="dxa" w:w="80"/>
-              <w:bottom w:type="dxa" w:w="40"/>
-              <w:right w:type="dxa" w:w="80"/>
-            </w:tcMar>
-          </w:tcPr>
-          <w:p>
-            <w:pPr>
-              <w:spacing w:after="0" w:line="228"/>
-              <w:jc w:val="left"/>
-            </w:pPr>
-            <w:r>
-              <w:rPr>
-                <w:rFonts w:ascii="Calibri" w:cs="Calibri" w:eastAsia="Calibri" w:hAnsi="Calibri"/>
-                <w:b w:val="false"/>
-                <w:bCs w:val="false"/>
-                <w:color w:val="1A1A1A"/>
-                <w:sz w:val="17"/>
-                <w:szCs w:val="17"/>
-              </w:rPr>
-              <w:t xml:space="preserve">From a literature elasticity, not from data</w:t>
-            </w:r>
-          </w:p>
-        </w:tc>
-        <w:tc>
-          <w:tcPr>
-            <w:tcW w:type="dxa" w:w="3146"/>
-            <w:tcMar>
-              <w:top w:type="dxa" w:w="40"/>
-              <w:left w:type="dxa" w:w="80"/>
-              <w:bottom w:type="dxa" w:w="40"/>
-              <w:right w:type="dxa" w:w="80"/>
-            </w:tcMar>
-          </w:tcPr>
-          <w:p>
-            <w:pPr>
-              <w:spacing w:after="0" w:line="228"/>
-              <w:jc w:val="left"/>
-            </w:pPr>
-            <w:r>
-              <w:rPr>
-                <w:rFonts w:ascii="Calibri" w:cs="Calibri" w:eastAsia="Calibri" w:hAnsi="Calibri"/>
-                <w:b w:val="false"/>
-                <w:bCs w:val="false"/>
-                <w:color w:val="1A1A1A"/>
-                <w:sz w:val="17"/>
-                <w:szCs w:val="17"/>
-              </w:rPr>
-              <w:t xml:space="preserve">NHSO outpatient use is open; MoPH HDC needs authorisation</w:t>
-            </w:r>
-          </w:p>
-        </w:tc>
-      </w:tr>
-      <w:tr>
-        <w:trPr>
-          <w:tblHeader w:val="false"/>
-        </w:trPr>
-        <w:tc>
-          <w:tcPr>
-            <w:tcW w:type="dxa" w:w="3000"/>
-            <w:tcMar>
-              <w:top w:type="dxa" w:w="40"/>
-              <w:left w:type="dxa" w:w="80"/>
-              <w:bottom w:type="dxa" w:w="40"/>
-              <w:right w:type="dxa" w:w="80"/>
-            </w:tcMar>
-          </w:tcPr>
-          <w:p>
-            <w:pPr>
-              <w:spacing w:after="0" w:line="228"/>
-              <w:jc w:val="left"/>
-            </w:pPr>
-            <w:r>
-              <w:rPr>
-                <w:rFonts w:ascii="Calibri" w:cs="Calibri" w:eastAsia="Calibri" w:hAnsi="Calibri"/>
-                <w:b w:val="false"/>
-                <w:bCs w:val="false"/>
-                <w:color w:val="1A1A1A"/>
-                <w:sz w:val="17"/>
-                <w:szCs w:val="17"/>
-              </w:rPr>
-              <w:t xml:space="preserve">The dispersion hypothesis</w:t>
-            </w:r>
-          </w:p>
-        </w:tc>
-        <w:tc>
-          <w:tcPr>
-            <w:tcW w:type="dxa" w:w="3600"/>
-            <w:tcMar>
-              <w:top w:type="dxa" w:w="40"/>
-              <w:left w:type="dxa" w:w="80"/>
-              <w:bottom w:type="dxa" w:w="40"/>
-              <w:right w:type="dxa" w:w="80"/>
-            </w:tcMar>
-          </w:tcPr>
-          <w:p>
-            <w:pPr>
-              <w:spacing w:after="0" w:line="228"/>
-              <w:jc w:val="left"/>
-            </w:pPr>
-            <w:r>
-              <w:rPr>
-                <w:rFonts w:ascii="Calibri" w:cs="Calibri" w:eastAsia="Calibri" w:hAnsi="Calibri"/>
-                <w:b w:val="false"/>
-                <w:bCs w:val="false"/>
-                <w:color w:val="1A1A1A"/>
-                <w:sz w:val="17"/>
-                <w:szCs w:val="17"/>
-              </w:rPr>
-              <w:t xml:space="preserve">Daily averaging appears to cancel the signal</w:t>
-            </w:r>
-          </w:p>
-        </w:tc>
-        <w:tc>
-          <w:tcPr>
-            <w:tcW w:type="dxa" w:w="3146"/>
-            <w:tcMar>
-              <w:top w:type="dxa" w:w="40"/>
-              <w:left w:type="dxa" w:w="80"/>
-              <w:bottom w:type="dxa" w:w="40"/>
-              <w:right w:type="dxa" w:w="80"/>
-            </w:tcMar>
-          </w:tcPr>
-          <w:p>
-            <w:pPr>
-              <w:spacing w:after="0" w:line="228"/>
-              <w:jc w:val="left"/>
-            </w:pPr>
-            <w:r>
-              <w:rPr>
-                <w:rFonts w:ascii="Calibri" w:cs="Calibri" w:eastAsia="Calibri" w:hAnsi="Calibri"/>
-                <w:b w:val="false"/>
-                <w:bCs w:val="false"/>
-                <w:color w:val="1A1A1A"/>
-                <w:sz w:val="17"/>
-                <w:szCs w:val="17"/>
-              </w:rPr>
-              <w:t xml:space="preserve">Nocturnal minimum mixing depth</w:t>
-            </w:r>
-          </w:p>
-        </w:tc>
-      </w:tr>
-      <w:tr>
-        <w:trPr>
-          <w:tblHeader w:val="false"/>
-        </w:trPr>
-        <w:tc>
-          <w:tcPr>
-            <w:tcW w:type="dxa" w:w="3000"/>
-            <w:tcMar>
-              <w:top w:type="dxa" w:w="40"/>
-              <w:left w:type="dxa" w:w="80"/>
-              <w:bottom w:type="dxa" w:w="40"/>
-              <w:right w:type="dxa" w:w="80"/>
-            </w:tcMar>
-          </w:tcPr>
-          <w:p>
-            <w:pPr>
-              <w:spacing w:after="0" w:line="228"/>
-              <w:jc w:val="left"/>
-            </w:pPr>
-            <w:r>
-              <w:rPr>
-                <w:rFonts w:ascii="Calibri" w:cs="Calibri" w:eastAsia="Calibri" w:hAnsi="Calibri"/>
-                <w:b w:val="false"/>
-                <w:bCs w:val="false"/>
-                <w:color w:val="1A1A1A"/>
-                <w:sz w:val="17"/>
-                <w:szCs w:val="17"/>
-              </w:rPr>
-              <w:t xml:space="preserve">The tourism claim</w:t>
-            </w:r>
-          </w:p>
-        </w:tc>
-        <w:tc>
-          <w:tcPr>
-            <w:tcW w:type="dxa" w:w="3600"/>
-            <w:tcMar>
-              <w:top w:type="dxa" w:w="40"/>
-              <w:left w:type="dxa" w:w="80"/>
-              <w:bottom w:type="dxa" w:w="40"/>
-              <w:right w:type="dxa" w:w="80"/>
-            </w:tcMar>
-          </w:tcPr>
-          <w:p>
-            <w:pPr>
-              <w:spacing w:after="0" w:line="228"/>
-              <w:jc w:val="left"/>
-            </w:pPr>
-            <w:r>
-              <w:rPr>
-                <w:rFonts w:ascii="Calibri" w:cs="Calibri" w:eastAsia="Calibri" w:hAnsi="Calibri"/>
-                <w:b w:val="false"/>
-                <w:bCs w:val="false"/>
-                <w:color w:val="1A1A1A"/>
-                <w:sz w:val="17"/>
-                <w:szCs w:val="17"/>
-              </w:rPr>
-              <w:t xml:space="preserve">Cited from the literature, not tested here</w:t>
-            </w:r>
-          </w:p>
-        </w:tc>
-        <w:tc>
-          <w:tcPr>
-            <w:tcW w:type="dxa" w:w="3146"/>
-            <w:tcMar>
-              <w:top w:type="dxa" w:w="40"/>
-              <w:left w:type="dxa" w:w="80"/>
-              <w:bottom w:type="dxa" w:w="40"/>
-              <w:right w:type="dxa" w:w="80"/>
-            </w:tcMar>
-          </w:tcPr>
-          <w:p>
-            <w:pPr>
-              <w:spacing w:after="0" w:line="228"/>
+              <w:spacing w:after="0" w:line="222"/>
               <w:jc w:val="left"/>
             </w:pPr>
             <w:r>
@@ -18361,7 +18361,7 @@
     </w:p>
     <w:p>
       <w:pPr>
-        <w:spacing w:after="40" w:before="120"/>
+        <w:spacing w:after="36" w:before="100"/>
         <w:jc w:val="center"/>
       </w:pPr>
       <w:r>
@@ -18407,7 +18407,7 @@
     </w:p>
     <w:p>
       <w:pPr>
-        <w:spacing w:after="140"/>
+        <w:spacing w:after="120"/>
         <w:jc w:val="center"/>
       </w:pPr>
       <w:r>
@@ -18433,13 +18433,13 @@
     </w:p>
     <w:p>
       <w:pPr>
-        <w:spacing w:after="40" w:before="120"/>
+        <w:spacing w:after="36" w:before="100"/>
         <w:jc w:val="center"/>
       </w:pPr>
       <w:r>
         <w:drawing>
           <wp:inline distT="0" distB="0" distL="0" distR="0">
-            <wp:extent cx="4191000" cy="1209675"/>
+            <wp:extent cx="3810000" cy="1095375"/>
             <wp:effectExtent t="0" r="0" b="0" l="0"/>
             <wp:docPr id="1" name="" descr="" title=""/>
             <wp:cNvGraphicFramePr>
@@ -18464,7 +18464,7 @@
                   <pic:spPr bwMode="auto">
                     <a:xfrm>
                       <a:off x="0" y="0"/>
-                      <a:ext cx="4191000" cy="1209675"/>
+                      <a:ext cx="3810000" cy="1095375"/>
                     </a:xfrm>
                     <a:prstGeom prst="rect">
                       <a:avLst/>
@@ -18479,7 +18479,7 @@
     </w:p>
     <w:p>
       <w:pPr>
-        <w:spacing w:after="140"/>
+        <w:spacing w:after="120"/>
         <w:jc w:val="center"/>
       </w:pPr>
       <w:r>
@@ -18505,7 +18505,7 @@
     </w:p>
     <w:p>
       <w:pPr>
-        <w:spacing w:after="40" w:before="120"/>
+        <w:spacing w:after="36" w:before="100"/>
         <w:jc w:val="center"/>
       </w:pPr>
       <w:r>
@@ -18551,7 +18551,7 @@
     </w:p>
     <w:p>
       <w:pPr>
-        <w:spacing w:after="140"/>
+        <w:spacing w:after="120"/>
         <w:jc w:val="center"/>
       </w:pPr>
       <w:r>
@@ -18658,7 +18658,7 @@
           </w:tcPr>
           <w:p>
             <w:pPr>
-              <w:spacing w:after="0" w:line="228"/>
+              <w:spacing w:after="0" w:line="222"/>
               <w:jc w:val="left"/>
             </w:pPr>
             <w:r>
@@ -18687,7 +18687,7 @@
           </w:tcPr>
           <w:p>
             <w:pPr>
-              <w:spacing w:after="0" w:line="228"/>
+              <w:spacing w:after="0" w:line="222"/>
               <w:jc w:val="left"/>
             </w:pPr>
             <w:r>
@@ -18720,7 +18720,7 @@
           </w:tcPr>
           <w:p>
             <w:pPr>
-              <w:spacing w:after="0" w:line="228"/>
+              <w:spacing w:after="0" w:line="222"/>
               <w:jc w:val="left"/>
             </w:pPr>
             <w:r>
@@ -18748,7 +18748,7 @@
           </w:tcPr>
           <w:p>
             <w:pPr>
-              <w:spacing w:after="0" w:line="228"/>
+              <w:spacing w:after="0" w:line="222"/>
               <w:jc w:val="left"/>
             </w:pPr>
             <w:r>
@@ -18781,7 +18781,7 @@
           </w:tcPr>
           <w:p>
             <w:pPr>
-              <w:spacing w:after="0" w:line="228"/>
+              <w:spacing w:after="0" w:line="222"/>
               <w:jc w:val="left"/>
             </w:pPr>
             <w:r>
@@ -18809,7 +18809,7 @@
           </w:tcPr>
           <w:p>
             <w:pPr>
-              <w:spacing w:after="0" w:line="228"/>
+              <w:spacing w:after="0" w:line="222"/>
               <w:jc w:val="left"/>
             </w:pPr>
             <w:r>
@@ -18842,7 +18842,7 @@
           </w:tcPr>
           <w:p>
             <w:pPr>
-              <w:spacing w:after="0" w:line="228"/>
+              <w:spacing w:after="0" w:line="222"/>
               <w:jc w:val="left"/>
             </w:pPr>
             <w:r>
@@ -18870,7 +18870,7 @@
           </w:tcPr>
           <w:p>
             <w:pPr>
-              <w:spacing w:after="0" w:line="228"/>
+              <w:spacing w:after="0" w:line="222"/>
               <w:jc w:val="left"/>
             </w:pPr>
             <w:r>
@@ -18903,7 +18903,7 @@
           </w:tcPr>
           <w:p>
             <w:pPr>
-              <w:spacing w:after="0" w:line="228"/>
+              <w:spacing w:after="0" w:line="222"/>
               <w:jc w:val="left"/>
             </w:pPr>
             <w:r>
@@ -18931,7 +18931,7 @@
           </w:tcPr>
           <w:p>
             <w:pPr>
-              <w:spacing w:after="0" w:line="228"/>
+              <w:spacing w:after="0" w:line="222"/>
               <w:jc w:val="left"/>
             </w:pPr>
             <w:r>
@@ -18964,7 +18964,7 @@
           </w:tcPr>
           <w:p>
             <w:pPr>
-              <w:spacing w:after="0" w:line="228"/>
+              <w:spacing w:after="0" w:line="222"/>
               <w:jc w:val="left"/>
             </w:pPr>
             <w:r>
@@ -18992,7 +18992,7 @@
           </w:tcPr>
           <w:p>
             <w:pPr>
-              <w:spacing w:after="0" w:line="228"/>
+              <w:spacing w:after="0" w:line="222"/>
               <w:jc w:val="left"/>
             </w:pPr>
             <w:r>
@@ -19057,7 +19057,7 @@
           </w:tcPr>
           <w:p>
             <w:pPr>
-              <w:spacing w:after="0" w:line="228"/>
+              <w:spacing w:after="0" w:line="222"/>
               <w:jc w:val="left"/>
             </w:pPr>
             <w:r>
@@ -19086,7 +19086,7 @@
           </w:tcPr>
           <w:p>
             <w:pPr>
-              <w:spacing w:after="0" w:line="228"/>
+              <w:spacing w:after="0" w:line="222"/>
               <w:jc w:val="left"/>
             </w:pPr>
             <w:r>
@@ -19119,7 +19119,7 @@
           </w:tcPr>
           <w:p>
             <w:pPr>
-              <w:spacing w:after="0" w:line="228"/>
+              <w:spacing w:after="0" w:line="222"/>
               <w:jc w:val="left"/>
             </w:pPr>
             <w:r>
@@ -19147,7 +19147,7 @@
           </w:tcPr>
           <w:p>
             <w:pPr>
-              <w:spacing w:after="0" w:line="228"/>
+              <w:spacing w:after="0" w:line="222"/>
               <w:jc w:val="left"/>
             </w:pPr>
             <w:r>
@@ -19180,7 +19180,7 @@
           </w:tcPr>
           <w:p>
             <w:pPr>
-              <w:spacing w:after="0" w:line="228"/>
+              <w:spacing w:after="0" w:line="222"/>
               <w:jc w:val="left"/>
             </w:pPr>
             <w:r>
@@ -19208,7 +19208,7 @@
           </w:tcPr>
           <w:p>
             <w:pPr>
-              <w:spacing w:after="0" w:line="228"/>
+              <w:spacing w:after="0" w:line="222"/>
               <w:jc w:val="left"/>
             </w:pPr>
             <w:r>
@@ -19241,7 +19241,7 @@
           </w:tcPr>
           <w:p>
             <w:pPr>
-              <w:spacing w:after="0" w:line="228"/>
+              <w:spacing w:after="0" w:line="222"/>
               <w:jc w:val="left"/>
             </w:pPr>
             <w:r>
@@ -19269,7 +19269,7 @@
           </w:tcPr>
           <w:p>
             <w:pPr>
-              <w:spacing w:after="0" w:line="228"/>
+              <w:spacing w:after="0" w:line="222"/>
               <w:jc w:val="left"/>
             </w:pPr>
             <w:r>
@@ -19302,7 +19302,7 @@
           </w:tcPr>
           <w:p>
             <w:pPr>
-              <w:spacing w:after="0" w:line="228"/>
+              <w:spacing w:after="0" w:line="222"/>
               <w:jc w:val="left"/>
             </w:pPr>
             <w:r>
@@ -19330,7 +19330,7 @@
           </w:tcPr>
           <w:p>
             <w:pPr>
-              <w:spacing w:after="0" w:line="228"/>
+              <w:spacing w:after="0" w:line="222"/>
               <w:jc w:val="left"/>
             </w:pPr>
             <w:r>
@@ -19363,7 +19363,7 @@
           </w:tcPr>
           <w:p>
             <w:pPr>
-              <w:spacing w:after="0" w:line="228"/>
+              <w:spacing w:after="0" w:line="222"/>
               <w:jc w:val="left"/>
             </w:pPr>
             <w:r>
@@ -19391,7 +19391,7 @@
           </w:tcPr>
           <w:p>
             <w:pPr>
-              <w:spacing w:after="0" w:line="228"/>
+              <w:spacing w:after="0" w:line="222"/>
               <w:jc w:val="left"/>
             </w:pPr>
             <w:r>
